--- a/9 семестр/УПОС/ЛР2/ЛР2УПОС.docx
+++ b/9 семестр/УПОС/ЛР2/ЛР2УПОС.docx
@@ -233,7 +233,15 @@
         <w:t>Студент:</w:t>
       </w:r>
       <w:r>
-        <w:t xml:space="preserve"> Евсинейкин С.И.</w:t>
+        <w:t xml:space="preserve"> </w:t>
+      </w:r>
+      <w:proofErr w:type="spellStart"/>
+      <w:r>
+        <w:t>Евсинейкин</w:t>
+      </w:r>
+      <w:proofErr w:type="spellEnd"/>
+      <w:r>
+        <w:t xml:space="preserve"> С.И.</w:t>
       </w:r>
     </w:p>
     <w:p>
@@ -456,7 +464,23 @@
           <w:sz w:val="28"/>
           <w:szCs w:val="28"/>
         </w:rPr>
-        <w:t>нагрузки с помощью генератора сигналов, анализатора спектра и направленного ответвителя;</w:t>
+        <w:t xml:space="preserve">нагрузки с помощью генератора сигналов, анализатора спектра и направленного </w:t>
+      </w:r>
+      <w:proofErr w:type="spellStart"/>
+      <w:r>
+        <w:rPr>
+          <w:sz w:val="28"/>
+          <w:szCs w:val="28"/>
+        </w:rPr>
+        <w:t>ответвителя</w:t>
+      </w:r>
+      <w:proofErr w:type="spellEnd"/>
+      <w:r>
+        <w:rPr>
+          <w:sz w:val="28"/>
+          <w:szCs w:val="28"/>
+        </w:rPr>
+        <w:t>;</w:t>
       </w:r>
     </w:p>
     <w:p>
@@ -551,7 +575,23 @@
         <w:t xml:space="preserve"> </w:t>
       </w:r>
       <w:r>
-        <w:t>спектра –13 дБм. Рассчитайте мощность на выходе аттенюатора (Вт, дБм)</w:t>
+        <w:t xml:space="preserve">спектра –13 </w:t>
+      </w:r>
+      <w:proofErr w:type="spellStart"/>
+      <w:r>
+        <w:t>дБм</w:t>
+      </w:r>
+      <w:proofErr w:type="spellEnd"/>
+      <w:r>
+        <w:t xml:space="preserve">. Рассчитайте мощность на выходе аттенюатора (Вт, </w:t>
+      </w:r>
+      <w:proofErr w:type="spellStart"/>
+      <w:r>
+        <w:t>дБм</w:t>
+      </w:r>
+      <w:proofErr w:type="spellEnd"/>
+      <w:r>
+        <w:t>)</w:t>
       </w:r>
       <w:r>
         <w:t xml:space="preserve"> </w:t>
@@ -631,14 +671,27 @@
       <w:r>
         <w:t xml:space="preserve">Рисунок </w:t>
       </w:r>
-      <w:fldSimple w:instr=" SEQ Рисунок \* ARABIC ">
-        <w:r>
-          <w:rPr>
-            <w:noProof/>
-          </w:rPr>
-          <w:t>1</w:t>
-        </w:r>
-      </w:fldSimple>
+      <w:r>
+        <w:fldChar w:fldCharType="begin"/>
+      </w:r>
+      <w:r>
+        <w:instrText xml:space="preserve"> SEQ Рисунок \* ARABIC </w:instrText>
+      </w:r>
+      <w:r>
+        <w:fldChar w:fldCharType="separate"/>
+      </w:r>
+      <w:r>
+        <w:rPr>
+          <w:noProof/>
+        </w:rPr>
+        <w:t>1</w:t>
+      </w:r>
+      <w:r>
+        <w:rPr>
+          <w:noProof/>
+        </w:rPr>
+        <w:fldChar w:fldCharType="end"/>
+      </w:r>
       <w:r>
         <w:t xml:space="preserve"> – Система </w:t>
       </w:r>
@@ -1312,14 +1365,27 @@
       <w:r>
         <w:t xml:space="preserve">Рисунок </w:t>
       </w:r>
-      <w:fldSimple w:instr=" SEQ Рисунок \* ARABIC ">
-        <w:r>
-          <w:rPr>
-            <w:noProof/>
-          </w:rPr>
-          <w:t>2</w:t>
-        </w:r>
-      </w:fldSimple>
+      <w:r>
+        <w:fldChar w:fldCharType="begin"/>
+      </w:r>
+      <w:r>
+        <w:instrText xml:space="preserve"> SEQ Рисунок \* ARABIC </w:instrText>
+      </w:r>
+      <w:r>
+        <w:fldChar w:fldCharType="separate"/>
+      </w:r>
+      <w:r>
+        <w:rPr>
+          <w:noProof/>
+        </w:rPr>
+        <w:t>2</w:t>
+      </w:r>
+      <w:r>
+        <w:rPr>
+          <w:noProof/>
+        </w:rPr>
+        <w:fldChar w:fldCharType="end"/>
+      </w:r>
       <w:r>
         <w:t xml:space="preserve"> </w:t>
       </w:r>
@@ -1636,7 +1702,14 @@
                   <w:rFonts w:ascii="Cambria Math" w:hAnsi="Cambria Math"/>
                   <w:lang w:val="en-US"/>
                 </w:rPr>
-                <m:t>K+1</m:t>
+                <m:t>K</m:t>
+              </m:r>
+              <m:r>
+                <w:rPr>
+                  <w:rFonts w:ascii="Cambria Math" w:hAnsi="Cambria Math"/>
+                  <w:lang w:val="en-US"/>
+                </w:rPr>
+                <m:t>+1</m:t>
               </m:r>
             </m:num>
             <m:den>
@@ -1645,7 +1718,21 @@
                   <w:rFonts w:ascii="Cambria Math" w:hAnsi="Cambria Math"/>
                   <w:lang w:val="en-US"/>
                 </w:rPr>
-                <m:t>K-1</m:t>
+                <m:t>K</m:t>
+              </m:r>
+              <m:r>
+                <w:rPr>
+                  <w:rFonts w:ascii="Cambria Math" w:hAnsi="Cambria Math"/>
+                  <w:lang w:val="en-US"/>
+                </w:rPr>
+                <m:t>-</m:t>
+              </m:r>
+              <m:r>
+                <w:rPr>
+                  <w:rFonts w:ascii="Cambria Math" w:hAnsi="Cambria Math"/>
+                  <w:lang w:val="en-US"/>
+                </w:rPr>
+                <m:t>1</m:t>
               </m:r>
             </m:den>
           </m:f>
@@ -1806,7 +1893,13 @@
                 <w:rPr>
                   <w:rFonts w:ascii="Cambria Math" w:hAnsi="Cambria Math"/>
                 </w:rPr>
-                <m:t>-1</m:t>
+                <m:t>-</m:t>
+              </m:r>
+              <m:r>
+                <w:rPr>
+                  <w:rFonts w:ascii="Cambria Math" w:hAnsi="Cambria Math"/>
+                </w:rPr>
+                <m:t>1</m:t>
               </m:r>
             </m:num>
             <m:den>
@@ -1814,7 +1907,13 @@
                 <w:rPr>
                   <w:rFonts w:ascii="Cambria Math" w:hAnsi="Cambria Math"/>
                 </w:rPr>
-                <m:t>2K</m:t>
+                <m:t>2</m:t>
+              </m:r>
+              <m:r>
+                <w:rPr>
+                  <w:rFonts w:ascii="Cambria Math" w:hAnsi="Cambria Math"/>
+                </w:rPr>
+                <m:t>K</m:t>
               </m:r>
             </m:den>
           </m:f>
@@ -4011,14 +4110,27 @@
       <w:r>
         <w:t xml:space="preserve">Рисунок </w:t>
       </w:r>
-      <w:fldSimple w:instr=" SEQ Рисунок \* ARABIC ">
-        <w:r>
-          <w:rPr>
-            <w:noProof/>
-          </w:rPr>
-          <w:t>3</w:t>
-        </w:r>
-      </w:fldSimple>
+      <w:r>
+        <w:fldChar w:fldCharType="begin"/>
+      </w:r>
+      <w:r>
+        <w:instrText xml:space="preserve"> SEQ Рисунок \* ARABIC </w:instrText>
+      </w:r>
+      <w:r>
+        <w:fldChar w:fldCharType="separate"/>
+      </w:r>
+      <w:r>
+        <w:rPr>
+          <w:noProof/>
+        </w:rPr>
+        <w:t>3</w:t>
+      </w:r>
+      <w:r>
+        <w:rPr>
+          <w:noProof/>
+        </w:rPr>
+        <w:fldChar w:fldCharType="end"/>
+      </w:r>
       <w:r>
         <w:t xml:space="preserve"> - </w:t>
       </w:r>
@@ -4319,7 +4431,21 @@
                   <w:rFonts w:ascii="Cambria Math" w:hAnsi="Cambria Math"/>
                   <w:lang w:val="en-US"/>
                 </w:rPr>
-                <m:t>K-1</m:t>
+                <m:t>K</m:t>
+              </m:r>
+              <m:r>
+                <w:rPr>
+                  <w:rFonts w:ascii="Cambria Math" w:hAnsi="Cambria Math"/>
+                  <w:lang w:val="en-US"/>
+                </w:rPr>
+                <m:t>-</m:t>
+              </m:r>
+              <m:r>
+                <w:rPr>
+                  <w:rFonts w:ascii="Cambria Math" w:hAnsi="Cambria Math"/>
+                  <w:lang w:val="en-US"/>
+                </w:rPr>
+                <m:t>1</m:t>
               </m:r>
             </m:num>
             <m:den>
@@ -4328,7 +4454,14 @@
                   <w:rFonts w:ascii="Cambria Math" w:hAnsi="Cambria Math"/>
                   <w:lang w:val="en-US"/>
                 </w:rPr>
-                <m:t>K+1</m:t>
+                <m:t>K</m:t>
+              </m:r>
+              <m:r>
+                <w:rPr>
+                  <w:rFonts w:ascii="Cambria Math" w:hAnsi="Cambria Math"/>
+                  <w:lang w:val="en-US"/>
+                </w:rPr>
+                <m:t>+1</m:t>
               </m:r>
             </m:den>
           </m:f>
@@ -4527,7 +4660,14 @@
                   <w:rFonts w:ascii="Cambria Math" w:hAnsi="Cambria Math"/>
                   <w:lang w:val="en-US"/>
                 </w:rPr>
-                <m:t>-1</m:t>
+                <m:t>-</m:t>
+              </m:r>
+              <m:r>
+                <w:rPr>
+                  <w:rFonts w:ascii="Cambria Math" w:hAnsi="Cambria Math"/>
+                  <w:lang w:val="en-US"/>
+                </w:rPr>
+                <m:t>1</m:t>
               </m:r>
             </m:den>
           </m:f>
@@ -4559,7 +4699,16 @@
                 <w:rPr>
                   <w:rFonts w:ascii="Cambria Math" w:hAnsi="Cambria Math"/>
                 </w:rPr>
-                <m:t>∙5</m:t>
+                <m:t>∙</m:t>
+              </m:r>
+              <m:r>
+                <m:rPr>
+                  <m:sty m:val="p"/>
+                </m:rPr>
+                <w:rPr>
+                  <w:rFonts w:ascii="Cambria Math" w:hAnsi="Cambria Math"/>
+                </w:rPr>
+                <m:t>5</m:t>
               </m:r>
               <m:r>
                 <w:rPr>
@@ -4610,7 +4759,14 @@
                   <w:rFonts w:ascii="Cambria Math" w:hAnsi="Cambria Math"/>
                   <w:lang w:val="en-US"/>
                 </w:rPr>
-                <m:t>-1</m:t>
+                <m:t>-</m:t>
+              </m:r>
+              <m:r>
+                <w:rPr>
+                  <w:rFonts w:ascii="Cambria Math" w:hAnsi="Cambria Math"/>
+                  <w:lang w:val="en-US"/>
+                </w:rPr>
+                <m:t>1</m:t>
               </m:r>
             </m:den>
           </m:f>
@@ -6051,14 +6207,27 @@
       <w:r>
         <w:t xml:space="preserve">Рисунок </w:t>
       </w:r>
-      <w:fldSimple w:instr=" SEQ Рисунок \* ARABIC ">
-        <w:r>
-          <w:rPr>
-            <w:noProof/>
-          </w:rPr>
-          <w:t>4</w:t>
-        </w:r>
-      </w:fldSimple>
+      <w:r>
+        <w:fldChar w:fldCharType="begin"/>
+      </w:r>
+      <w:r>
+        <w:instrText xml:space="preserve"> SEQ Рисунок \* ARABIC </w:instrText>
+      </w:r>
+      <w:r>
+        <w:fldChar w:fldCharType="separate"/>
+      </w:r>
+      <w:r>
+        <w:rPr>
+          <w:noProof/>
+        </w:rPr>
+        <w:t>4</w:t>
+      </w:r>
+      <w:r>
+        <w:rPr>
+          <w:noProof/>
+        </w:rPr>
+        <w:fldChar w:fldCharType="end"/>
+      </w:r>
       <w:r>
         <w:t xml:space="preserve"> - Резистивный делитель 1:2</w:t>
       </w:r>
@@ -7834,14 +8003,27 @@
       <w:r>
         <w:t xml:space="preserve">Рисунок </w:t>
       </w:r>
-      <w:fldSimple w:instr=" SEQ Рисунок \* ARABIC ">
-        <w:r>
-          <w:rPr>
-            <w:noProof/>
-          </w:rPr>
-          <w:t>5</w:t>
-        </w:r>
-      </w:fldSimple>
+      <w:r>
+        <w:fldChar w:fldCharType="begin"/>
+      </w:r>
+      <w:r>
+        <w:instrText xml:space="preserve"> SEQ Рисунок \* ARABIC </w:instrText>
+      </w:r>
+      <w:r>
+        <w:fldChar w:fldCharType="separate"/>
+      </w:r>
+      <w:r>
+        <w:rPr>
+          <w:noProof/>
+        </w:rPr>
+        <w:t>5</w:t>
+      </w:r>
+      <w:r>
+        <w:rPr>
+          <w:noProof/>
+        </w:rPr>
+        <w:fldChar w:fldCharType="end"/>
+      </w:r>
       <w:r>
         <w:t xml:space="preserve"> – Делитель мощности с ненагруженным выходом</w:t>
       </w:r>
@@ -8911,7 +9093,13 @@
             <w:rPr>
               <w:rFonts w:ascii="Cambria Math" w:eastAsiaTheme="minorEastAsia" w:hAnsi="Cambria Math"/>
             </w:rPr>
-            <m:t>-10</m:t>
+            <m:t>-</m:t>
+          </m:r>
+          <m:r>
+            <w:rPr>
+              <w:rFonts w:ascii="Cambria Math" w:eastAsiaTheme="minorEastAsia" w:hAnsi="Cambria Math"/>
+            </w:rPr>
+            <m:t>10</m:t>
           </m:r>
           <m:func>
             <m:funcPr>
@@ -9979,7 +10167,21 @@
         <w:rPr>
           <w:rFonts w:eastAsiaTheme="minorEastAsia"/>
         </w:rPr>
-        <w:t>Групповое время задержки (ГВЗ) характеризует задержку огибающей сигнала при прохождении через фильтр и определяется производной фазочастотной характеристики по угловой частоте:</w:t>
+        <w:t xml:space="preserve">Групповое время задержки (ГВЗ) характеризует задержку огибающей сигнала при прохождении через фильтр и определяется производной </w:t>
+      </w:r>
+      <w:proofErr w:type="spellStart"/>
+      <w:r>
+        <w:rPr>
+          <w:rFonts w:eastAsiaTheme="minorEastAsia"/>
+        </w:rPr>
+        <w:t>фазочастотной</w:t>
+      </w:r>
+      <w:proofErr w:type="spellEnd"/>
+      <w:r>
+        <w:rPr>
+          <w:rFonts w:eastAsiaTheme="minorEastAsia"/>
+        </w:rPr>
+        <w:t xml:space="preserve"> характеристики по угловой частоте:</w:t>
       </w:r>
     </w:p>
     <w:p>
@@ -10320,9 +10522,6 @@
     <w:p>
       <w:pPr>
         <w:ind w:firstLine="709"/>
-        <w:rPr>
-          <w:rFonts w:eastAsiaTheme="minorEastAsia"/>
-        </w:rPr>
       </w:pPr>
       <m:oMathPara>
         <m:oMath>
@@ -10349,12 +10548,6 @@
                   <w:rFonts w:ascii="Cambria Math" w:hAnsi="Cambria Math"/>
                 </w:rPr>
                 <m:t>каб</m:t>
-              </m:r>
-              <m:r>
-                <w:rPr>
-                  <w:rFonts w:ascii="Cambria Math" w:hAnsi="Cambria Math"/>
-                </w:rPr>
-                <m:t>1</m:t>
               </m:r>
             </m:sub>
           </m:sSub>
@@ -10412,6 +10605,7 @@
                     <w:rPr>
                       <w:rFonts w:ascii="Cambria Math" w:hAnsi="Cambria Math"/>
                       <w:i/>
+                      <w:lang w:val="en-US"/>
                     </w:rPr>
                   </m:ctrlPr>
                 </m:sSubPr>
@@ -10419,9 +10613,16 @@
                   <m:r>
                     <w:rPr>
                       <w:rFonts w:ascii="Cambria Math" w:hAnsi="Cambria Math"/>
+                      <w:lang w:val="en-US"/>
                     </w:rPr>
                     <m:t>P</m:t>
                   </m:r>
+                  <m:ctrlPr>
+                    <w:rPr>
+                      <w:rFonts w:ascii="Cambria Math" w:hAnsi="Cambria Math"/>
+                      <w:i/>
+                    </w:rPr>
+                  </m:ctrlPr>
                 </m:e>
                 <m:sub>
                   <m:r>
@@ -10478,26 +10679,7 @@
             <w:rPr>
               <w:rFonts w:ascii="Cambria Math" w:hAnsi="Cambria Math"/>
             </w:rPr>
-            <m:t>=</m:t>
-          </m:r>
-          <m:r>
-            <w:rPr>
-              <w:rFonts w:ascii="Cambria Math" w:hAnsi="Cambria Math"/>
-            </w:rPr>
-            <m:t>0</m:t>
-          </m:r>
-          <m:r>
-            <w:rPr>
-              <w:rFonts w:ascii="Cambria Math" w:hAnsi="Cambria Math"/>
-              <w:lang w:val="en-US"/>
-            </w:rPr>
-            <m:t xml:space="preserve"> </m:t>
-          </m:r>
-          <m:r>
-            <w:rPr>
-              <w:rFonts w:ascii="Cambria Math" w:hAnsi="Cambria Math"/>
-            </w:rPr>
-            <m:t>дБм-</m:t>
+            <m:t>=0дБм-</m:t>
           </m:r>
           <m:d>
             <m:dPr>
@@ -10513,7 +10695,7 @@
                 <w:rPr>
                   <w:rFonts w:ascii="Cambria Math" w:hAnsi="Cambria Math"/>
                 </w:rPr>
-                <m:t>-11.92</m:t>
+                <m:t>11.62</m:t>
               </m:r>
             </m:e>
           </m:d>
@@ -10521,280 +10703,10 @@
             <w:rPr>
               <w:rFonts w:ascii="Cambria Math" w:hAnsi="Cambria Math"/>
             </w:rPr>
-            <m:t xml:space="preserve">дБм-10=1.92 </m:t>
-          </m:r>
-          <m:r>
-            <w:rPr>
-              <w:rFonts w:ascii="Cambria Math" w:hAnsi="Cambria Math"/>
-            </w:rPr>
-            <m:t>дБ</m:t>
+            <m:t>дБм-10=1.62 дБ</m:t>
           </m:r>
         </m:oMath>
       </m:oMathPara>
-    </w:p>
-    <w:p>
-      <w:pPr>
-        <w:ind w:firstLine="709"/>
-      </w:pPr>
-      <m:oMathPara>
-        <m:oMath>
-          <m:sSub>
-            <m:sSubPr>
-              <m:ctrlPr>
-                <w:rPr>
-                  <w:rFonts w:ascii="Cambria Math" w:hAnsi="Cambria Math"/>
-                  <w:i/>
-                </w:rPr>
-              </m:ctrlPr>
-            </m:sSubPr>
-            <m:e>
-              <m:r>
-                <w:rPr>
-                  <w:rFonts w:ascii="Cambria Math" w:hAnsi="Cambria Math"/>
-                </w:rPr>
-                <m:t>L</m:t>
-              </m:r>
-            </m:e>
-            <m:sub>
-              <m:r>
-                <w:rPr>
-                  <w:rFonts w:ascii="Cambria Math" w:hAnsi="Cambria Math"/>
-                </w:rPr>
-                <m:t>каб</m:t>
-              </m:r>
-              <m:r>
-                <w:rPr>
-                  <w:rFonts w:ascii="Cambria Math" w:hAnsi="Cambria Math"/>
-                </w:rPr>
-                <m:t>2</m:t>
-              </m:r>
-            </m:sub>
-          </m:sSub>
-          <m:r>
-            <w:rPr>
-              <w:rFonts w:ascii="Cambria Math" w:hAnsi="Cambria Math"/>
-            </w:rPr>
-            <m:t>=</m:t>
-          </m:r>
-          <m:d>
-            <m:dPr>
-              <m:ctrlPr>
-                <w:rPr>
-                  <w:rFonts w:ascii="Cambria Math" w:hAnsi="Cambria Math"/>
-                  <w:i/>
-                </w:rPr>
-              </m:ctrlPr>
-            </m:dPr>
-            <m:e>
-              <m:sSub>
-                <m:sSubPr>
-                  <m:ctrlPr>
-                    <w:rPr>
-                      <w:rFonts w:ascii="Cambria Math" w:hAnsi="Cambria Math"/>
-                      <w:i/>
-                    </w:rPr>
-                  </m:ctrlPr>
-                </m:sSubPr>
-                <m:e>
-                  <m:r>
-                    <w:rPr>
-                      <w:rFonts w:ascii="Cambria Math" w:hAnsi="Cambria Math"/>
-                    </w:rPr>
-                    <m:t>P</m:t>
-                  </m:r>
-                </m:e>
-                <m:sub>
-                  <m:r>
-                    <w:rPr>
-                      <w:rFonts w:ascii="Cambria Math" w:hAnsi="Cambria Math"/>
-                    </w:rPr>
-                    <m:t>ан</m:t>
-                  </m:r>
-                </m:sub>
-              </m:sSub>
-              <m:r>
-                <w:rPr>
-                  <w:rFonts w:ascii="Cambria Math" w:hAnsi="Cambria Math"/>
-                </w:rPr>
-                <m:t>-</m:t>
-              </m:r>
-              <m:sSub>
-                <m:sSubPr>
-                  <m:ctrlPr>
-                    <w:rPr>
-                      <w:rFonts w:ascii="Cambria Math" w:hAnsi="Cambria Math"/>
-                      <w:i/>
-                      <w:lang w:val="en-US"/>
-                    </w:rPr>
-                  </m:ctrlPr>
-                </m:sSubPr>
-                <m:e>
-                  <m:r>
-                    <w:rPr>
-                      <w:rFonts w:ascii="Cambria Math" w:hAnsi="Cambria Math"/>
-                      <w:lang w:val="en-US"/>
-                    </w:rPr>
-                    <m:t>P</m:t>
-                  </m:r>
-                  <m:ctrlPr>
-                    <w:rPr>
-                      <w:rFonts w:ascii="Cambria Math" w:hAnsi="Cambria Math"/>
-                      <w:i/>
-                    </w:rPr>
-                  </m:ctrlPr>
-                </m:e>
-                <m:sub>
-                  <m:r>
-                    <w:rPr>
-                      <w:rFonts w:ascii="Cambria Math" w:hAnsi="Cambria Math"/>
-                    </w:rPr>
-                    <m:t>ан</m:t>
-                  </m:r>
-                </m:sub>
-              </m:sSub>
-            </m:e>
-          </m:d>
-          <m:r>
-            <w:rPr>
-              <w:rFonts w:ascii="Cambria Math" w:hAnsi="Cambria Math"/>
-            </w:rPr>
-            <m:t>-</m:t>
-          </m:r>
-          <m:sSub>
-            <m:sSubPr>
-              <m:ctrlPr>
-                <w:rPr>
-                  <w:rFonts w:ascii="Cambria Math" w:hAnsi="Cambria Math"/>
-                  <w:i/>
-                  <w:lang w:val="en-US"/>
-                </w:rPr>
-              </m:ctrlPr>
-            </m:sSubPr>
-            <m:e>
-              <m:r>
-                <w:rPr>
-                  <w:rFonts w:ascii="Cambria Math" w:hAnsi="Cambria Math"/>
-                  <w:lang w:val="en-US"/>
-                </w:rPr>
-                <m:t>L</m:t>
-              </m:r>
-              <m:ctrlPr>
-                <w:rPr>
-                  <w:rFonts w:ascii="Cambria Math" w:hAnsi="Cambria Math"/>
-                  <w:i/>
-                </w:rPr>
-              </m:ctrlPr>
-            </m:e>
-            <m:sub>
-              <m:r>
-                <w:rPr>
-                  <w:rFonts w:ascii="Cambria Math" w:hAnsi="Cambria Math"/>
-                </w:rPr>
-                <m:t>атт</m:t>
-              </m:r>
-            </m:sub>
-          </m:sSub>
-          <m:r>
-            <w:rPr>
-              <w:rFonts w:ascii="Cambria Math" w:hAnsi="Cambria Math"/>
-            </w:rPr>
-            <m:t>=</m:t>
-          </m:r>
-          <m:r>
-            <w:rPr>
-              <w:rFonts w:ascii="Cambria Math" w:hAnsi="Cambria Math"/>
-            </w:rPr>
-            <m:t>0</m:t>
-          </m:r>
-          <m:r>
-            <w:rPr>
-              <w:rFonts w:ascii="Cambria Math" w:hAnsi="Cambria Math"/>
-            </w:rPr>
-            <m:t>дБм-</m:t>
-          </m:r>
-          <m:d>
-            <m:dPr>
-              <m:ctrlPr>
-                <w:rPr>
-                  <w:rFonts w:ascii="Cambria Math" w:hAnsi="Cambria Math"/>
-                  <w:i/>
-                </w:rPr>
-              </m:ctrlPr>
-            </m:dPr>
-            <m:e>
-              <m:r>
-                <w:rPr>
-                  <w:rFonts w:ascii="Cambria Math" w:hAnsi="Cambria Math"/>
-                </w:rPr>
-                <m:t>11.</m:t>
-              </m:r>
-              <m:r>
-                <w:rPr>
-                  <w:rFonts w:ascii="Cambria Math" w:hAnsi="Cambria Math"/>
-                </w:rPr>
-                <m:t>6</m:t>
-              </m:r>
-              <m:r>
-                <w:rPr>
-                  <w:rFonts w:ascii="Cambria Math" w:hAnsi="Cambria Math"/>
-                </w:rPr>
-                <m:t>2</m:t>
-              </m:r>
-            </m:e>
-          </m:d>
-          <m:r>
-            <w:rPr>
-              <w:rFonts w:ascii="Cambria Math" w:hAnsi="Cambria Math"/>
-            </w:rPr>
-            <m:t>дБм</m:t>
-          </m:r>
-          <m:r>
-            <w:rPr>
-              <w:rFonts w:ascii="Cambria Math" w:hAnsi="Cambria Math"/>
-            </w:rPr>
-            <m:t>-10</m:t>
-          </m:r>
-          <m:r>
-            <w:rPr>
-              <w:rFonts w:ascii="Cambria Math" w:hAnsi="Cambria Math"/>
-            </w:rPr>
-            <m:t>=</m:t>
-          </m:r>
-          <m:r>
-            <w:rPr>
-              <w:rFonts w:ascii="Cambria Math" w:hAnsi="Cambria Math"/>
-            </w:rPr>
-            <m:t>1</m:t>
-          </m:r>
-          <m:r>
-            <w:rPr>
-              <w:rFonts w:ascii="Cambria Math" w:hAnsi="Cambria Math"/>
-            </w:rPr>
-            <m:t>.</m:t>
-          </m:r>
-          <m:r>
-            <w:rPr>
-              <w:rFonts w:ascii="Cambria Math" w:hAnsi="Cambria Math"/>
-            </w:rPr>
-            <m:t>6</m:t>
-          </m:r>
-          <m:r>
-            <w:rPr>
-              <w:rFonts w:ascii="Cambria Math" w:hAnsi="Cambria Math"/>
-            </w:rPr>
-            <m:t>2 дБ</m:t>
-          </m:r>
-        </m:oMath>
-      </m:oMathPara>
-    </w:p>
-    <w:p>
-      <w:r>
-        <w:tab/>
-        <w:t>Оценка состояния кабеля</w:t>
-      </w:r>
-      <w:r>
-        <w:t>: ---</w:t>
-      </w:r>
     </w:p>
     <w:p>
       <w:pPr>
@@ -10896,14 +10808,27 @@
       <w:r>
         <w:t xml:space="preserve">Рисунок </w:t>
       </w:r>
-      <w:fldSimple w:instr=" SEQ Рисунок \* ARABIC ">
-        <w:r>
-          <w:rPr>
-            <w:noProof/>
-          </w:rPr>
-          <w:t>6</w:t>
-        </w:r>
-      </w:fldSimple>
+      <w:r>
+        <w:fldChar w:fldCharType="begin"/>
+      </w:r>
+      <w:r>
+        <w:instrText xml:space="preserve"> SEQ Рисунок \* ARABIC </w:instrText>
+      </w:r>
+      <w:r>
+        <w:fldChar w:fldCharType="separate"/>
+      </w:r>
+      <w:r>
+        <w:rPr>
+          <w:noProof/>
+        </w:rPr>
+        <w:t>6</w:t>
+      </w:r>
+      <w:r>
+        <w:rPr>
+          <w:noProof/>
+        </w:rPr>
+        <w:fldChar w:fldCharType="end"/>
+      </w:r>
       <w:r>
         <w:t xml:space="preserve"> </w:t>
       </w:r>
@@ -10928,7 +10853,15 @@
         <w:t>м</w:t>
       </w:r>
       <w:r>
-        <w:t xml:space="preserve"> мощность сигнала генератора +10 дБм. Выб</w:t>
+        <w:t xml:space="preserve"> мощность сигнала генератора +10 </w:t>
+      </w:r>
+      <w:proofErr w:type="spellStart"/>
+      <w:r>
+        <w:t>дБм</w:t>
+      </w:r>
+      <w:proofErr w:type="spellEnd"/>
+      <w:r>
+        <w:t>. Выб</w:t>
       </w:r>
       <w:r>
         <w:t>ерем</w:t>
@@ -11053,14 +10986,27 @@
       <w:r>
         <w:t xml:space="preserve">Рисунок </w:t>
       </w:r>
-      <w:fldSimple w:instr=" SEQ Рисунок \* ARABIC ">
-        <w:r>
-          <w:rPr>
-            <w:noProof/>
-          </w:rPr>
-          <w:t>7</w:t>
-        </w:r>
-      </w:fldSimple>
+      <w:r>
+        <w:fldChar w:fldCharType="begin"/>
+      </w:r>
+      <w:r>
+        <w:instrText xml:space="preserve"> SEQ Рисунок \* ARABIC </w:instrText>
+      </w:r>
+      <w:r>
+        <w:fldChar w:fldCharType="separate"/>
+      </w:r>
+      <w:r>
+        <w:rPr>
+          <w:noProof/>
+        </w:rPr>
+        <w:t>7</w:t>
+      </w:r>
+      <w:r>
+        <w:rPr>
+          <w:noProof/>
+        </w:rPr>
+        <w:fldChar w:fldCharType="end"/>
+      </w:r>
       <w:r>
         <w:t xml:space="preserve"> </w:t>
       </w:r>
@@ -11118,7 +11064,19 @@
             <w:rPr>
               <w:rFonts w:ascii="Cambria Math" w:hAnsi="Cambria Math"/>
             </w:rPr>
-            <m:t xml:space="preserve">(f) = </m:t>
+            <m:t>(</m:t>
+          </m:r>
+          <m:r>
+            <w:rPr>
+              <w:rFonts w:ascii="Cambria Math" w:hAnsi="Cambria Math"/>
+            </w:rPr>
+            <m:t>f</m:t>
+          </m:r>
+          <m:r>
+            <w:rPr>
+              <w:rFonts w:ascii="Cambria Math" w:hAnsi="Cambria Math"/>
+            </w:rPr>
+            <m:t xml:space="preserve">) = </m:t>
           </m:r>
           <m:sSub>
             <m:sSubPr>
@@ -11150,7 +11108,19 @@
             <w:rPr>
               <w:rFonts w:ascii="Cambria Math" w:hAnsi="Cambria Math"/>
             </w:rPr>
-            <m:t xml:space="preserve">(f) - </m:t>
+            <m:t>(</m:t>
+          </m:r>
+          <m:r>
+            <w:rPr>
+              <w:rFonts w:ascii="Cambria Math" w:hAnsi="Cambria Math"/>
+            </w:rPr>
+            <m:t>f</m:t>
+          </m:r>
+          <m:r>
+            <w:rPr>
+              <w:rFonts w:ascii="Cambria Math" w:hAnsi="Cambria Math"/>
+            </w:rPr>
+            <m:t xml:space="preserve">) - </m:t>
           </m:r>
           <m:sSub>
             <m:sSubPr>
@@ -11182,1521 +11152,23 @@
             <w:rPr>
               <w:rFonts w:ascii="Cambria Math" w:hAnsi="Cambria Math"/>
             </w:rPr>
-            <m:t>(f)</m:t>
+            <m:t>(</m:t>
+          </m:r>
+          <m:r>
+            <w:rPr>
+              <w:rFonts w:ascii="Cambria Math" w:hAnsi="Cambria Math"/>
+            </w:rPr>
+            <m:t>f</m:t>
+          </m:r>
+          <m:r>
+            <w:rPr>
+              <w:rFonts w:ascii="Cambria Math" w:hAnsi="Cambria Math"/>
+            </w:rPr>
+            <m:t>)</m:t>
           </m:r>
         </m:oMath>
       </m:oMathPara>
     </w:p>
-    <w:p>
-      <w:pPr>
-        <w:spacing w:after="120" w:line="240" w:lineRule="auto"/>
-        <w:rPr>
-          <w:sz w:val="24"/>
-          <w:szCs w:val="22"/>
-        </w:rPr>
-      </w:pPr>
-      <w:r>
-        <w:rPr>
-          <w:sz w:val="24"/>
-          <w:szCs w:val="22"/>
-        </w:rPr>
-        <w:t xml:space="preserve">Таблица 1 </w:t>
-      </w:r>
-      <w:r>
-        <w:rPr>
-          <w:sz w:val="24"/>
-          <w:szCs w:val="22"/>
-        </w:rPr>
-        <w:t>–</w:t>
-      </w:r>
-      <w:r>
-        <w:rPr>
-          <w:sz w:val="24"/>
-          <w:szCs w:val="22"/>
-        </w:rPr>
-        <w:t xml:space="preserve"> </w:t>
-      </w:r>
-      <w:r>
-        <w:rPr>
-          <w:sz w:val="24"/>
-          <w:szCs w:val="22"/>
-        </w:rPr>
-        <w:t>Измерение и расчёт</w:t>
-      </w:r>
-      <w:r>
-        <w:rPr>
-          <w:sz w:val="24"/>
-          <w:szCs w:val="22"/>
-        </w:rPr>
-        <w:t xml:space="preserve"> АЧХ фильтра</w:t>
-      </w:r>
-    </w:p>
-    <w:tbl>
-      <w:tblPr>
-        <w:tblW w:w="0" w:type="auto"/>
-        <w:jc w:val="center"/>
-        <w:tblBorders>
-          <w:top w:val="single" w:sz="6" w:space="0" w:color="000000"/>
-          <w:left w:val="single" w:sz="6" w:space="0" w:color="000000"/>
-          <w:bottom w:val="single" w:sz="6" w:space="0" w:color="000000"/>
-          <w:right w:val="single" w:sz="6" w:space="0" w:color="000000"/>
-          <w:insideH w:val="single" w:sz="6" w:space="0" w:color="000000"/>
-          <w:insideV w:val="single" w:sz="6" w:space="0" w:color="000000"/>
-        </w:tblBorders>
-        <w:tblLook w:val="04A0" w:firstRow="1" w:lastRow="0" w:firstColumn="1" w:lastColumn="0" w:noHBand="0" w:noVBand="1"/>
-      </w:tblPr>
-      <w:tblGrid>
-        <w:gridCol w:w="1410"/>
-        <w:gridCol w:w="2325"/>
-        <w:gridCol w:w="1868"/>
-        <w:gridCol w:w="1869"/>
-        <w:gridCol w:w="1867"/>
-      </w:tblGrid>
-      <w:tr>
-        <w:trPr>
-          <w:tblHeader/>
-          <w:jc w:val="center"/>
-        </w:trPr>
-        <w:tc>
-          <w:tcPr>
-            <w:tcW w:w="1410" w:type="dxa"/>
-            <w:tcBorders>
-              <w:top w:val="single" w:sz="6" w:space="0" w:color="000000"/>
-              <w:left w:val="single" w:sz="6" w:space="0" w:color="000000"/>
-              <w:bottom w:val="single" w:sz="6" w:space="0" w:color="000000"/>
-              <w:right w:val="single" w:sz="6" w:space="0" w:color="000000"/>
-            </w:tcBorders>
-            <w:vAlign w:val="center"/>
-            <w:hideMark/>
-          </w:tcPr>
-          <w:p>
-            <w:pPr>
-              <w:spacing w:line="240" w:lineRule="auto"/>
-              <w:jc w:val="center"/>
-              <w:rPr>
-                <w:bCs/>
-                <w:sz w:val="24"/>
-              </w:rPr>
-            </w:pPr>
-            <m:oMath>
-              <m:r>
-                <w:rPr>
-                  <w:rFonts w:ascii="Cambria Math" w:hAnsi="Cambria Math"/>
-                  <w:sz w:val="24"/>
-                </w:rPr>
-                <m:t>f</m:t>
-              </m:r>
-            </m:oMath>
-            <w:r>
-              <w:rPr>
-                <w:bCs/>
-                <w:sz w:val="24"/>
-              </w:rPr>
-              <w:t>, МГц</w:t>
-            </w:r>
-          </w:p>
-        </w:tc>
-        <w:tc>
-          <w:tcPr>
-            <w:tcW w:w="2325" w:type="dxa"/>
-            <w:tcBorders>
-              <w:top w:val="single" w:sz="6" w:space="0" w:color="000000"/>
-              <w:left w:val="single" w:sz="6" w:space="0" w:color="000000"/>
-              <w:bottom w:val="single" w:sz="6" w:space="0" w:color="000000"/>
-              <w:right w:val="single" w:sz="6" w:space="0" w:color="000000"/>
-            </w:tcBorders>
-            <w:vAlign w:val="center"/>
-            <w:hideMark/>
-          </w:tcPr>
-          <w:p>
-            <w:pPr>
-              <w:spacing w:line="240" w:lineRule="auto"/>
-              <w:jc w:val="center"/>
-              <w:rPr>
-                <w:bCs/>
-                <w:sz w:val="24"/>
-              </w:rPr>
-            </w:pPr>
-            <w:r>
-              <w:rPr>
-                <w:bCs/>
-                <w:sz w:val="24"/>
-              </w:rPr>
-              <w:t xml:space="preserve">Span / RBW </w:t>
-            </w:r>
-            <w:r>
-              <w:rPr>
-                <w:bCs/>
-                <w:sz w:val="24"/>
-                <w:lang w:val="en-US"/>
-              </w:rPr>
-              <w:t>/</w:t>
-            </w:r>
-            <w:r>
-              <w:rPr>
-                <w:bCs/>
-                <w:sz w:val="24"/>
-              </w:rPr>
-              <w:t xml:space="preserve"> VBW</w:t>
-            </w:r>
-          </w:p>
-        </w:tc>
-        <w:tc>
-          <w:tcPr>
-            <w:tcW w:w="1868" w:type="dxa"/>
-            <w:tcBorders>
-              <w:top w:val="single" w:sz="6" w:space="0" w:color="000000"/>
-              <w:left w:val="single" w:sz="6" w:space="0" w:color="000000"/>
-              <w:bottom w:val="single" w:sz="6" w:space="0" w:color="000000"/>
-              <w:right w:val="single" w:sz="6" w:space="0" w:color="000000"/>
-            </w:tcBorders>
-            <w:vAlign w:val="center"/>
-            <w:hideMark/>
-          </w:tcPr>
-          <w:p>
-            <w:pPr>
-              <w:spacing w:line="240" w:lineRule="auto"/>
-              <w:jc w:val="center"/>
-              <w:rPr>
-                <w:bCs/>
-                <w:sz w:val="24"/>
-              </w:rPr>
-            </w:pPr>
-            <m:oMath>
-              <m:sSub>
-                <m:sSubPr>
-                  <m:ctrlPr>
-                    <w:rPr>
-                      <w:rFonts w:ascii="Cambria Math" w:hAnsi="Cambria Math"/>
-                      <w:i/>
-                      <w:sz w:val="24"/>
-                    </w:rPr>
-                  </m:ctrlPr>
-                </m:sSubPr>
-                <m:e>
-                  <m:r>
-                    <w:rPr>
-                      <w:rFonts w:ascii="Cambria Math" w:hAnsi="Cambria Math"/>
-                      <w:sz w:val="24"/>
-                    </w:rPr>
-                    <m:t>P</m:t>
-                  </m:r>
-                </m:e>
-                <m:sub>
-                  <m:r>
-                    <w:rPr>
-                      <w:rFonts w:ascii="Cambria Math" w:hAnsi="Cambria Math"/>
-                      <w:sz w:val="24"/>
-                    </w:rPr>
-                    <m:t>фильтр</m:t>
-                  </m:r>
-                </m:sub>
-              </m:sSub>
-            </m:oMath>
-            <w:r>
-              <w:rPr>
-                <w:bCs/>
-                <w:sz w:val="24"/>
-              </w:rPr>
-              <w:t>, дБм</w:t>
-            </w:r>
-          </w:p>
-        </w:tc>
-        <w:tc>
-          <w:tcPr>
-            <w:tcW w:w="1869" w:type="dxa"/>
-            <w:tcBorders>
-              <w:top w:val="single" w:sz="6" w:space="0" w:color="000000"/>
-              <w:left w:val="single" w:sz="6" w:space="0" w:color="000000"/>
-              <w:bottom w:val="single" w:sz="6" w:space="0" w:color="000000"/>
-              <w:right w:val="single" w:sz="6" w:space="0" w:color="000000"/>
-            </w:tcBorders>
-            <w:vAlign w:val="center"/>
-            <w:hideMark/>
-          </w:tcPr>
-          <w:p>
-            <w:pPr>
-              <w:spacing w:line="240" w:lineRule="auto"/>
-              <w:jc w:val="center"/>
-              <w:rPr>
-                <w:bCs/>
-                <w:sz w:val="24"/>
-              </w:rPr>
-            </w:pPr>
-            <m:oMath>
-              <m:sSub>
-                <m:sSubPr>
-                  <m:ctrlPr>
-                    <w:rPr>
-                      <w:rFonts w:ascii="Cambria Math" w:hAnsi="Cambria Math"/>
-                      <w:i/>
-                      <w:sz w:val="24"/>
-                    </w:rPr>
-                  </m:ctrlPr>
-                </m:sSubPr>
-                <m:e>
-                  <m:r>
-                    <w:rPr>
-                      <w:rFonts w:ascii="Cambria Math" w:hAnsi="Cambria Math"/>
-                      <w:sz w:val="24"/>
-                    </w:rPr>
-                    <m:t>P</m:t>
-                  </m:r>
-                </m:e>
-                <m:sub>
-                  <m:r>
-                    <w:rPr>
-                      <w:rFonts w:ascii="Cambria Math" w:hAnsi="Cambria Math"/>
-                      <w:sz w:val="24"/>
-                    </w:rPr>
-                    <m:t>безфильтра</m:t>
-                  </m:r>
-                </m:sub>
-              </m:sSub>
-            </m:oMath>
-            <w:r>
-              <w:rPr>
-                <w:bCs/>
-                <w:sz w:val="24"/>
-              </w:rPr>
-              <w:t>, дБм</w:t>
-            </w:r>
-          </w:p>
-        </w:tc>
-        <w:tc>
-          <w:tcPr>
-            <w:tcW w:w="1867" w:type="dxa"/>
-            <w:tcBorders>
-              <w:top w:val="single" w:sz="6" w:space="0" w:color="000000"/>
-              <w:left w:val="single" w:sz="6" w:space="0" w:color="000000"/>
-              <w:bottom w:val="single" w:sz="6" w:space="0" w:color="000000"/>
-              <w:right w:val="single" w:sz="6" w:space="0" w:color="000000"/>
-            </w:tcBorders>
-            <w:vAlign w:val="center"/>
-            <w:hideMark/>
-          </w:tcPr>
-          <w:p>
-            <w:pPr>
-              <w:spacing w:line="240" w:lineRule="auto"/>
-              <w:jc w:val="center"/>
-              <w:rPr>
-                <w:bCs/>
-                <w:sz w:val="24"/>
-              </w:rPr>
-            </w:pPr>
-            <m:oMath>
-              <m:sSub>
-                <m:sSubPr>
-                  <m:ctrlPr>
-                    <w:rPr>
-                      <w:rFonts w:ascii="Cambria Math" w:hAnsi="Cambria Math"/>
-                      <w:bCs/>
-                      <w:i/>
-                      <w:sz w:val="24"/>
-                      <w:lang w:val="en-US"/>
-                    </w:rPr>
-                  </m:ctrlPr>
-                </m:sSubPr>
-                <m:e>
-                  <m:r>
-                    <w:rPr>
-                      <w:rFonts w:ascii="Cambria Math" w:hAnsi="Cambria Math"/>
-                      <w:sz w:val="24"/>
-                    </w:rPr>
-                    <m:t>S</m:t>
-                  </m:r>
-                  <m:ctrlPr>
-                    <w:rPr>
-                      <w:rFonts w:ascii="Cambria Math" w:hAnsi="Cambria Math"/>
-                      <w:bCs/>
-                      <w:i/>
-                      <w:sz w:val="24"/>
-                    </w:rPr>
-                  </m:ctrlPr>
-                </m:e>
-                <m:sub>
-                  <m:r>
-                    <w:rPr>
-                      <w:rFonts w:ascii="Cambria Math" w:hAnsi="Cambria Math"/>
-                      <w:sz w:val="24"/>
-                      <w:lang w:val="en-US"/>
-                    </w:rPr>
-                    <m:t>21</m:t>
-                  </m:r>
-                </m:sub>
-              </m:sSub>
-            </m:oMath>
-            <w:r>
-              <w:rPr>
-                <w:bCs/>
-                <w:sz w:val="24"/>
-              </w:rPr>
-              <w:t>, дБ</w:t>
-            </w:r>
-          </w:p>
-        </w:tc>
-      </w:tr>
-      <w:tr>
-        <w:trPr>
-          <w:trHeight w:val="351"/>
-          <w:jc w:val="center"/>
-        </w:trPr>
-        <w:tc>
-          <w:tcPr>
-            <w:tcW w:w="1410" w:type="dxa"/>
-            <w:tcBorders>
-              <w:top w:val="single" w:sz="6" w:space="0" w:color="000000"/>
-              <w:left w:val="single" w:sz="6" w:space="0" w:color="000000"/>
-              <w:bottom w:val="single" w:sz="6" w:space="0" w:color="000000"/>
-              <w:right w:val="single" w:sz="6" w:space="0" w:color="000000"/>
-            </w:tcBorders>
-            <w:vAlign w:val="center"/>
-          </w:tcPr>
-          <w:p>
-            <w:pPr>
-              <w:spacing w:line="240" w:lineRule="auto"/>
-              <w:jc w:val="center"/>
-              <w:rPr>
-                <w:bCs/>
-                <w:sz w:val="24"/>
-              </w:rPr>
-            </w:pPr>
-          </w:p>
-        </w:tc>
-        <w:tc>
-          <w:tcPr>
-            <w:tcW w:w="2325" w:type="dxa"/>
-            <w:tcBorders>
-              <w:top w:val="single" w:sz="6" w:space="0" w:color="000000"/>
-              <w:left w:val="single" w:sz="6" w:space="0" w:color="000000"/>
-              <w:bottom w:val="single" w:sz="6" w:space="0" w:color="000000"/>
-              <w:right w:val="single" w:sz="6" w:space="0" w:color="000000"/>
-            </w:tcBorders>
-            <w:vAlign w:val="center"/>
-          </w:tcPr>
-          <w:p>
-            <w:pPr>
-              <w:spacing w:line="240" w:lineRule="auto"/>
-              <w:jc w:val="center"/>
-              <w:rPr>
-                <w:bCs/>
-                <w:sz w:val="24"/>
-              </w:rPr>
-            </w:pPr>
-          </w:p>
-        </w:tc>
-        <w:tc>
-          <w:tcPr>
-            <w:tcW w:w="1868" w:type="dxa"/>
-            <w:tcBorders>
-              <w:top w:val="single" w:sz="6" w:space="0" w:color="000000"/>
-              <w:left w:val="single" w:sz="6" w:space="0" w:color="000000"/>
-              <w:bottom w:val="single" w:sz="6" w:space="0" w:color="000000"/>
-              <w:right w:val="single" w:sz="6" w:space="0" w:color="000000"/>
-            </w:tcBorders>
-            <w:vAlign w:val="center"/>
-          </w:tcPr>
-          <w:p>
-            <w:pPr>
-              <w:spacing w:line="240" w:lineRule="auto"/>
-              <w:jc w:val="center"/>
-              <w:rPr>
-                <w:bCs/>
-                <w:sz w:val="24"/>
-              </w:rPr>
-            </w:pPr>
-          </w:p>
-        </w:tc>
-        <w:tc>
-          <w:tcPr>
-            <w:tcW w:w="1869" w:type="dxa"/>
-            <w:tcBorders>
-              <w:top w:val="single" w:sz="6" w:space="0" w:color="000000"/>
-              <w:left w:val="single" w:sz="6" w:space="0" w:color="000000"/>
-              <w:bottom w:val="single" w:sz="6" w:space="0" w:color="000000"/>
-              <w:right w:val="single" w:sz="6" w:space="0" w:color="000000"/>
-            </w:tcBorders>
-            <w:vAlign w:val="center"/>
-          </w:tcPr>
-          <w:p>
-            <w:pPr>
-              <w:spacing w:line="240" w:lineRule="auto"/>
-              <w:jc w:val="center"/>
-              <w:rPr>
-                <w:bCs/>
-                <w:sz w:val="24"/>
-              </w:rPr>
-            </w:pPr>
-          </w:p>
-        </w:tc>
-        <w:tc>
-          <w:tcPr>
-            <w:tcW w:w="1867" w:type="dxa"/>
-            <w:tcBorders>
-              <w:top w:val="single" w:sz="6" w:space="0" w:color="000000"/>
-              <w:left w:val="single" w:sz="6" w:space="0" w:color="000000"/>
-              <w:bottom w:val="single" w:sz="6" w:space="0" w:color="000000"/>
-              <w:right w:val="single" w:sz="6" w:space="0" w:color="000000"/>
-            </w:tcBorders>
-            <w:vAlign w:val="center"/>
-          </w:tcPr>
-          <w:p>
-            <w:pPr>
-              <w:spacing w:line="240" w:lineRule="auto"/>
-              <w:jc w:val="center"/>
-              <w:rPr>
-                <w:bCs/>
-                <w:sz w:val="24"/>
-              </w:rPr>
-            </w:pPr>
-          </w:p>
-        </w:tc>
-      </w:tr>
-      <w:tr>
-        <w:trPr>
-          <w:trHeight w:val="351"/>
-          <w:jc w:val="center"/>
-        </w:trPr>
-        <w:tc>
-          <w:tcPr>
-            <w:tcW w:w="1410" w:type="dxa"/>
-            <w:tcBorders>
-              <w:top w:val="single" w:sz="6" w:space="0" w:color="000000"/>
-              <w:left w:val="single" w:sz="6" w:space="0" w:color="000000"/>
-              <w:bottom w:val="single" w:sz="6" w:space="0" w:color="000000"/>
-              <w:right w:val="single" w:sz="6" w:space="0" w:color="000000"/>
-            </w:tcBorders>
-            <w:vAlign w:val="center"/>
-          </w:tcPr>
-          <w:p>
-            <w:pPr>
-              <w:spacing w:line="240" w:lineRule="auto"/>
-              <w:jc w:val="center"/>
-              <w:rPr>
-                <w:bCs/>
-                <w:sz w:val="24"/>
-              </w:rPr>
-            </w:pPr>
-          </w:p>
-        </w:tc>
-        <w:tc>
-          <w:tcPr>
-            <w:tcW w:w="2325" w:type="dxa"/>
-            <w:tcBorders>
-              <w:top w:val="single" w:sz="6" w:space="0" w:color="000000"/>
-              <w:left w:val="single" w:sz="6" w:space="0" w:color="000000"/>
-              <w:bottom w:val="single" w:sz="6" w:space="0" w:color="000000"/>
-              <w:right w:val="single" w:sz="6" w:space="0" w:color="000000"/>
-            </w:tcBorders>
-            <w:vAlign w:val="center"/>
-          </w:tcPr>
-          <w:p>
-            <w:pPr>
-              <w:spacing w:line="240" w:lineRule="auto"/>
-              <w:jc w:val="center"/>
-              <w:rPr>
-                <w:bCs/>
-                <w:sz w:val="24"/>
-              </w:rPr>
-            </w:pPr>
-          </w:p>
-        </w:tc>
-        <w:tc>
-          <w:tcPr>
-            <w:tcW w:w="1868" w:type="dxa"/>
-            <w:tcBorders>
-              <w:top w:val="single" w:sz="6" w:space="0" w:color="000000"/>
-              <w:left w:val="single" w:sz="6" w:space="0" w:color="000000"/>
-              <w:bottom w:val="single" w:sz="6" w:space="0" w:color="000000"/>
-              <w:right w:val="single" w:sz="6" w:space="0" w:color="000000"/>
-            </w:tcBorders>
-            <w:vAlign w:val="center"/>
-          </w:tcPr>
-          <w:p>
-            <w:pPr>
-              <w:spacing w:line="240" w:lineRule="auto"/>
-              <w:jc w:val="center"/>
-              <w:rPr>
-                <w:bCs/>
-                <w:sz w:val="24"/>
-              </w:rPr>
-            </w:pPr>
-          </w:p>
-        </w:tc>
-        <w:tc>
-          <w:tcPr>
-            <w:tcW w:w="1869" w:type="dxa"/>
-            <w:tcBorders>
-              <w:top w:val="single" w:sz="6" w:space="0" w:color="000000"/>
-              <w:left w:val="single" w:sz="6" w:space="0" w:color="000000"/>
-              <w:bottom w:val="single" w:sz="6" w:space="0" w:color="000000"/>
-              <w:right w:val="single" w:sz="6" w:space="0" w:color="000000"/>
-            </w:tcBorders>
-            <w:vAlign w:val="center"/>
-          </w:tcPr>
-          <w:p>
-            <w:pPr>
-              <w:spacing w:line="240" w:lineRule="auto"/>
-              <w:jc w:val="center"/>
-              <w:rPr>
-                <w:bCs/>
-                <w:sz w:val="24"/>
-              </w:rPr>
-            </w:pPr>
-          </w:p>
-        </w:tc>
-        <w:tc>
-          <w:tcPr>
-            <w:tcW w:w="1867" w:type="dxa"/>
-            <w:tcBorders>
-              <w:top w:val="single" w:sz="6" w:space="0" w:color="000000"/>
-              <w:left w:val="single" w:sz="6" w:space="0" w:color="000000"/>
-              <w:bottom w:val="single" w:sz="6" w:space="0" w:color="000000"/>
-              <w:right w:val="single" w:sz="6" w:space="0" w:color="000000"/>
-            </w:tcBorders>
-            <w:vAlign w:val="center"/>
-          </w:tcPr>
-          <w:p>
-            <w:pPr>
-              <w:spacing w:line="240" w:lineRule="auto"/>
-              <w:jc w:val="center"/>
-              <w:rPr>
-                <w:bCs/>
-                <w:sz w:val="24"/>
-              </w:rPr>
-            </w:pPr>
-          </w:p>
-        </w:tc>
-      </w:tr>
-      <w:tr>
-        <w:trPr>
-          <w:trHeight w:val="351"/>
-          <w:jc w:val="center"/>
-        </w:trPr>
-        <w:tc>
-          <w:tcPr>
-            <w:tcW w:w="1410" w:type="dxa"/>
-            <w:tcBorders>
-              <w:top w:val="single" w:sz="6" w:space="0" w:color="000000"/>
-              <w:left w:val="single" w:sz="6" w:space="0" w:color="000000"/>
-              <w:bottom w:val="single" w:sz="6" w:space="0" w:color="000000"/>
-              <w:right w:val="single" w:sz="6" w:space="0" w:color="000000"/>
-            </w:tcBorders>
-            <w:vAlign w:val="center"/>
-          </w:tcPr>
-          <w:p>
-            <w:pPr>
-              <w:spacing w:line="240" w:lineRule="auto"/>
-              <w:jc w:val="center"/>
-              <w:rPr>
-                <w:bCs/>
-                <w:sz w:val="24"/>
-              </w:rPr>
-            </w:pPr>
-          </w:p>
-        </w:tc>
-        <w:tc>
-          <w:tcPr>
-            <w:tcW w:w="2325" w:type="dxa"/>
-            <w:tcBorders>
-              <w:top w:val="single" w:sz="6" w:space="0" w:color="000000"/>
-              <w:left w:val="single" w:sz="6" w:space="0" w:color="000000"/>
-              <w:bottom w:val="single" w:sz="6" w:space="0" w:color="000000"/>
-              <w:right w:val="single" w:sz="6" w:space="0" w:color="000000"/>
-            </w:tcBorders>
-            <w:vAlign w:val="center"/>
-          </w:tcPr>
-          <w:p>
-            <w:pPr>
-              <w:spacing w:line="240" w:lineRule="auto"/>
-              <w:jc w:val="center"/>
-              <w:rPr>
-                <w:bCs/>
-                <w:sz w:val="24"/>
-              </w:rPr>
-            </w:pPr>
-          </w:p>
-        </w:tc>
-        <w:tc>
-          <w:tcPr>
-            <w:tcW w:w="1868" w:type="dxa"/>
-            <w:tcBorders>
-              <w:top w:val="single" w:sz="6" w:space="0" w:color="000000"/>
-              <w:left w:val="single" w:sz="6" w:space="0" w:color="000000"/>
-              <w:bottom w:val="single" w:sz="6" w:space="0" w:color="000000"/>
-              <w:right w:val="single" w:sz="6" w:space="0" w:color="000000"/>
-            </w:tcBorders>
-            <w:vAlign w:val="center"/>
-          </w:tcPr>
-          <w:p>
-            <w:pPr>
-              <w:spacing w:line="240" w:lineRule="auto"/>
-              <w:jc w:val="center"/>
-              <w:rPr>
-                <w:bCs/>
-                <w:sz w:val="24"/>
-              </w:rPr>
-            </w:pPr>
-          </w:p>
-        </w:tc>
-        <w:tc>
-          <w:tcPr>
-            <w:tcW w:w="1869" w:type="dxa"/>
-            <w:tcBorders>
-              <w:top w:val="single" w:sz="6" w:space="0" w:color="000000"/>
-              <w:left w:val="single" w:sz="6" w:space="0" w:color="000000"/>
-              <w:bottom w:val="single" w:sz="6" w:space="0" w:color="000000"/>
-              <w:right w:val="single" w:sz="6" w:space="0" w:color="000000"/>
-            </w:tcBorders>
-            <w:vAlign w:val="center"/>
-          </w:tcPr>
-          <w:p>
-            <w:pPr>
-              <w:spacing w:line="240" w:lineRule="auto"/>
-              <w:jc w:val="center"/>
-              <w:rPr>
-                <w:bCs/>
-                <w:sz w:val="24"/>
-              </w:rPr>
-            </w:pPr>
-          </w:p>
-        </w:tc>
-        <w:tc>
-          <w:tcPr>
-            <w:tcW w:w="1867" w:type="dxa"/>
-            <w:tcBorders>
-              <w:top w:val="single" w:sz="6" w:space="0" w:color="000000"/>
-              <w:left w:val="single" w:sz="6" w:space="0" w:color="000000"/>
-              <w:bottom w:val="single" w:sz="6" w:space="0" w:color="000000"/>
-              <w:right w:val="single" w:sz="6" w:space="0" w:color="000000"/>
-            </w:tcBorders>
-            <w:vAlign w:val="center"/>
-          </w:tcPr>
-          <w:p>
-            <w:pPr>
-              <w:spacing w:line="240" w:lineRule="auto"/>
-              <w:jc w:val="center"/>
-              <w:rPr>
-                <w:bCs/>
-                <w:sz w:val="24"/>
-              </w:rPr>
-            </w:pPr>
-          </w:p>
-        </w:tc>
-      </w:tr>
-      <w:tr>
-        <w:trPr>
-          <w:trHeight w:val="351"/>
-          <w:jc w:val="center"/>
-        </w:trPr>
-        <w:tc>
-          <w:tcPr>
-            <w:tcW w:w="1410" w:type="dxa"/>
-            <w:tcBorders>
-              <w:top w:val="single" w:sz="6" w:space="0" w:color="000000"/>
-              <w:left w:val="single" w:sz="6" w:space="0" w:color="000000"/>
-              <w:bottom w:val="single" w:sz="6" w:space="0" w:color="000000"/>
-              <w:right w:val="single" w:sz="6" w:space="0" w:color="000000"/>
-            </w:tcBorders>
-            <w:vAlign w:val="center"/>
-          </w:tcPr>
-          <w:p>
-            <w:pPr>
-              <w:spacing w:line="240" w:lineRule="auto"/>
-              <w:jc w:val="center"/>
-              <w:rPr>
-                <w:bCs/>
-                <w:sz w:val="24"/>
-              </w:rPr>
-            </w:pPr>
-          </w:p>
-        </w:tc>
-        <w:tc>
-          <w:tcPr>
-            <w:tcW w:w="2325" w:type="dxa"/>
-            <w:tcBorders>
-              <w:top w:val="single" w:sz="6" w:space="0" w:color="000000"/>
-              <w:left w:val="single" w:sz="6" w:space="0" w:color="000000"/>
-              <w:bottom w:val="single" w:sz="6" w:space="0" w:color="000000"/>
-              <w:right w:val="single" w:sz="6" w:space="0" w:color="000000"/>
-            </w:tcBorders>
-            <w:vAlign w:val="center"/>
-          </w:tcPr>
-          <w:p>
-            <w:pPr>
-              <w:spacing w:line="240" w:lineRule="auto"/>
-              <w:jc w:val="center"/>
-              <w:rPr>
-                <w:bCs/>
-                <w:sz w:val="24"/>
-              </w:rPr>
-            </w:pPr>
-          </w:p>
-        </w:tc>
-        <w:tc>
-          <w:tcPr>
-            <w:tcW w:w="1868" w:type="dxa"/>
-            <w:tcBorders>
-              <w:top w:val="single" w:sz="6" w:space="0" w:color="000000"/>
-              <w:left w:val="single" w:sz="6" w:space="0" w:color="000000"/>
-              <w:bottom w:val="single" w:sz="6" w:space="0" w:color="000000"/>
-              <w:right w:val="single" w:sz="6" w:space="0" w:color="000000"/>
-            </w:tcBorders>
-            <w:vAlign w:val="center"/>
-          </w:tcPr>
-          <w:p>
-            <w:pPr>
-              <w:spacing w:line="240" w:lineRule="auto"/>
-              <w:jc w:val="center"/>
-              <w:rPr>
-                <w:bCs/>
-                <w:sz w:val="24"/>
-              </w:rPr>
-            </w:pPr>
-          </w:p>
-        </w:tc>
-        <w:tc>
-          <w:tcPr>
-            <w:tcW w:w="1869" w:type="dxa"/>
-            <w:tcBorders>
-              <w:top w:val="single" w:sz="6" w:space="0" w:color="000000"/>
-              <w:left w:val="single" w:sz="6" w:space="0" w:color="000000"/>
-              <w:bottom w:val="single" w:sz="6" w:space="0" w:color="000000"/>
-              <w:right w:val="single" w:sz="6" w:space="0" w:color="000000"/>
-            </w:tcBorders>
-            <w:vAlign w:val="center"/>
-          </w:tcPr>
-          <w:p>
-            <w:pPr>
-              <w:spacing w:line="240" w:lineRule="auto"/>
-              <w:jc w:val="center"/>
-              <w:rPr>
-                <w:bCs/>
-                <w:sz w:val="24"/>
-              </w:rPr>
-            </w:pPr>
-          </w:p>
-        </w:tc>
-        <w:tc>
-          <w:tcPr>
-            <w:tcW w:w="1867" w:type="dxa"/>
-            <w:tcBorders>
-              <w:top w:val="single" w:sz="6" w:space="0" w:color="000000"/>
-              <w:left w:val="single" w:sz="6" w:space="0" w:color="000000"/>
-              <w:bottom w:val="single" w:sz="6" w:space="0" w:color="000000"/>
-              <w:right w:val="single" w:sz="6" w:space="0" w:color="000000"/>
-            </w:tcBorders>
-            <w:vAlign w:val="center"/>
-          </w:tcPr>
-          <w:p>
-            <w:pPr>
-              <w:spacing w:line="240" w:lineRule="auto"/>
-              <w:jc w:val="center"/>
-              <w:rPr>
-                <w:bCs/>
-                <w:sz w:val="24"/>
-              </w:rPr>
-            </w:pPr>
-          </w:p>
-        </w:tc>
-      </w:tr>
-      <w:tr>
-        <w:trPr>
-          <w:trHeight w:val="351"/>
-          <w:jc w:val="center"/>
-        </w:trPr>
-        <w:tc>
-          <w:tcPr>
-            <w:tcW w:w="1410" w:type="dxa"/>
-            <w:tcBorders>
-              <w:top w:val="single" w:sz="6" w:space="0" w:color="000000"/>
-              <w:left w:val="single" w:sz="6" w:space="0" w:color="000000"/>
-              <w:bottom w:val="single" w:sz="6" w:space="0" w:color="000000"/>
-              <w:right w:val="single" w:sz="6" w:space="0" w:color="000000"/>
-            </w:tcBorders>
-            <w:vAlign w:val="center"/>
-          </w:tcPr>
-          <w:p>
-            <w:pPr>
-              <w:spacing w:line="240" w:lineRule="auto"/>
-              <w:jc w:val="center"/>
-              <w:rPr>
-                <w:bCs/>
-                <w:sz w:val="24"/>
-              </w:rPr>
-            </w:pPr>
-          </w:p>
-        </w:tc>
-        <w:tc>
-          <w:tcPr>
-            <w:tcW w:w="2325" w:type="dxa"/>
-            <w:tcBorders>
-              <w:top w:val="single" w:sz="6" w:space="0" w:color="000000"/>
-              <w:left w:val="single" w:sz="6" w:space="0" w:color="000000"/>
-              <w:bottom w:val="single" w:sz="6" w:space="0" w:color="000000"/>
-              <w:right w:val="single" w:sz="6" w:space="0" w:color="000000"/>
-            </w:tcBorders>
-            <w:vAlign w:val="center"/>
-          </w:tcPr>
-          <w:p>
-            <w:pPr>
-              <w:spacing w:line="240" w:lineRule="auto"/>
-              <w:jc w:val="center"/>
-              <w:rPr>
-                <w:bCs/>
-                <w:sz w:val="24"/>
-              </w:rPr>
-            </w:pPr>
-          </w:p>
-        </w:tc>
-        <w:tc>
-          <w:tcPr>
-            <w:tcW w:w="1868" w:type="dxa"/>
-            <w:tcBorders>
-              <w:top w:val="single" w:sz="6" w:space="0" w:color="000000"/>
-              <w:left w:val="single" w:sz="6" w:space="0" w:color="000000"/>
-              <w:bottom w:val="single" w:sz="6" w:space="0" w:color="000000"/>
-              <w:right w:val="single" w:sz="6" w:space="0" w:color="000000"/>
-            </w:tcBorders>
-            <w:vAlign w:val="center"/>
-          </w:tcPr>
-          <w:p>
-            <w:pPr>
-              <w:spacing w:line="240" w:lineRule="auto"/>
-              <w:jc w:val="center"/>
-              <w:rPr>
-                <w:bCs/>
-                <w:sz w:val="24"/>
-              </w:rPr>
-            </w:pPr>
-          </w:p>
-        </w:tc>
-        <w:tc>
-          <w:tcPr>
-            <w:tcW w:w="1869" w:type="dxa"/>
-            <w:tcBorders>
-              <w:top w:val="single" w:sz="6" w:space="0" w:color="000000"/>
-              <w:left w:val="single" w:sz="6" w:space="0" w:color="000000"/>
-              <w:bottom w:val="single" w:sz="6" w:space="0" w:color="000000"/>
-              <w:right w:val="single" w:sz="6" w:space="0" w:color="000000"/>
-            </w:tcBorders>
-            <w:vAlign w:val="center"/>
-          </w:tcPr>
-          <w:p>
-            <w:pPr>
-              <w:spacing w:line="240" w:lineRule="auto"/>
-              <w:jc w:val="center"/>
-              <w:rPr>
-                <w:bCs/>
-                <w:sz w:val="24"/>
-              </w:rPr>
-            </w:pPr>
-          </w:p>
-        </w:tc>
-        <w:tc>
-          <w:tcPr>
-            <w:tcW w:w="1867" w:type="dxa"/>
-            <w:tcBorders>
-              <w:top w:val="single" w:sz="6" w:space="0" w:color="000000"/>
-              <w:left w:val="single" w:sz="6" w:space="0" w:color="000000"/>
-              <w:bottom w:val="single" w:sz="6" w:space="0" w:color="000000"/>
-              <w:right w:val="single" w:sz="6" w:space="0" w:color="000000"/>
-            </w:tcBorders>
-            <w:vAlign w:val="center"/>
-          </w:tcPr>
-          <w:p>
-            <w:pPr>
-              <w:spacing w:line="240" w:lineRule="auto"/>
-              <w:jc w:val="center"/>
-              <w:rPr>
-                <w:bCs/>
-                <w:sz w:val="24"/>
-              </w:rPr>
-            </w:pPr>
-          </w:p>
-        </w:tc>
-      </w:tr>
-      <w:tr>
-        <w:trPr>
-          <w:trHeight w:val="351"/>
-          <w:jc w:val="center"/>
-        </w:trPr>
-        <w:tc>
-          <w:tcPr>
-            <w:tcW w:w="1410" w:type="dxa"/>
-            <w:tcBorders>
-              <w:top w:val="single" w:sz="6" w:space="0" w:color="000000"/>
-              <w:left w:val="single" w:sz="6" w:space="0" w:color="000000"/>
-              <w:bottom w:val="single" w:sz="6" w:space="0" w:color="000000"/>
-              <w:right w:val="single" w:sz="6" w:space="0" w:color="000000"/>
-            </w:tcBorders>
-            <w:vAlign w:val="center"/>
-          </w:tcPr>
-          <w:p>
-            <w:pPr>
-              <w:spacing w:line="240" w:lineRule="auto"/>
-              <w:jc w:val="center"/>
-              <w:rPr>
-                <w:bCs/>
-                <w:sz w:val="24"/>
-              </w:rPr>
-            </w:pPr>
-          </w:p>
-        </w:tc>
-        <w:tc>
-          <w:tcPr>
-            <w:tcW w:w="2325" w:type="dxa"/>
-            <w:tcBorders>
-              <w:top w:val="single" w:sz="6" w:space="0" w:color="000000"/>
-              <w:left w:val="single" w:sz="6" w:space="0" w:color="000000"/>
-              <w:bottom w:val="single" w:sz="6" w:space="0" w:color="000000"/>
-              <w:right w:val="single" w:sz="6" w:space="0" w:color="000000"/>
-            </w:tcBorders>
-            <w:vAlign w:val="center"/>
-          </w:tcPr>
-          <w:p>
-            <w:pPr>
-              <w:spacing w:line="240" w:lineRule="auto"/>
-              <w:jc w:val="center"/>
-              <w:rPr>
-                <w:bCs/>
-                <w:sz w:val="24"/>
-              </w:rPr>
-            </w:pPr>
-          </w:p>
-        </w:tc>
-        <w:tc>
-          <w:tcPr>
-            <w:tcW w:w="1868" w:type="dxa"/>
-            <w:tcBorders>
-              <w:top w:val="single" w:sz="6" w:space="0" w:color="000000"/>
-              <w:left w:val="single" w:sz="6" w:space="0" w:color="000000"/>
-              <w:bottom w:val="single" w:sz="6" w:space="0" w:color="000000"/>
-              <w:right w:val="single" w:sz="6" w:space="0" w:color="000000"/>
-            </w:tcBorders>
-            <w:vAlign w:val="center"/>
-          </w:tcPr>
-          <w:p>
-            <w:pPr>
-              <w:spacing w:line="240" w:lineRule="auto"/>
-              <w:jc w:val="center"/>
-              <w:rPr>
-                <w:bCs/>
-                <w:sz w:val="24"/>
-              </w:rPr>
-            </w:pPr>
-          </w:p>
-        </w:tc>
-        <w:tc>
-          <w:tcPr>
-            <w:tcW w:w="1869" w:type="dxa"/>
-            <w:tcBorders>
-              <w:top w:val="single" w:sz="6" w:space="0" w:color="000000"/>
-              <w:left w:val="single" w:sz="6" w:space="0" w:color="000000"/>
-              <w:bottom w:val="single" w:sz="6" w:space="0" w:color="000000"/>
-              <w:right w:val="single" w:sz="6" w:space="0" w:color="000000"/>
-            </w:tcBorders>
-            <w:vAlign w:val="center"/>
-          </w:tcPr>
-          <w:p>
-            <w:pPr>
-              <w:spacing w:line="240" w:lineRule="auto"/>
-              <w:jc w:val="center"/>
-              <w:rPr>
-                <w:bCs/>
-                <w:sz w:val="24"/>
-              </w:rPr>
-            </w:pPr>
-          </w:p>
-        </w:tc>
-        <w:tc>
-          <w:tcPr>
-            <w:tcW w:w="1867" w:type="dxa"/>
-            <w:tcBorders>
-              <w:top w:val="single" w:sz="6" w:space="0" w:color="000000"/>
-              <w:left w:val="single" w:sz="6" w:space="0" w:color="000000"/>
-              <w:bottom w:val="single" w:sz="6" w:space="0" w:color="000000"/>
-              <w:right w:val="single" w:sz="6" w:space="0" w:color="000000"/>
-            </w:tcBorders>
-            <w:vAlign w:val="center"/>
-          </w:tcPr>
-          <w:p>
-            <w:pPr>
-              <w:spacing w:line="240" w:lineRule="auto"/>
-              <w:jc w:val="center"/>
-              <w:rPr>
-                <w:bCs/>
-                <w:sz w:val="24"/>
-              </w:rPr>
-            </w:pPr>
-          </w:p>
-        </w:tc>
-      </w:tr>
-      <w:tr>
-        <w:trPr>
-          <w:trHeight w:val="351"/>
-          <w:jc w:val="center"/>
-        </w:trPr>
-        <w:tc>
-          <w:tcPr>
-            <w:tcW w:w="1410" w:type="dxa"/>
-            <w:tcBorders>
-              <w:top w:val="single" w:sz="6" w:space="0" w:color="000000"/>
-              <w:left w:val="single" w:sz="6" w:space="0" w:color="000000"/>
-              <w:bottom w:val="single" w:sz="6" w:space="0" w:color="000000"/>
-              <w:right w:val="single" w:sz="6" w:space="0" w:color="000000"/>
-            </w:tcBorders>
-            <w:vAlign w:val="center"/>
-          </w:tcPr>
-          <w:p>
-            <w:pPr>
-              <w:spacing w:line="240" w:lineRule="auto"/>
-              <w:jc w:val="center"/>
-              <w:rPr>
-                <w:bCs/>
-                <w:sz w:val="24"/>
-              </w:rPr>
-            </w:pPr>
-          </w:p>
-        </w:tc>
-        <w:tc>
-          <w:tcPr>
-            <w:tcW w:w="2325" w:type="dxa"/>
-            <w:tcBorders>
-              <w:top w:val="single" w:sz="6" w:space="0" w:color="000000"/>
-              <w:left w:val="single" w:sz="6" w:space="0" w:color="000000"/>
-              <w:bottom w:val="single" w:sz="6" w:space="0" w:color="000000"/>
-              <w:right w:val="single" w:sz="6" w:space="0" w:color="000000"/>
-            </w:tcBorders>
-            <w:vAlign w:val="center"/>
-          </w:tcPr>
-          <w:p>
-            <w:pPr>
-              <w:spacing w:line="240" w:lineRule="auto"/>
-              <w:jc w:val="center"/>
-              <w:rPr>
-                <w:bCs/>
-                <w:sz w:val="24"/>
-              </w:rPr>
-            </w:pPr>
-          </w:p>
-        </w:tc>
-        <w:tc>
-          <w:tcPr>
-            <w:tcW w:w="1868" w:type="dxa"/>
-            <w:tcBorders>
-              <w:top w:val="single" w:sz="6" w:space="0" w:color="000000"/>
-              <w:left w:val="single" w:sz="6" w:space="0" w:color="000000"/>
-              <w:bottom w:val="single" w:sz="6" w:space="0" w:color="000000"/>
-              <w:right w:val="single" w:sz="6" w:space="0" w:color="000000"/>
-            </w:tcBorders>
-            <w:vAlign w:val="center"/>
-          </w:tcPr>
-          <w:p>
-            <w:pPr>
-              <w:spacing w:line="240" w:lineRule="auto"/>
-              <w:jc w:val="center"/>
-              <w:rPr>
-                <w:bCs/>
-                <w:sz w:val="24"/>
-              </w:rPr>
-            </w:pPr>
-          </w:p>
-        </w:tc>
-        <w:tc>
-          <w:tcPr>
-            <w:tcW w:w="1869" w:type="dxa"/>
-            <w:tcBorders>
-              <w:top w:val="single" w:sz="6" w:space="0" w:color="000000"/>
-              <w:left w:val="single" w:sz="6" w:space="0" w:color="000000"/>
-              <w:bottom w:val="single" w:sz="6" w:space="0" w:color="000000"/>
-              <w:right w:val="single" w:sz="6" w:space="0" w:color="000000"/>
-            </w:tcBorders>
-            <w:vAlign w:val="center"/>
-          </w:tcPr>
-          <w:p>
-            <w:pPr>
-              <w:spacing w:line="240" w:lineRule="auto"/>
-              <w:jc w:val="center"/>
-              <w:rPr>
-                <w:bCs/>
-                <w:sz w:val="24"/>
-              </w:rPr>
-            </w:pPr>
-          </w:p>
-        </w:tc>
-        <w:tc>
-          <w:tcPr>
-            <w:tcW w:w="1867" w:type="dxa"/>
-            <w:tcBorders>
-              <w:top w:val="single" w:sz="6" w:space="0" w:color="000000"/>
-              <w:left w:val="single" w:sz="6" w:space="0" w:color="000000"/>
-              <w:bottom w:val="single" w:sz="6" w:space="0" w:color="000000"/>
-              <w:right w:val="single" w:sz="6" w:space="0" w:color="000000"/>
-            </w:tcBorders>
-            <w:vAlign w:val="center"/>
-          </w:tcPr>
-          <w:p>
-            <w:pPr>
-              <w:spacing w:line="240" w:lineRule="auto"/>
-              <w:jc w:val="center"/>
-              <w:rPr>
-                <w:bCs/>
-                <w:sz w:val="24"/>
-              </w:rPr>
-            </w:pPr>
-          </w:p>
-        </w:tc>
-      </w:tr>
-      <w:tr>
-        <w:trPr>
-          <w:trHeight w:val="351"/>
-          <w:jc w:val="center"/>
-        </w:trPr>
-        <w:tc>
-          <w:tcPr>
-            <w:tcW w:w="1410" w:type="dxa"/>
-            <w:tcBorders>
-              <w:top w:val="single" w:sz="6" w:space="0" w:color="000000"/>
-              <w:left w:val="single" w:sz="6" w:space="0" w:color="000000"/>
-              <w:bottom w:val="single" w:sz="6" w:space="0" w:color="000000"/>
-              <w:right w:val="single" w:sz="6" w:space="0" w:color="000000"/>
-            </w:tcBorders>
-            <w:vAlign w:val="center"/>
-          </w:tcPr>
-          <w:p>
-            <w:pPr>
-              <w:spacing w:line="240" w:lineRule="auto"/>
-              <w:jc w:val="center"/>
-              <w:rPr>
-                <w:bCs/>
-                <w:sz w:val="24"/>
-              </w:rPr>
-            </w:pPr>
-          </w:p>
-        </w:tc>
-        <w:tc>
-          <w:tcPr>
-            <w:tcW w:w="2325" w:type="dxa"/>
-            <w:tcBorders>
-              <w:top w:val="single" w:sz="6" w:space="0" w:color="000000"/>
-              <w:left w:val="single" w:sz="6" w:space="0" w:color="000000"/>
-              <w:bottom w:val="single" w:sz="6" w:space="0" w:color="000000"/>
-              <w:right w:val="single" w:sz="6" w:space="0" w:color="000000"/>
-            </w:tcBorders>
-            <w:vAlign w:val="center"/>
-          </w:tcPr>
-          <w:p>
-            <w:pPr>
-              <w:spacing w:line="240" w:lineRule="auto"/>
-              <w:jc w:val="center"/>
-              <w:rPr>
-                <w:bCs/>
-                <w:sz w:val="24"/>
-              </w:rPr>
-            </w:pPr>
-          </w:p>
-        </w:tc>
-        <w:tc>
-          <w:tcPr>
-            <w:tcW w:w="1868" w:type="dxa"/>
-            <w:tcBorders>
-              <w:top w:val="single" w:sz="6" w:space="0" w:color="000000"/>
-              <w:left w:val="single" w:sz="6" w:space="0" w:color="000000"/>
-              <w:bottom w:val="single" w:sz="6" w:space="0" w:color="000000"/>
-              <w:right w:val="single" w:sz="6" w:space="0" w:color="000000"/>
-            </w:tcBorders>
-            <w:vAlign w:val="center"/>
-          </w:tcPr>
-          <w:p>
-            <w:pPr>
-              <w:spacing w:line="240" w:lineRule="auto"/>
-              <w:jc w:val="center"/>
-              <w:rPr>
-                <w:bCs/>
-                <w:sz w:val="24"/>
-              </w:rPr>
-            </w:pPr>
-          </w:p>
-        </w:tc>
-        <w:tc>
-          <w:tcPr>
-            <w:tcW w:w="1869" w:type="dxa"/>
-            <w:tcBorders>
-              <w:top w:val="single" w:sz="6" w:space="0" w:color="000000"/>
-              <w:left w:val="single" w:sz="6" w:space="0" w:color="000000"/>
-              <w:bottom w:val="single" w:sz="6" w:space="0" w:color="000000"/>
-              <w:right w:val="single" w:sz="6" w:space="0" w:color="000000"/>
-            </w:tcBorders>
-            <w:vAlign w:val="center"/>
-          </w:tcPr>
-          <w:p>
-            <w:pPr>
-              <w:spacing w:line="240" w:lineRule="auto"/>
-              <w:jc w:val="center"/>
-              <w:rPr>
-                <w:bCs/>
-                <w:sz w:val="24"/>
-              </w:rPr>
-            </w:pPr>
-          </w:p>
-        </w:tc>
-        <w:tc>
-          <w:tcPr>
-            <w:tcW w:w="1867" w:type="dxa"/>
-            <w:tcBorders>
-              <w:top w:val="single" w:sz="6" w:space="0" w:color="000000"/>
-              <w:left w:val="single" w:sz="6" w:space="0" w:color="000000"/>
-              <w:bottom w:val="single" w:sz="6" w:space="0" w:color="000000"/>
-              <w:right w:val="single" w:sz="6" w:space="0" w:color="000000"/>
-            </w:tcBorders>
-            <w:vAlign w:val="center"/>
-          </w:tcPr>
-          <w:p>
-            <w:pPr>
-              <w:spacing w:line="240" w:lineRule="auto"/>
-              <w:jc w:val="center"/>
-              <w:rPr>
-                <w:bCs/>
-                <w:sz w:val="24"/>
-              </w:rPr>
-            </w:pPr>
-          </w:p>
-        </w:tc>
-      </w:tr>
-      <w:tr>
-        <w:trPr>
-          <w:trHeight w:val="351"/>
-          <w:jc w:val="center"/>
-        </w:trPr>
-        <w:tc>
-          <w:tcPr>
-            <w:tcW w:w="1410" w:type="dxa"/>
-            <w:tcBorders>
-              <w:top w:val="single" w:sz="6" w:space="0" w:color="000000"/>
-              <w:left w:val="single" w:sz="6" w:space="0" w:color="000000"/>
-              <w:bottom w:val="single" w:sz="6" w:space="0" w:color="000000"/>
-              <w:right w:val="single" w:sz="6" w:space="0" w:color="000000"/>
-            </w:tcBorders>
-            <w:vAlign w:val="center"/>
-          </w:tcPr>
-          <w:p>
-            <w:pPr>
-              <w:spacing w:line="240" w:lineRule="auto"/>
-              <w:jc w:val="center"/>
-              <w:rPr>
-                <w:bCs/>
-                <w:sz w:val="24"/>
-              </w:rPr>
-            </w:pPr>
-          </w:p>
-        </w:tc>
-        <w:tc>
-          <w:tcPr>
-            <w:tcW w:w="2325" w:type="dxa"/>
-            <w:tcBorders>
-              <w:top w:val="single" w:sz="6" w:space="0" w:color="000000"/>
-              <w:left w:val="single" w:sz="6" w:space="0" w:color="000000"/>
-              <w:bottom w:val="single" w:sz="6" w:space="0" w:color="000000"/>
-              <w:right w:val="single" w:sz="6" w:space="0" w:color="000000"/>
-            </w:tcBorders>
-            <w:vAlign w:val="center"/>
-          </w:tcPr>
-          <w:p>
-            <w:pPr>
-              <w:spacing w:line="240" w:lineRule="auto"/>
-              <w:jc w:val="center"/>
-              <w:rPr>
-                <w:bCs/>
-                <w:sz w:val="24"/>
-              </w:rPr>
-            </w:pPr>
-          </w:p>
-        </w:tc>
-        <w:tc>
-          <w:tcPr>
-            <w:tcW w:w="1868" w:type="dxa"/>
-            <w:tcBorders>
-              <w:top w:val="single" w:sz="6" w:space="0" w:color="000000"/>
-              <w:left w:val="single" w:sz="6" w:space="0" w:color="000000"/>
-              <w:bottom w:val="single" w:sz="6" w:space="0" w:color="000000"/>
-              <w:right w:val="single" w:sz="6" w:space="0" w:color="000000"/>
-            </w:tcBorders>
-            <w:vAlign w:val="center"/>
-          </w:tcPr>
-          <w:p>
-            <w:pPr>
-              <w:spacing w:line="240" w:lineRule="auto"/>
-              <w:jc w:val="center"/>
-              <w:rPr>
-                <w:bCs/>
-                <w:sz w:val="24"/>
-              </w:rPr>
-            </w:pPr>
-          </w:p>
-        </w:tc>
-        <w:tc>
-          <w:tcPr>
-            <w:tcW w:w="1869" w:type="dxa"/>
-            <w:tcBorders>
-              <w:top w:val="single" w:sz="6" w:space="0" w:color="000000"/>
-              <w:left w:val="single" w:sz="6" w:space="0" w:color="000000"/>
-              <w:bottom w:val="single" w:sz="6" w:space="0" w:color="000000"/>
-              <w:right w:val="single" w:sz="6" w:space="0" w:color="000000"/>
-            </w:tcBorders>
-            <w:vAlign w:val="center"/>
-          </w:tcPr>
-          <w:p>
-            <w:pPr>
-              <w:spacing w:line="240" w:lineRule="auto"/>
-              <w:jc w:val="center"/>
-              <w:rPr>
-                <w:bCs/>
-                <w:sz w:val="24"/>
-              </w:rPr>
-            </w:pPr>
-          </w:p>
-        </w:tc>
-        <w:tc>
-          <w:tcPr>
-            <w:tcW w:w="1867" w:type="dxa"/>
-            <w:tcBorders>
-              <w:top w:val="single" w:sz="6" w:space="0" w:color="000000"/>
-              <w:left w:val="single" w:sz="6" w:space="0" w:color="000000"/>
-              <w:bottom w:val="single" w:sz="6" w:space="0" w:color="000000"/>
-              <w:right w:val="single" w:sz="6" w:space="0" w:color="000000"/>
-            </w:tcBorders>
-            <w:vAlign w:val="center"/>
-          </w:tcPr>
-          <w:p>
-            <w:pPr>
-              <w:spacing w:line="240" w:lineRule="auto"/>
-              <w:jc w:val="center"/>
-              <w:rPr>
-                <w:bCs/>
-                <w:sz w:val="24"/>
-              </w:rPr>
-            </w:pPr>
-          </w:p>
-        </w:tc>
-      </w:tr>
-      <w:tr>
-        <w:trPr>
-          <w:trHeight w:val="351"/>
-          <w:jc w:val="center"/>
-        </w:trPr>
-        <w:tc>
-          <w:tcPr>
-            <w:tcW w:w="1410" w:type="dxa"/>
-            <w:tcBorders>
-              <w:top w:val="single" w:sz="6" w:space="0" w:color="000000"/>
-              <w:left w:val="single" w:sz="6" w:space="0" w:color="000000"/>
-              <w:bottom w:val="single" w:sz="6" w:space="0" w:color="000000"/>
-              <w:right w:val="single" w:sz="6" w:space="0" w:color="000000"/>
-            </w:tcBorders>
-            <w:vAlign w:val="center"/>
-          </w:tcPr>
-          <w:p>
-            <w:pPr>
-              <w:spacing w:line="240" w:lineRule="auto"/>
-              <w:jc w:val="center"/>
-              <w:rPr>
-                <w:bCs/>
-                <w:sz w:val="24"/>
-              </w:rPr>
-            </w:pPr>
-          </w:p>
-        </w:tc>
-        <w:tc>
-          <w:tcPr>
-            <w:tcW w:w="2325" w:type="dxa"/>
-            <w:tcBorders>
-              <w:top w:val="single" w:sz="6" w:space="0" w:color="000000"/>
-              <w:left w:val="single" w:sz="6" w:space="0" w:color="000000"/>
-              <w:bottom w:val="single" w:sz="6" w:space="0" w:color="000000"/>
-              <w:right w:val="single" w:sz="6" w:space="0" w:color="000000"/>
-            </w:tcBorders>
-            <w:vAlign w:val="center"/>
-          </w:tcPr>
-          <w:p>
-            <w:pPr>
-              <w:spacing w:line="240" w:lineRule="auto"/>
-              <w:jc w:val="center"/>
-              <w:rPr>
-                <w:bCs/>
-                <w:sz w:val="24"/>
-              </w:rPr>
-            </w:pPr>
-          </w:p>
-        </w:tc>
-        <w:tc>
-          <w:tcPr>
-            <w:tcW w:w="1868" w:type="dxa"/>
-            <w:tcBorders>
-              <w:top w:val="single" w:sz="6" w:space="0" w:color="000000"/>
-              <w:left w:val="single" w:sz="6" w:space="0" w:color="000000"/>
-              <w:bottom w:val="single" w:sz="6" w:space="0" w:color="000000"/>
-              <w:right w:val="single" w:sz="6" w:space="0" w:color="000000"/>
-            </w:tcBorders>
-            <w:vAlign w:val="center"/>
-          </w:tcPr>
-          <w:p>
-            <w:pPr>
-              <w:spacing w:line="240" w:lineRule="auto"/>
-              <w:jc w:val="center"/>
-              <w:rPr>
-                <w:bCs/>
-                <w:sz w:val="24"/>
-              </w:rPr>
-            </w:pPr>
-          </w:p>
-        </w:tc>
-        <w:tc>
-          <w:tcPr>
-            <w:tcW w:w="1869" w:type="dxa"/>
-            <w:tcBorders>
-              <w:top w:val="single" w:sz="6" w:space="0" w:color="000000"/>
-              <w:left w:val="single" w:sz="6" w:space="0" w:color="000000"/>
-              <w:bottom w:val="single" w:sz="6" w:space="0" w:color="000000"/>
-              <w:right w:val="single" w:sz="6" w:space="0" w:color="000000"/>
-            </w:tcBorders>
-            <w:vAlign w:val="center"/>
-          </w:tcPr>
-          <w:p>
-            <w:pPr>
-              <w:spacing w:line="240" w:lineRule="auto"/>
-              <w:jc w:val="center"/>
-              <w:rPr>
-                <w:bCs/>
-                <w:sz w:val="24"/>
-              </w:rPr>
-            </w:pPr>
-          </w:p>
-        </w:tc>
-        <w:tc>
-          <w:tcPr>
-            <w:tcW w:w="1867" w:type="dxa"/>
-            <w:tcBorders>
-              <w:top w:val="single" w:sz="6" w:space="0" w:color="000000"/>
-              <w:left w:val="single" w:sz="6" w:space="0" w:color="000000"/>
-              <w:bottom w:val="single" w:sz="6" w:space="0" w:color="000000"/>
-              <w:right w:val="single" w:sz="6" w:space="0" w:color="000000"/>
-            </w:tcBorders>
-            <w:vAlign w:val="center"/>
-          </w:tcPr>
-          <w:p>
-            <w:pPr>
-              <w:spacing w:line="240" w:lineRule="auto"/>
-              <w:jc w:val="center"/>
-              <w:rPr>
-                <w:bCs/>
-                <w:sz w:val="24"/>
-              </w:rPr>
-            </w:pPr>
-          </w:p>
-        </w:tc>
-      </w:tr>
-    </w:tbl>
     <w:p>
       <w:pPr>
         <w:rPr>
@@ -12712,6 +11184,10 @@
         <w:keepNext/>
       </w:pPr>
       <w:r>
+        <w:rPr>
+          <w:noProof/>
+        </w:rPr>
+        <w:lastRenderedPageBreak/>
         <w:drawing>
           <wp:inline distT="0" distB="0" distL="0" distR="0" wp14:anchorId="7F1BC420" wp14:editId="58878326">
             <wp:extent cx="5940425" cy="3094355"/>
@@ -12765,14 +11241,27 @@
       <w:r>
         <w:t xml:space="preserve">Рисунок </w:t>
       </w:r>
-      <w:fldSimple w:instr=" SEQ Рисунок \* ARABIC ">
-        <w:r>
-          <w:rPr>
-            <w:noProof/>
-          </w:rPr>
-          <w:t>8</w:t>
-        </w:r>
-      </w:fldSimple>
+      <w:r>
+        <w:fldChar w:fldCharType="begin"/>
+      </w:r>
+      <w:r>
+        <w:instrText xml:space="preserve"> SEQ Рисунок \* ARABIC </w:instrText>
+      </w:r>
+      <w:r>
+        <w:fldChar w:fldCharType="separate"/>
+      </w:r>
+      <w:r>
+        <w:rPr>
+          <w:noProof/>
+        </w:rPr>
+        <w:t>8</w:t>
+      </w:r>
+      <w:r>
+        <w:rPr>
+          <w:noProof/>
+        </w:rPr>
+        <w:fldChar w:fldCharType="end"/>
+      </w:r>
       <w:r>
         <w:t xml:space="preserve"> </w:t>
       </w:r>
@@ -12789,61 +11278,187 @@
     <w:p>
       <w:pPr>
         <w:ind w:firstLine="708"/>
-        <w:rPr>
-          <w:color w:val="EE0000"/>
-          <w:lang w:val="en-US"/>
-        </w:rPr>
-      </w:pPr>
-      <w:r>
-        <w:rPr>
-          <w:color w:val="EE0000"/>
-        </w:rPr>
-        <w:t xml:space="preserve">Основные параметры измеренной АЧХ: полоса пропускания </w:t>
-      </w:r>
-      <w:r>
-        <w:rPr>
-          <w:color w:val="EE0000"/>
-        </w:rPr>
-        <w:t>приблизительно 490</w:t>
-      </w:r>
-      <w:r>
-        <w:rPr>
-          <w:color w:val="EE0000"/>
-        </w:rPr>
-        <w:t xml:space="preserve"> МГц; частота среза по уровню −3 дБ </w:t>
-      </w:r>
-      <w:r>
-        <w:rPr>
-          <w:color w:val="EE0000"/>
-        </w:rPr>
-        <w:t>537</w:t>
-      </w:r>
-      <w:r>
-        <w:rPr>
-          <w:color w:val="EE0000"/>
-        </w:rPr>
-        <w:t xml:space="preserve"> МГц; </w:t>
-      </w:r>
-      <w:r>
-        <w:rPr>
-          <w:color w:val="EE0000"/>
-        </w:rPr>
-        <w:t xml:space="preserve">полоса подавление начинается примерно с </w:t>
+      </w:pPr>
+      <w:r>
+        <w:t xml:space="preserve">В полосе пропускания средний уровень АЧХ составил </w:t>
+      </w:r>
+      <w:r>
+        <w:t>-</w:t>
+      </w:r>
+      <w:r>
+        <w:t>0</w:t>
+      </w:r>
+      <w:r>
+        <w:t>.</w:t>
+      </w:r>
+      <w:r>
+        <w:t>8 дБ</w:t>
+      </w:r>
+      <w:r>
+        <w:t xml:space="preserve">, следовательно полоса определялась относительно </w:t>
+      </w:r>
+      <w:r>
+        <w:t>среднего уровня по уровню -1.8 дБ и составила приблизительно 4</w:t>
+      </w:r>
+      <w:r>
+        <w:t>9</w:t>
+      </w:r>
+      <w:r>
+        <w:t>0</w:t>
+      </w:r>
+      <w:r>
+        <w:t xml:space="preserve"> МГц</w:t>
+      </w:r>
+      <w:r>
+        <w:t>, согласно технической документации</w:t>
+      </w:r>
+      <w:r>
+        <w:t xml:space="preserve">, полоса пропускания фильтра </w:t>
+      </w:r>
+      <w:r>
+        <w:t>LFCN-400</w:t>
+      </w:r>
+      <w:r>
+        <w:t xml:space="preserve"> – 400 МГц</w:t>
+      </w:r>
+      <w:r>
+        <w:t xml:space="preserve"> по уровню -1 дБ.</w:t>
       </w:r>
     </w:p>
     <w:p>
       <w:pPr>
         <w:ind w:firstLine="708"/>
-        <w:rPr>
-          <w:color w:val="EE0000"/>
-        </w:rPr>
-      </w:pPr>
-      <w:r>
-        <w:rPr>
-          <w:color w:val="EE0000"/>
-        </w:rPr>
-        <w:t xml:space="preserve">Сравнение с документацией: </w:t>
-      </w:r>
+      </w:pPr>
+      <w:r>
+        <w:t>Частоту среза определяли по уровню на 3 дБ ниже среднего, то есть −3</w:t>
+      </w:r>
+      <w:r>
+        <w:t>.</w:t>
+      </w:r>
+      <w:r>
+        <w:t xml:space="preserve">8 дБ относительно опорного измерения. По результатам измерений частота среза составляет приблизительно 540 МГц. </w:t>
+      </w:r>
+      <w:r>
+        <w:t>З</w:t>
+      </w:r>
+      <w:r>
+        <w:t>начение</w:t>
+      </w:r>
+      <w:r>
+        <w:t xml:space="preserve"> из технической документации</w:t>
+      </w:r>
+      <w:r>
+        <w:t xml:space="preserve"> для фильтра LFCN-400 </w:t>
+      </w:r>
+      <w:r>
+        <w:t xml:space="preserve">– </w:t>
+      </w:r>
+      <w:r>
+        <w:t>560 МГц</w:t>
+      </w:r>
+      <w:r>
+        <w:t>, соответственно</w:t>
+      </w:r>
+      <w:r>
+        <w:t xml:space="preserve"> экспериментальное значение ниже примерно на 20 МГц.</w:t>
+      </w:r>
+    </w:p>
+    <w:p>
+      <w:pPr>
+        <w:ind w:firstLine="708"/>
+      </w:pPr>
+      <w:r>
+        <w:t xml:space="preserve">Полоса заграждения по уровню </w:t>
+      </w:r>
+      <w:r>
+        <w:t>-</w:t>
+      </w:r>
+      <w:r>
+        <w:t>40 дБ начинается приблизительно с 63</w:t>
+      </w:r>
+      <w:r>
+        <w:t>8</w:t>
+      </w:r>
+      <w:r>
+        <w:t xml:space="preserve"> МГц: на 635 МГц уровень АЧХ составляет </w:t>
+      </w:r>
+      <w:r>
+        <w:t>-</w:t>
+      </w:r>
+      <w:r>
+        <w:t>38</w:t>
+      </w:r>
+      <w:r>
+        <w:t>.</w:t>
+      </w:r>
+      <w:r>
+        <w:t xml:space="preserve">26 дБ, а на 638 МГц </w:t>
+      </w:r>
+      <w:r>
+        <w:t>-</w:t>
+      </w:r>
+      <w:r>
+        <w:t>40</w:t>
+      </w:r>
+      <w:r>
+        <w:t>.</w:t>
+      </w:r>
+      <w:r>
+        <w:t xml:space="preserve">88 дБ. По технической документации, подавление должно быть не менее 40 дБ в диапазоне 680–3000 МГц. На измеренных частотах 710, 800, 900 и 1000 МГц уровень составляет соответственно </w:t>
+      </w:r>
+      <w:r>
+        <w:t>-</w:t>
+      </w:r>
+      <w:r>
+        <w:t>50</w:t>
+      </w:r>
+      <w:r>
+        <w:t>.</w:t>
+      </w:r>
+      <w:r>
+        <w:t xml:space="preserve">26, </w:t>
+      </w:r>
+      <w:r>
+        <w:t>-</w:t>
+      </w:r>
+      <w:r>
+        <w:t>41</w:t>
+      </w:r>
+      <w:r>
+        <w:t>.</w:t>
+      </w:r>
+      <w:r>
+        <w:t xml:space="preserve">06, </w:t>
+      </w:r>
+      <w:r>
+        <w:t>-</w:t>
+      </w:r>
+      <w:r>
+        <w:t>41</w:t>
+      </w:r>
+      <w:r>
+        <w:t>.</w:t>
+      </w:r>
+      <w:r>
+        <w:t xml:space="preserve">98 и </w:t>
+      </w:r>
+      <w:r>
+        <w:t>-</w:t>
+      </w:r>
+      <w:r>
+        <w:t>49</w:t>
+      </w:r>
+      <w:r>
+        <w:t xml:space="preserve"> </w:t>
+      </w:r>
+      <w:r>
+        <w:t>дБ, то есть соответствует этому требованию.</w:t>
+      </w:r>
+    </w:p>
+    <w:p>
+      <w:pPr>
+        <w:ind w:firstLine="708"/>
+      </w:pPr>
     </w:p>
     <w:p>
       <w:pPr>
@@ -12880,7 +11495,31 @@
         <w:ind w:firstLine="709"/>
       </w:pPr>
       <w:r>
-        <w:t>Для проведения измерения коэффициента отражения исследуемого устройства используется направленный ответвитель (Directional Coupler), позволяющий отделять мощность падающей на устройство волны от отраженной от него волны (ри</w:t>
+        <w:t xml:space="preserve">Для проведения измерения коэффициента отражения исследуемого устройства используется направленный </w:t>
+      </w:r>
+      <w:proofErr w:type="spellStart"/>
+      <w:r>
+        <w:t>ответвитель</w:t>
+      </w:r>
+      <w:proofErr w:type="spellEnd"/>
+      <w:r>
+        <w:t xml:space="preserve"> (</w:t>
+      </w:r>
+      <w:proofErr w:type="spellStart"/>
+      <w:r>
+        <w:t>Directional</w:t>
+      </w:r>
+      <w:proofErr w:type="spellEnd"/>
+      <w:r>
+        <w:t xml:space="preserve"> </w:t>
+      </w:r>
+      <w:proofErr w:type="spellStart"/>
+      <w:r>
+        <w:t>Coupler</w:t>
+      </w:r>
+      <w:proofErr w:type="spellEnd"/>
+      <w:r>
+        <w:t>), позволяющий отделять мощность падающей на устройство волны от отраженной от него волны (ри</w:t>
       </w:r>
       <w:r>
         <w:t>сунок</w:t>
@@ -12958,20 +11597,38 @@
       <w:r>
         <w:t xml:space="preserve">Рисунок </w:t>
       </w:r>
-      <w:fldSimple w:instr=" SEQ Рисунок \* ARABIC ">
-        <w:r>
-          <w:rPr>
-            <w:noProof/>
-          </w:rPr>
-          <w:t>9</w:t>
-        </w:r>
-      </w:fldSimple>
+      <w:r>
+        <w:fldChar w:fldCharType="begin"/>
+      </w:r>
+      <w:r>
+        <w:instrText xml:space="preserve"> SEQ Рисунок \* ARABIC </w:instrText>
+      </w:r>
+      <w:r>
+        <w:fldChar w:fldCharType="separate"/>
+      </w:r>
+      <w:r>
+        <w:rPr>
+          <w:noProof/>
+        </w:rPr>
+        <w:t>9</w:t>
+      </w:r>
+      <w:r>
+        <w:rPr>
+          <w:noProof/>
+        </w:rPr>
+        <w:fldChar w:fldCharType="end"/>
+      </w:r>
       <w:r>
         <w:t xml:space="preserve"> - </w:t>
       </w:r>
       <w:r>
-        <w:t>Направленный ответвитель</w:t>
-      </w:r>
+        <w:t xml:space="preserve">Направленный </w:t>
+      </w:r>
+      <w:proofErr w:type="spellStart"/>
+      <w:r>
+        <w:t>ответвитель</w:t>
+      </w:r>
+      <w:proofErr w:type="spellEnd"/>
     </w:p>
     <w:p>
       <w:pPr>
@@ -13042,14 +11699,27 @@
       <w:r>
         <w:t xml:space="preserve">Рисунок </w:t>
       </w:r>
-      <w:fldSimple w:instr=" SEQ Рисунок \* ARABIC ">
-        <w:r>
-          <w:rPr>
-            <w:noProof/>
-          </w:rPr>
-          <w:t>10</w:t>
-        </w:r>
-      </w:fldSimple>
+      <w:r>
+        <w:fldChar w:fldCharType="begin"/>
+      </w:r>
+      <w:r>
+        <w:instrText xml:space="preserve"> SEQ Рисунок \* ARABIC </w:instrText>
+      </w:r>
+      <w:r>
+        <w:fldChar w:fldCharType="separate"/>
+      </w:r>
+      <w:r>
+        <w:rPr>
+          <w:noProof/>
+        </w:rPr>
+        <w:t>10</w:t>
+      </w:r>
+      <w:r>
+        <w:rPr>
+          <w:noProof/>
+        </w:rPr>
+        <w:fldChar w:fldCharType="end"/>
+      </w:r>
       <w:r>
         <w:t xml:space="preserve"> - Схема измерения модуля коэффициента отражения при различных нагрузках</w:t>
       </w:r>
@@ -13059,7 +11729,23 @@
         <w:ind w:firstLine="709"/>
       </w:pPr>
       <w:r>
-        <w:t>Установим уровень генератора +10 дБм. При тех же частотах, что использованы при измерении АЧХ, фиксируем показания анализатора спектра, подключённого к измерительному плечу ответвителя (</w:t>
+        <w:t xml:space="preserve">Установим уровень генератора +10 </w:t>
+      </w:r>
+      <w:proofErr w:type="spellStart"/>
+      <w:r>
+        <w:t>дБм</w:t>
+      </w:r>
+      <w:proofErr w:type="spellEnd"/>
+      <w:r>
+        <w:t xml:space="preserve">. При тех же частотах, что использованы при измерении АЧХ, фиксируем показания анализатора спектра, подключённого к измерительному плечу </w:t>
+      </w:r>
+      <w:proofErr w:type="spellStart"/>
+      <w:r>
+        <w:t>ответвителя</w:t>
+      </w:r>
+      <w:proofErr w:type="spellEnd"/>
+      <w:r>
+        <w:t xml:space="preserve"> (</w:t>
       </w:r>
       <w:r>
         <w:rPr>
@@ -13249,7 +11935,21 @@
               <w:rFonts w:ascii="Cambria Math" w:hAnsi="Cambria Math"/>
               <w:lang w:val="en-US"/>
             </w:rPr>
-            <m:t>(f)-</m:t>
+            <m:t>(</m:t>
+          </m:r>
+          <m:r>
+            <w:rPr>
+              <w:rFonts w:ascii="Cambria Math" w:hAnsi="Cambria Math"/>
+              <w:lang w:val="en-US"/>
+            </w:rPr>
+            <m:t>f</m:t>
+          </m:r>
+          <m:r>
+            <w:rPr>
+              <w:rFonts w:ascii="Cambria Math" w:hAnsi="Cambria Math"/>
+              <w:lang w:val="en-US"/>
+            </w:rPr>
+            <m:t>)-</m:t>
           </m:r>
           <m:sSub>
             <m:sSubPr>
@@ -13284,7 +11984,21 @@
               <w:rFonts w:ascii="Cambria Math" w:hAnsi="Cambria Math"/>
               <w:lang w:val="en-US"/>
             </w:rPr>
-            <m:t>(f)</m:t>
+            <m:t>(</m:t>
+          </m:r>
+          <m:r>
+            <w:rPr>
+              <w:rFonts w:ascii="Cambria Math" w:hAnsi="Cambria Math"/>
+              <w:lang w:val="en-US"/>
+            </w:rPr>
+            <m:t>f</m:t>
+          </m:r>
+          <m:r>
+            <w:rPr>
+              <w:rFonts w:ascii="Cambria Math" w:hAnsi="Cambria Math"/>
+              <w:lang w:val="en-US"/>
+            </w:rPr>
+            <m:t>)</m:t>
           </m:r>
         </m:oMath>
       </m:oMathPara>
@@ -13697,1184 +12411,16 @@
     <w:p>
       <w:pPr>
         <w:pStyle w:val="af0"/>
-        <w:jc w:val="left"/>
-      </w:pPr>
-      <w:r>
-        <w:t>Таблица 2 – Измерение коэффициента отражения фильтра</w:t>
-      </w:r>
-    </w:p>
-    <w:tbl>
-      <w:tblPr>
-        <w:tblW w:w="0" w:type="auto"/>
-        <w:jc w:val="center"/>
-        <w:tblBorders>
-          <w:top w:val="single" w:sz="5" w:space="0" w:color="000000"/>
-          <w:left w:val="single" w:sz="5" w:space="0" w:color="000000"/>
-          <w:bottom w:val="single" w:sz="5" w:space="0" w:color="000000"/>
-          <w:right w:val="single" w:sz="5" w:space="0" w:color="000000"/>
-          <w:insideH w:val="single" w:sz="5" w:space="0" w:color="000000"/>
-          <w:insideV w:val="single" w:sz="5" w:space="0" w:color="000000"/>
-        </w:tblBorders>
-        <w:tblLook w:val="04A0" w:firstRow="1" w:lastRow="0" w:firstColumn="1" w:lastColumn="0" w:noHBand="0" w:noVBand="1"/>
-      </w:tblPr>
-      <w:tblGrid>
-        <w:gridCol w:w="1334"/>
-        <w:gridCol w:w="1335"/>
-        <w:gridCol w:w="1335"/>
-        <w:gridCol w:w="1335"/>
-        <w:gridCol w:w="1334"/>
-        <w:gridCol w:w="1335"/>
-        <w:gridCol w:w="1335"/>
-      </w:tblGrid>
-      <w:tr>
-        <w:trPr>
-          <w:tblHeader/>
-          <w:jc w:val="center"/>
-        </w:trPr>
-        <w:tc>
-          <w:tcPr>
-            <w:tcW w:w="1336" w:type="dxa"/>
-            <w:vAlign w:val="center"/>
-          </w:tcPr>
-          <w:p>
-            <w:pPr>
-              <w:pStyle w:val="af0"/>
-            </w:pPr>
-            <m:oMath>
-              <m:r>
-                <w:rPr>
-                  <w:rFonts w:ascii="Cambria Math" w:hAnsi="Cambria Math"/>
-                </w:rPr>
-                <m:t>f</m:t>
-              </m:r>
-            </m:oMath>
-            <w:r>
-              <w:t>, МГц</w:t>
-            </w:r>
-          </w:p>
-        </w:tc>
-        <w:tc>
-          <w:tcPr>
-            <w:tcW w:w="1336" w:type="dxa"/>
-            <w:vAlign w:val="center"/>
-          </w:tcPr>
-          <w:p>
-            <w:pPr>
-              <w:pStyle w:val="af0"/>
-            </w:pPr>
-            <m:oMath>
-              <m:sSub>
-                <m:sSubPr>
-                  <m:ctrlPr>
-                    <w:rPr>
-                      <w:rFonts w:ascii="Cambria Math" w:hAnsi="Cambria Math"/>
-                      <w:i/>
-                      <w:lang w:val="en-US"/>
-                    </w:rPr>
-                  </m:ctrlPr>
-                </m:sSubPr>
-                <m:e>
-                  <m:r>
-                    <w:rPr>
-                      <w:rFonts w:ascii="Cambria Math" w:hAnsi="Cambria Math"/>
-                    </w:rPr>
-                    <m:t>P</m:t>
-                  </m:r>
-                  <m:ctrlPr>
-                    <w:rPr>
-                      <w:rFonts w:ascii="Cambria Math" w:hAnsi="Cambria Math"/>
-                      <w:i/>
-                    </w:rPr>
-                  </m:ctrlPr>
-                </m:e>
-                <m:sub>
-                  <m:r>
-                    <w:rPr>
-                      <w:rFonts w:ascii="Cambria Math" w:hAnsi="Cambria Math"/>
-                    </w:rPr>
-                    <m:t>ХХ</m:t>
-                  </m:r>
-                </m:sub>
-              </m:sSub>
-            </m:oMath>
-            <w:r>
-              <w:t>, дБм</w:t>
-            </w:r>
-          </w:p>
-        </w:tc>
-        <w:tc>
-          <w:tcPr>
-            <w:tcW w:w="1336" w:type="dxa"/>
-            <w:vAlign w:val="center"/>
-          </w:tcPr>
-          <w:p>
-            <w:pPr>
-              <w:pStyle w:val="af0"/>
-            </w:pPr>
-            <m:oMath>
-              <m:sSub>
-                <m:sSubPr>
-                  <m:ctrlPr>
-                    <w:rPr>
-                      <w:rFonts w:ascii="Cambria Math" w:hAnsi="Cambria Math"/>
-                      <w:i/>
-                      <w:lang w:val="en-US"/>
-                    </w:rPr>
-                  </m:ctrlPr>
-                </m:sSubPr>
-                <m:e>
-                  <m:r>
-                    <w:rPr>
-                      <w:rFonts w:ascii="Cambria Math" w:hAnsi="Cambria Math"/>
-                    </w:rPr>
-                    <m:t>P</m:t>
-                  </m:r>
-                  <m:ctrlPr>
-                    <w:rPr>
-                      <w:rFonts w:ascii="Cambria Math" w:hAnsi="Cambria Math"/>
-                      <w:i/>
-                    </w:rPr>
-                  </m:ctrlPr>
-                </m:e>
-                <m:sub>
-                  <m:r>
-                    <w:rPr>
-                      <w:rFonts w:ascii="Cambria Math" w:hAnsi="Cambria Math"/>
-                    </w:rPr>
-                    <m:t>с.н</m:t>
-                  </m:r>
-                </m:sub>
-              </m:sSub>
-            </m:oMath>
-            <w:r>
-              <w:t>, дБм</w:t>
-            </w:r>
-          </w:p>
-        </w:tc>
-        <w:tc>
-          <w:tcPr>
-            <w:tcW w:w="1336" w:type="dxa"/>
-            <w:vAlign w:val="center"/>
-          </w:tcPr>
-          <w:p>
-            <w:pPr>
-              <w:pStyle w:val="af0"/>
-            </w:pPr>
-            <m:oMath>
-              <m:sSub>
-                <m:sSubPr>
-                  <m:ctrlPr>
-                    <w:rPr>
-                      <w:rFonts w:ascii="Cambria Math" w:hAnsi="Cambria Math"/>
-                      <w:i/>
-                    </w:rPr>
-                  </m:ctrlPr>
-                </m:sSubPr>
-                <m:e>
-                  <m:r>
-                    <w:rPr>
-                      <w:rFonts w:ascii="Cambria Math" w:hAnsi="Cambria Math"/>
-                    </w:rPr>
-                    <m:t>P</m:t>
-                  </m:r>
-                </m:e>
-                <m:sub>
-                  <m:r>
-                    <w:rPr>
-                      <w:rFonts w:ascii="Cambria Math" w:hAnsi="Cambria Math"/>
-                    </w:rPr>
-                    <m:t>ф</m:t>
-                  </m:r>
-                </m:sub>
-              </m:sSub>
-            </m:oMath>
-            <w:r>
-              <w:t>, дБм</w:t>
-            </w:r>
-          </w:p>
-        </w:tc>
-        <w:tc>
-          <w:tcPr>
-            <w:tcW w:w="1336" w:type="dxa"/>
-            <w:vAlign w:val="center"/>
-          </w:tcPr>
-          <w:p>
-            <w:pPr>
-              <w:pStyle w:val="af0"/>
-            </w:pPr>
-            <m:oMath>
-              <m:sSub>
-                <m:sSubPr>
-                  <m:ctrlPr>
-                    <w:rPr>
-                      <w:rFonts w:ascii="Cambria Math" w:hAnsi="Cambria Math"/>
-                      <w:i/>
-                    </w:rPr>
-                  </m:ctrlPr>
-                </m:sSubPr>
-                <m:e>
-                  <m:r>
-                    <w:rPr>
-                      <w:rFonts w:ascii="Cambria Math" w:hAnsi="Cambria Math"/>
-                    </w:rPr>
-                    <m:t>Г</m:t>
-                  </m:r>
-                </m:e>
-                <m:sub>
-                  <m:r>
-                    <w:rPr>
-                      <w:rFonts w:ascii="Cambria Math" w:hAnsi="Cambria Math"/>
-                    </w:rPr>
-                    <m:t>ф</m:t>
-                  </m:r>
-                </m:sub>
-              </m:sSub>
-            </m:oMath>
-            <w:r>
-              <w:t>, дБ</w:t>
-            </w:r>
-          </w:p>
-        </w:tc>
-        <w:tc>
-          <w:tcPr>
-            <w:tcW w:w="1336" w:type="dxa"/>
-            <w:vAlign w:val="center"/>
-          </w:tcPr>
-          <w:p>
-            <w:pPr>
-              <w:pStyle w:val="af0"/>
-            </w:pPr>
-            <m:oMathPara>
-              <m:oMath>
-                <m:r>
-                  <w:rPr>
-                    <w:rFonts w:ascii="Cambria Math" w:hAnsi="Cambria Math"/>
-                  </w:rPr>
-                  <m:t>|</m:t>
-                </m:r>
-                <m:sSub>
-                  <m:sSubPr>
-                    <m:ctrlPr>
-                      <w:rPr>
-                        <w:rFonts w:ascii="Cambria Math" w:hAnsi="Cambria Math"/>
-                        <w:i/>
-                      </w:rPr>
-                    </m:ctrlPr>
-                  </m:sSubPr>
-                  <m:e>
-                    <m:r>
-                      <w:rPr>
-                        <w:rFonts w:ascii="Cambria Math" w:hAnsi="Cambria Math"/>
-                      </w:rPr>
-                      <m:t>Г</m:t>
-                    </m:r>
-                  </m:e>
-                  <m:sub>
-                    <m:r>
-                      <w:rPr>
-                        <w:rFonts w:ascii="Cambria Math" w:hAnsi="Cambria Math"/>
-                      </w:rPr>
-                      <m:t>ф</m:t>
-                    </m:r>
-                  </m:sub>
-                </m:sSub>
-                <m:r>
-                  <w:rPr>
-                    <w:rFonts w:ascii="Cambria Math" w:hAnsi="Cambria Math"/>
-                  </w:rPr>
-                  <m:t>|</m:t>
-                </m:r>
-              </m:oMath>
-            </m:oMathPara>
-          </w:p>
-        </w:tc>
-        <w:tc>
-          <w:tcPr>
-            <w:tcW w:w="1336" w:type="dxa"/>
-            <w:vAlign w:val="center"/>
-          </w:tcPr>
-          <w:p>
-            <w:pPr>
-              <w:pStyle w:val="af0"/>
-            </w:pPr>
-            <w:r>
-              <w:t>КСВН</w:t>
-            </w:r>
-          </w:p>
-        </w:tc>
-      </w:tr>
-      <w:tr>
-        <w:trPr>
-          <w:trHeight w:val="351"/>
-          <w:jc w:val="center"/>
-        </w:trPr>
-        <w:tc>
-          <w:tcPr>
-            <w:tcW w:w="1336" w:type="dxa"/>
-            <w:vAlign w:val="center"/>
-          </w:tcPr>
-          <w:p>
-            <w:pPr>
-              <w:pStyle w:val="af0"/>
-            </w:pPr>
-          </w:p>
-        </w:tc>
-        <w:tc>
-          <w:tcPr>
-            <w:tcW w:w="1336" w:type="dxa"/>
-            <w:vAlign w:val="center"/>
-          </w:tcPr>
-          <w:p>
-            <w:pPr>
-              <w:pStyle w:val="af0"/>
-            </w:pPr>
-          </w:p>
-        </w:tc>
-        <w:tc>
-          <w:tcPr>
-            <w:tcW w:w="1336" w:type="dxa"/>
-            <w:vAlign w:val="center"/>
-          </w:tcPr>
-          <w:p>
-            <w:pPr>
-              <w:pStyle w:val="af0"/>
-            </w:pPr>
-          </w:p>
-        </w:tc>
-        <w:tc>
-          <w:tcPr>
-            <w:tcW w:w="1336" w:type="dxa"/>
-            <w:vAlign w:val="center"/>
-          </w:tcPr>
-          <w:p>
-            <w:pPr>
-              <w:pStyle w:val="af0"/>
-            </w:pPr>
-          </w:p>
-        </w:tc>
-        <w:tc>
-          <w:tcPr>
-            <w:tcW w:w="1336" w:type="dxa"/>
-            <w:vAlign w:val="center"/>
-          </w:tcPr>
-          <w:p>
-            <w:pPr>
-              <w:pStyle w:val="af0"/>
-            </w:pPr>
-          </w:p>
-        </w:tc>
-        <w:tc>
-          <w:tcPr>
-            <w:tcW w:w="1336" w:type="dxa"/>
-            <w:vAlign w:val="center"/>
-          </w:tcPr>
-          <w:p>
-            <w:pPr>
-              <w:pStyle w:val="af0"/>
-            </w:pPr>
-          </w:p>
-        </w:tc>
-        <w:tc>
-          <w:tcPr>
-            <w:tcW w:w="1336" w:type="dxa"/>
-            <w:vAlign w:val="center"/>
-          </w:tcPr>
-          <w:p>
-            <w:pPr>
-              <w:pStyle w:val="af0"/>
-            </w:pPr>
-          </w:p>
-        </w:tc>
-      </w:tr>
-      <w:tr>
-        <w:trPr>
-          <w:trHeight w:val="351"/>
-          <w:jc w:val="center"/>
-        </w:trPr>
-        <w:tc>
-          <w:tcPr>
-            <w:tcW w:w="1336" w:type="dxa"/>
-            <w:vAlign w:val="center"/>
-          </w:tcPr>
-          <w:p>
-            <w:pPr>
-              <w:pStyle w:val="af0"/>
-            </w:pPr>
-          </w:p>
-        </w:tc>
-        <w:tc>
-          <w:tcPr>
-            <w:tcW w:w="1336" w:type="dxa"/>
-            <w:vAlign w:val="center"/>
-          </w:tcPr>
-          <w:p>
-            <w:pPr>
-              <w:pStyle w:val="af0"/>
-            </w:pPr>
-          </w:p>
-        </w:tc>
-        <w:tc>
-          <w:tcPr>
-            <w:tcW w:w="1336" w:type="dxa"/>
-            <w:vAlign w:val="center"/>
-          </w:tcPr>
-          <w:p>
-            <w:pPr>
-              <w:pStyle w:val="af0"/>
-            </w:pPr>
-          </w:p>
-        </w:tc>
-        <w:tc>
-          <w:tcPr>
-            <w:tcW w:w="1336" w:type="dxa"/>
-            <w:vAlign w:val="center"/>
-          </w:tcPr>
-          <w:p>
-            <w:pPr>
-              <w:pStyle w:val="af0"/>
-            </w:pPr>
-          </w:p>
-        </w:tc>
-        <w:tc>
-          <w:tcPr>
-            <w:tcW w:w="1336" w:type="dxa"/>
-            <w:vAlign w:val="center"/>
-          </w:tcPr>
-          <w:p>
-            <w:pPr>
-              <w:pStyle w:val="af0"/>
-            </w:pPr>
-          </w:p>
-        </w:tc>
-        <w:tc>
-          <w:tcPr>
-            <w:tcW w:w="1336" w:type="dxa"/>
-            <w:vAlign w:val="center"/>
-          </w:tcPr>
-          <w:p>
-            <w:pPr>
-              <w:pStyle w:val="af0"/>
-            </w:pPr>
-          </w:p>
-        </w:tc>
-        <w:tc>
-          <w:tcPr>
-            <w:tcW w:w="1336" w:type="dxa"/>
-            <w:vAlign w:val="center"/>
-          </w:tcPr>
-          <w:p>
-            <w:pPr>
-              <w:pStyle w:val="af0"/>
-            </w:pPr>
-          </w:p>
-        </w:tc>
-      </w:tr>
-      <w:tr>
-        <w:trPr>
-          <w:trHeight w:val="351"/>
-          <w:jc w:val="center"/>
-        </w:trPr>
-        <w:tc>
-          <w:tcPr>
-            <w:tcW w:w="1336" w:type="dxa"/>
-            <w:vAlign w:val="center"/>
-          </w:tcPr>
-          <w:p>
-            <w:pPr>
-              <w:pStyle w:val="af0"/>
-            </w:pPr>
-          </w:p>
-        </w:tc>
-        <w:tc>
-          <w:tcPr>
-            <w:tcW w:w="1336" w:type="dxa"/>
-            <w:vAlign w:val="center"/>
-          </w:tcPr>
-          <w:p>
-            <w:pPr>
-              <w:pStyle w:val="af0"/>
-            </w:pPr>
-          </w:p>
-        </w:tc>
-        <w:tc>
-          <w:tcPr>
-            <w:tcW w:w="1336" w:type="dxa"/>
-            <w:vAlign w:val="center"/>
-          </w:tcPr>
-          <w:p>
-            <w:pPr>
-              <w:pStyle w:val="af0"/>
-            </w:pPr>
-          </w:p>
-        </w:tc>
-        <w:tc>
-          <w:tcPr>
-            <w:tcW w:w="1336" w:type="dxa"/>
-            <w:vAlign w:val="center"/>
-          </w:tcPr>
-          <w:p>
-            <w:pPr>
-              <w:pStyle w:val="af0"/>
-            </w:pPr>
-          </w:p>
-        </w:tc>
-        <w:tc>
-          <w:tcPr>
-            <w:tcW w:w="1336" w:type="dxa"/>
-            <w:vAlign w:val="center"/>
-          </w:tcPr>
-          <w:p>
-            <w:pPr>
-              <w:pStyle w:val="af0"/>
-            </w:pPr>
-          </w:p>
-        </w:tc>
-        <w:tc>
-          <w:tcPr>
-            <w:tcW w:w="1336" w:type="dxa"/>
-            <w:vAlign w:val="center"/>
-          </w:tcPr>
-          <w:p>
-            <w:pPr>
-              <w:pStyle w:val="af0"/>
-            </w:pPr>
-          </w:p>
-        </w:tc>
-        <w:tc>
-          <w:tcPr>
-            <w:tcW w:w="1336" w:type="dxa"/>
-            <w:vAlign w:val="center"/>
-          </w:tcPr>
-          <w:p>
-            <w:pPr>
-              <w:pStyle w:val="af0"/>
-            </w:pPr>
-          </w:p>
-        </w:tc>
-      </w:tr>
-      <w:tr>
-        <w:trPr>
-          <w:trHeight w:val="351"/>
-          <w:jc w:val="center"/>
-        </w:trPr>
-        <w:tc>
-          <w:tcPr>
-            <w:tcW w:w="1336" w:type="dxa"/>
-            <w:vAlign w:val="center"/>
-          </w:tcPr>
-          <w:p>
-            <w:pPr>
-              <w:pStyle w:val="af0"/>
-            </w:pPr>
-          </w:p>
-        </w:tc>
-        <w:tc>
-          <w:tcPr>
-            <w:tcW w:w="1336" w:type="dxa"/>
-            <w:vAlign w:val="center"/>
-          </w:tcPr>
-          <w:p>
-            <w:pPr>
-              <w:pStyle w:val="af0"/>
-            </w:pPr>
-          </w:p>
-        </w:tc>
-        <w:tc>
-          <w:tcPr>
-            <w:tcW w:w="1336" w:type="dxa"/>
-            <w:vAlign w:val="center"/>
-          </w:tcPr>
-          <w:p>
-            <w:pPr>
-              <w:pStyle w:val="af0"/>
-            </w:pPr>
-          </w:p>
-        </w:tc>
-        <w:tc>
-          <w:tcPr>
-            <w:tcW w:w="1336" w:type="dxa"/>
-            <w:vAlign w:val="center"/>
-          </w:tcPr>
-          <w:p>
-            <w:pPr>
-              <w:pStyle w:val="af0"/>
-            </w:pPr>
-          </w:p>
-        </w:tc>
-        <w:tc>
-          <w:tcPr>
-            <w:tcW w:w="1336" w:type="dxa"/>
-            <w:vAlign w:val="center"/>
-          </w:tcPr>
-          <w:p>
-            <w:pPr>
-              <w:pStyle w:val="af0"/>
-            </w:pPr>
-          </w:p>
-        </w:tc>
-        <w:tc>
-          <w:tcPr>
-            <w:tcW w:w="1336" w:type="dxa"/>
-            <w:vAlign w:val="center"/>
-          </w:tcPr>
-          <w:p>
-            <w:pPr>
-              <w:pStyle w:val="af0"/>
-            </w:pPr>
-          </w:p>
-        </w:tc>
-        <w:tc>
-          <w:tcPr>
-            <w:tcW w:w="1336" w:type="dxa"/>
-            <w:vAlign w:val="center"/>
-          </w:tcPr>
-          <w:p>
-            <w:pPr>
-              <w:pStyle w:val="af0"/>
-            </w:pPr>
-          </w:p>
-        </w:tc>
-      </w:tr>
-      <w:tr>
-        <w:trPr>
-          <w:trHeight w:val="351"/>
-          <w:jc w:val="center"/>
-        </w:trPr>
-        <w:tc>
-          <w:tcPr>
-            <w:tcW w:w="1336" w:type="dxa"/>
-            <w:vAlign w:val="center"/>
-          </w:tcPr>
-          <w:p>
-            <w:pPr>
-              <w:pStyle w:val="af0"/>
-            </w:pPr>
-          </w:p>
-        </w:tc>
-        <w:tc>
-          <w:tcPr>
-            <w:tcW w:w="1336" w:type="dxa"/>
-            <w:vAlign w:val="center"/>
-          </w:tcPr>
-          <w:p>
-            <w:pPr>
-              <w:pStyle w:val="af0"/>
-            </w:pPr>
-          </w:p>
-        </w:tc>
-        <w:tc>
-          <w:tcPr>
-            <w:tcW w:w="1336" w:type="dxa"/>
-            <w:vAlign w:val="center"/>
-          </w:tcPr>
-          <w:p>
-            <w:pPr>
-              <w:pStyle w:val="af0"/>
-            </w:pPr>
-          </w:p>
-        </w:tc>
-        <w:tc>
-          <w:tcPr>
-            <w:tcW w:w="1336" w:type="dxa"/>
-            <w:vAlign w:val="center"/>
-          </w:tcPr>
-          <w:p>
-            <w:pPr>
-              <w:pStyle w:val="af0"/>
-            </w:pPr>
-          </w:p>
-        </w:tc>
-        <w:tc>
-          <w:tcPr>
-            <w:tcW w:w="1336" w:type="dxa"/>
-            <w:vAlign w:val="center"/>
-          </w:tcPr>
-          <w:p>
-            <w:pPr>
-              <w:pStyle w:val="af0"/>
-            </w:pPr>
-          </w:p>
-        </w:tc>
-        <w:tc>
-          <w:tcPr>
-            <w:tcW w:w="1336" w:type="dxa"/>
-            <w:vAlign w:val="center"/>
-          </w:tcPr>
-          <w:p>
-            <w:pPr>
-              <w:pStyle w:val="af0"/>
-            </w:pPr>
-          </w:p>
-        </w:tc>
-        <w:tc>
-          <w:tcPr>
-            <w:tcW w:w="1336" w:type="dxa"/>
-            <w:vAlign w:val="center"/>
-          </w:tcPr>
-          <w:p>
-            <w:pPr>
-              <w:pStyle w:val="af0"/>
-            </w:pPr>
-          </w:p>
-        </w:tc>
-      </w:tr>
-      <w:tr>
-        <w:trPr>
-          <w:trHeight w:val="351"/>
-          <w:jc w:val="center"/>
-        </w:trPr>
-        <w:tc>
-          <w:tcPr>
-            <w:tcW w:w="1336" w:type="dxa"/>
-            <w:vAlign w:val="center"/>
-          </w:tcPr>
-          <w:p>
-            <w:pPr>
-              <w:pStyle w:val="af0"/>
-            </w:pPr>
-          </w:p>
-        </w:tc>
-        <w:tc>
-          <w:tcPr>
-            <w:tcW w:w="1336" w:type="dxa"/>
-            <w:vAlign w:val="center"/>
-          </w:tcPr>
-          <w:p>
-            <w:pPr>
-              <w:pStyle w:val="af0"/>
-            </w:pPr>
-          </w:p>
-        </w:tc>
-        <w:tc>
-          <w:tcPr>
-            <w:tcW w:w="1336" w:type="dxa"/>
-            <w:vAlign w:val="center"/>
-          </w:tcPr>
-          <w:p>
-            <w:pPr>
-              <w:pStyle w:val="af0"/>
-            </w:pPr>
-          </w:p>
-        </w:tc>
-        <w:tc>
-          <w:tcPr>
-            <w:tcW w:w="1336" w:type="dxa"/>
-            <w:vAlign w:val="center"/>
-          </w:tcPr>
-          <w:p>
-            <w:pPr>
-              <w:pStyle w:val="af0"/>
-            </w:pPr>
-          </w:p>
-        </w:tc>
-        <w:tc>
-          <w:tcPr>
-            <w:tcW w:w="1336" w:type="dxa"/>
-            <w:vAlign w:val="center"/>
-          </w:tcPr>
-          <w:p>
-            <w:pPr>
-              <w:pStyle w:val="af0"/>
-            </w:pPr>
-          </w:p>
-        </w:tc>
-        <w:tc>
-          <w:tcPr>
-            <w:tcW w:w="1336" w:type="dxa"/>
-            <w:vAlign w:val="center"/>
-          </w:tcPr>
-          <w:p>
-            <w:pPr>
-              <w:pStyle w:val="af0"/>
-            </w:pPr>
-          </w:p>
-        </w:tc>
-        <w:tc>
-          <w:tcPr>
-            <w:tcW w:w="1336" w:type="dxa"/>
-            <w:vAlign w:val="center"/>
-          </w:tcPr>
-          <w:p>
-            <w:pPr>
-              <w:pStyle w:val="af0"/>
-            </w:pPr>
-          </w:p>
-        </w:tc>
-      </w:tr>
-      <w:tr>
-        <w:trPr>
-          <w:trHeight w:val="351"/>
-          <w:jc w:val="center"/>
-        </w:trPr>
-        <w:tc>
-          <w:tcPr>
-            <w:tcW w:w="1336" w:type="dxa"/>
-            <w:vAlign w:val="center"/>
-          </w:tcPr>
-          <w:p>
-            <w:pPr>
-              <w:pStyle w:val="af0"/>
-            </w:pPr>
-          </w:p>
-        </w:tc>
-        <w:tc>
-          <w:tcPr>
-            <w:tcW w:w="1336" w:type="dxa"/>
-            <w:vAlign w:val="center"/>
-          </w:tcPr>
-          <w:p>
-            <w:pPr>
-              <w:pStyle w:val="af0"/>
-            </w:pPr>
-          </w:p>
-        </w:tc>
-        <w:tc>
-          <w:tcPr>
-            <w:tcW w:w="1336" w:type="dxa"/>
-            <w:vAlign w:val="center"/>
-          </w:tcPr>
-          <w:p>
-            <w:pPr>
-              <w:pStyle w:val="af0"/>
-            </w:pPr>
-          </w:p>
-        </w:tc>
-        <w:tc>
-          <w:tcPr>
-            <w:tcW w:w="1336" w:type="dxa"/>
-            <w:vAlign w:val="center"/>
-          </w:tcPr>
-          <w:p>
-            <w:pPr>
-              <w:pStyle w:val="af0"/>
-            </w:pPr>
-          </w:p>
-        </w:tc>
-        <w:tc>
-          <w:tcPr>
-            <w:tcW w:w="1336" w:type="dxa"/>
-            <w:vAlign w:val="center"/>
-          </w:tcPr>
-          <w:p>
-            <w:pPr>
-              <w:pStyle w:val="af0"/>
-            </w:pPr>
-          </w:p>
-        </w:tc>
-        <w:tc>
-          <w:tcPr>
-            <w:tcW w:w="1336" w:type="dxa"/>
-            <w:vAlign w:val="center"/>
-          </w:tcPr>
-          <w:p>
-            <w:pPr>
-              <w:pStyle w:val="af0"/>
-            </w:pPr>
-          </w:p>
-        </w:tc>
-        <w:tc>
-          <w:tcPr>
-            <w:tcW w:w="1336" w:type="dxa"/>
-            <w:vAlign w:val="center"/>
-          </w:tcPr>
-          <w:p>
-            <w:pPr>
-              <w:pStyle w:val="af0"/>
-            </w:pPr>
-          </w:p>
-        </w:tc>
-      </w:tr>
-      <w:tr>
-        <w:trPr>
-          <w:trHeight w:val="351"/>
-          <w:jc w:val="center"/>
-        </w:trPr>
-        <w:tc>
-          <w:tcPr>
-            <w:tcW w:w="1336" w:type="dxa"/>
-            <w:vAlign w:val="center"/>
-          </w:tcPr>
-          <w:p>
-            <w:pPr>
-              <w:pStyle w:val="af0"/>
-            </w:pPr>
-          </w:p>
-        </w:tc>
-        <w:tc>
-          <w:tcPr>
-            <w:tcW w:w="1336" w:type="dxa"/>
-            <w:vAlign w:val="center"/>
-          </w:tcPr>
-          <w:p>
-            <w:pPr>
-              <w:pStyle w:val="af0"/>
-            </w:pPr>
-          </w:p>
-        </w:tc>
-        <w:tc>
-          <w:tcPr>
-            <w:tcW w:w="1336" w:type="dxa"/>
-            <w:vAlign w:val="center"/>
-          </w:tcPr>
-          <w:p>
-            <w:pPr>
-              <w:pStyle w:val="af0"/>
-            </w:pPr>
-          </w:p>
-        </w:tc>
-        <w:tc>
-          <w:tcPr>
-            <w:tcW w:w="1336" w:type="dxa"/>
-            <w:vAlign w:val="center"/>
-          </w:tcPr>
-          <w:p>
-            <w:pPr>
-              <w:pStyle w:val="af0"/>
-            </w:pPr>
-          </w:p>
-        </w:tc>
-        <w:tc>
-          <w:tcPr>
-            <w:tcW w:w="1336" w:type="dxa"/>
-            <w:vAlign w:val="center"/>
-          </w:tcPr>
-          <w:p>
-            <w:pPr>
-              <w:pStyle w:val="af0"/>
-            </w:pPr>
-          </w:p>
-        </w:tc>
-        <w:tc>
-          <w:tcPr>
-            <w:tcW w:w="1336" w:type="dxa"/>
-            <w:vAlign w:val="center"/>
-          </w:tcPr>
-          <w:p>
-            <w:pPr>
-              <w:pStyle w:val="af0"/>
-            </w:pPr>
-          </w:p>
-        </w:tc>
-        <w:tc>
-          <w:tcPr>
-            <w:tcW w:w="1336" w:type="dxa"/>
-            <w:vAlign w:val="center"/>
-          </w:tcPr>
-          <w:p>
-            <w:pPr>
-              <w:pStyle w:val="af0"/>
-            </w:pPr>
-          </w:p>
-        </w:tc>
-      </w:tr>
-    </w:tbl>
-    <w:p/>
-    <w:p>
-      <w:pPr>
-        <w:ind w:firstLine="709"/>
-      </w:pPr>
-      <w:r>
-        <w:t>Измерение с нагрузкой 50 Ом характеризует остаточный уровень сигнала в измерительном плече, обусловленный конечной направленностью ответвителя, рассогласованием элементов и шумом.</w:t>
-      </w:r>
-      <w:r>
-        <w:t xml:space="preserve"> Поэтому направленность</w:t>
-      </w:r>
-      <w:r>
-        <w:t xml:space="preserve"> (</w:t>
-      </w:r>
-      <w:r>
-        <w:rPr>
-          <w:lang w:val="en-US"/>
-        </w:rPr>
-        <w:t>Directivity</w:t>
-      </w:r>
-      <w:r>
-        <w:t>)</w:t>
-      </w:r>
-      <w:r>
-        <w:t>, а именно оценку, можно рассчитать следующим образом:</w:t>
-      </w:r>
-    </w:p>
-    <w:p>
-      <w:pPr>
-        <w:ind w:firstLine="709"/>
-        <w:rPr>
-          <w:i/>
-        </w:rPr>
-      </w:pPr>
-      <m:oMathPara>
-        <m:oMath>
-          <m:r>
-            <w:rPr>
-              <w:rFonts w:ascii="Cambria Math" w:hAnsi="Cambria Math"/>
-            </w:rPr>
-            <m:t>D</m:t>
-          </m:r>
-          <m:d>
-            <m:dPr>
-              <m:ctrlPr>
-                <w:rPr>
-                  <w:rFonts w:ascii="Cambria Math" w:hAnsi="Cambria Math"/>
-                  <w:i/>
-                  <w:lang w:val="en-US"/>
-                </w:rPr>
-              </m:ctrlPr>
-            </m:dPr>
-            <m:e>
-              <m:r>
-                <w:rPr>
-                  <w:rFonts w:ascii="Cambria Math" w:hAnsi="Cambria Math"/>
-                  <w:lang w:val="en-US"/>
-                </w:rPr>
-                <m:t>f</m:t>
-              </m:r>
-            </m:e>
-          </m:d>
-          <m:r>
-            <w:rPr>
-              <w:rFonts w:ascii="Cambria Math" w:hAnsi="Cambria Math"/>
-              <w:lang w:val="en-US"/>
-            </w:rPr>
-            <m:t>=</m:t>
-          </m:r>
-          <m:sSub>
-            <m:sSubPr>
-              <m:ctrlPr>
-                <w:rPr>
-                  <w:rFonts w:ascii="Cambria Math" w:hAnsi="Cambria Math"/>
-                  <w:i/>
-                  <w:lang w:val="en-US"/>
-                </w:rPr>
-              </m:ctrlPr>
-            </m:sSubPr>
-            <m:e>
-              <m:r>
-                <w:rPr>
-                  <w:rFonts w:ascii="Cambria Math" w:hAnsi="Cambria Math"/>
-                  <w:lang w:val="en-US"/>
-                </w:rPr>
-                <m:t>P</m:t>
-              </m:r>
-            </m:e>
-            <m:sub>
-              <m:r>
-                <w:rPr>
-                  <w:rFonts w:ascii="Cambria Math" w:hAnsi="Cambria Math"/>
-                </w:rPr>
-                <m:t>ХХ</m:t>
-              </m:r>
-            </m:sub>
-          </m:sSub>
-          <m:d>
-            <m:dPr>
-              <m:ctrlPr>
-                <w:rPr>
-                  <w:rFonts w:ascii="Cambria Math" w:hAnsi="Cambria Math"/>
-                  <w:i/>
-                  <w:lang w:val="en-US"/>
-                </w:rPr>
-              </m:ctrlPr>
-            </m:dPr>
-            <m:e>
-              <m:r>
-                <w:rPr>
-                  <w:rFonts w:ascii="Cambria Math" w:hAnsi="Cambria Math"/>
-                  <w:lang w:val="en-US"/>
-                </w:rPr>
-                <m:t>f</m:t>
-              </m:r>
-            </m:e>
-          </m:d>
-          <m:r>
-            <w:rPr>
-              <w:rFonts w:ascii="Cambria Math" w:hAnsi="Cambria Math"/>
-              <w:lang w:val="en-US"/>
-            </w:rPr>
-            <m:t>-</m:t>
-          </m:r>
-          <m:sSub>
-            <m:sSubPr>
-              <m:ctrlPr>
-                <w:rPr>
-                  <w:rFonts w:ascii="Cambria Math" w:hAnsi="Cambria Math"/>
-                  <w:i/>
-                  <w:lang w:val="en-US"/>
-                </w:rPr>
-              </m:ctrlPr>
-            </m:sSubPr>
-            <m:e>
-              <m:r>
-                <w:rPr>
-                  <w:rFonts w:ascii="Cambria Math" w:hAnsi="Cambria Math"/>
-                  <w:lang w:val="en-US"/>
-                </w:rPr>
-                <m:t>P</m:t>
-              </m:r>
-            </m:e>
-            <m:sub>
-              <m:r>
-                <w:rPr>
-                  <w:rFonts w:ascii="Cambria Math" w:hAnsi="Cambria Math"/>
-                </w:rPr>
-                <m:t>с.н</m:t>
-              </m:r>
-            </m:sub>
-          </m:sSub>
-          <m:r>
-            <w:rPr>
-              <w:rFonts w:ascii="Cambria Math" w:hAnsi="Cambria Math"/>
-              <w:lang w:val="en-US"/>
-            </w:rPr>
-            <m:t>(f)</m:t>
-          </m:r>
-        </m:oMath>
-      </m:oMathPara>
-    </w:p>
-    <w:p>
-      <w:pPr>
-        <w:pStyle w:val="a7"/>
-        <w:ind w:left="0" w:firstLine="708"/>
-        <w:rPr>
-          <w:b/>
-          <w:bCs/>
-          <w:color w:val="EE0000"/>
-        </w:rPr>
-      </w:pPr>
-      <w:r>
-        <w:rPr>
-          <w:color w:val="EE0000"/>
-        </w:rPr>
-        <w:t>Сравнение коэффициента отражения и КСВН с документацией: ---</w:t>
-      </w:r>
-    </w:p>
-    <w:p>
-      <w:pPr>
-        <w:pStyle w:val="a7"/>
-        <w:ind w:left="0"/>
-        <w:rPr>
-          <w:b/>
-          <w:bCs/>
-        </w:rPr>
-      </w:pPr>
-    </w:p>
-    <w:p/>
-    <w:p/>
-    <w:p>
-      <w:pPr>
-        <w:pStyle w:val="af0"/>
-        <w:keepNext/>
       </w:pPr>
       <w:r>
         <w:rPr>
           <w:noProof/>
-          <w:lang w:val="en-US"/>
-        </w:rPr>
-        <w:lastRenderedPageBreak/>
+        </w:rPr>
         <w:drawing>
-          <wp:inline distT="0" distB="0" distL="0" distR="0" wp14:anchorId="09D368FC" wp14:editId="072DC4F6">
-            <wp:extent cx="5351145" cy="2607945"/>
-            <wp:effectExtent l="19050" t="19050" r="20955" b="20955"/>
-            <wp:docPr id="448167842" name="Рисунок 2"/>
+          <wp:inline distT="0" distB="0" distL="0" distR="0" wp14:anchorId="40083D5D" wp14:editId="7264E987">
+            <wp:extent cx="5939679" cy="3094550"/>
+            <wp:effectExtent l="0" t="0" r="4445" b="0"/>
+            <wp:docPr id="197254452" name="Рисунок 1"/>
             <wp:cNvGraphicFramePr>
               <a:graphicFrameLocks xmlns:a="http://schemas.openxmlformats.org/drawingml/2006/main" noChangeAspect="1"/>
             </wp:cNvGraphicFramePr>
@@ -14882,20 +12428,12 @@
               <a:graphicData uri="http://schemas.openxmlformats.org/drawingml/2006/picture">
                 <pic:pic xmlns:pic="http://schemas.openxmlformats.org/drawingml/2006/picture">
                   <pic:nvPicPr>
-                    <pic:cNvPr id="0" name="Picture 1"/>
-                    <pic:cNvPicPr>
-                      <a:picLocks noChangeAspect="1" noChangeArrowheads="1"/>
-                    </pic:cNvPicPr>
+                    <pic:cNvPr id="197254452" name=""/>
+                    <pic:cNvPicPr/>
                   </pic:nvPicPr>
-                  <pic:blipFill>
-                    <a:blip r:embed="rId17">
-                      <a:extLst>
-                        <a:ext uri="{28A0092B-C50C-407E-A947-70E740481C1C}">
-                          <a14:useLocalDpi xmlns:a14="http://schemas.microsoft.com/office/drawing/2010/main" val="0"/>
-                        </a:ext>
-                      </a:extLst>
-                    </a:blip>
-                    <a:srcRect/>
+                  <pic:blipFill rotWithShape="1">
+                    <a:blip r:embed="rId17"/>
+                    <a:srcRect t="6216"/>
                     <a:stretch>
                       <a:fillRect/>
                     </a:stretch>
@@ -14903,17 +12441,19 @@
                   <pic:spPr bwMode="auto">
                     <a:xfrm>
                       <a:off x="0" y="0"/>
-                      <a:ext cx="5351145" cy="2607945"/>
+                      <a:ext cx="5940425" cy="3094939"/>
                     </a:xfrm>
                     <a:prstGeom prst="rect">
                       <a:avLst/>
                     </a:prstGeom>
-                    <a:noFill/>
                     <a:ln>
-                      <a:solidFill>
-                        <a:schemeClr val="tx1"/>
-                      </a:solidFill>
+                      <a:noFill/>
                     </a:ln>
+                    <a:extLst>
+                      <a:ext uri="{53640926-AAD7-44D8-BBD7-CCE9431645EC}">
+                        <a14:shadowObscured xmlns:a14="http://schemas.microsoft.com/office/drawing/2010/main"/>
+                      </a:ext>
+                    </a:extLst>
                   </pic:spPr>
                 </pic:pic>
               </a:graphicData>
@@ -14929,156 +12469,286 @@
       <w:r>
         <w:t xml:space="preserve">Рисунок </w:t>
       </w:r>
-      <w:fldSimple w:instr=" SEQ Рисунок \* ARABIC ">
-        <w:r>
-          <w:rPr>
-            <w:noProof/>
-          </w:rPr>
-          <w:t>11</w:t>
-        </w:r>
-      </w:fldSimple>
+      <w:r>
+        <w:fldChar w:fldCharType="begin"/>
+      </w:r>
+      <w:r>
+        <w:instrText xml:space="preserve"> SEQ Рисунок \* ARABIC </w:instrText>
+      </w:r>
+      <w:r>
+        <w:fldChar w:fldCharType="separate"/>
+      </w:r>
+      <w:r>
+        <w:rPr>
+          <w:noProof/>
+        </w:rPr>
+        <w:t>11</w:t>
+      </w:r>
+      <w:r>
+        <w:fldChar w:fldCharType="end"/>
+      </w:r>
+      <w:r>
+        <w:t xml:space="preserve"> - Частотная зависимость КСВН исследуемого фильтра</w:t>
+      </w:r>
+    </w:p>
+    <w:p>
+      <w:pPr>
+        <w:ind w:firstLine="709"/>
+      </w:pPr>
+      <w:r>
+        <w:t>В области полосы пропускания КСВН принимает значения, близкие к единице, что свидетельствует о хорошем согласовании фильтра с измерительным трактом</w:t>
+      </w:r>
+      <w:r>
+        <w:t>,</w:t>
+      </w:r>
       <w:r>
         <w:t xml:space="preserve"> </w:t>
       </w:r>
       <w:r>
-        <w:t>–</w:t>
+        <w:t>а именно</w:t>
+      </w:r>
+      <w:r>
+        <w:t xml:space="preserve"> на частоте 400 МГц экспериментальное значение составляет 1</w:t>
+      </w:r>
+      <w:r>
+        <w:t>.</w:t>
+      </w:r>
+      <w:r>
+        <w:t>19 при типовом значении 1</w:t>
+      </w:r>
+      <w:r>
+        <w:t>.</w:t>
+      </w:r>
+      <w:r>
+        <w:t>11</w:t>
+      </w:r>
+      <w:r>
+        <w:t xml:space="preserve"> из документации</w:t>
+      </w:r>
+      <w:r>
+        <w:t xml:space="preserve">, которое также не превышает </w:t>
+      </w:r>
+      <w:r>
+        <w:t>типовое</w:t>
+      </w:r>
+      <w:r>
+        <w:t xml:space="preserve"> значение 1.2</w:t>
+      </w:r>
+      <w:r>
+        <w:t xml:space="preserve">. </w:t>
+      </w:r>
+    </w:p>
+    <w:p>
+      <w:pPr>
+        <w:ind w:firstLine="709"/>
+      </w:pPr>
+      <w:r>
+        <w:t xml:space="preserve">При увеличении частоты наблюдается рост КСВН, обусловленный увеличением модуля коэффициента отражения на входе фильтра. </w:t>
+      </w:r>
+      <w:r>
+        <w:t>П</w:t>
+      </w:r>
+      <w:r>
+        <w:t xml:space="preserve">ри переходе в полосу подавления уменьшается мощность сигнала, передаваемая в </w:t>
+      </w:r>
+      <w:r>
+        <w:lastRenderedPageBreak/>
+        <w:t>выходную нагрузку, и возрастает доля мощности, отражаемой в сторону генератора.</w:t>
+      </w:r>
+    </w:p>
+    <w:p>
+      <w:pPr>
+        <w:ind w:firstLine="709"/>
+      </w:pPr>
+      <w:r>
+        <w:t>На частоте 800 МГц экспериментальный КСВН достигает 25</w:t>
+      </w:r>
+      <w:r>
+        <w:t>.</w:t>
+      </w:r>
+      <w:r>
+        <w:t>94 при паспортном значении 25</w:t>
+      </w:r>
+      <w:r>
+        <w:t>.</w:t>
+      </w:r>
+      <w:r>
+        <w:t xml:space="preserve">19. Относительное расхождение составляет приблизительно </w:t>
+      </w:r>
+      <w:r>
+        <w:t>3</w:t>
+      </w:r>
+      <w:r>
+        <w:t>%</w:t>
+      </w:r>
+      <w:r>
+        <w:t>.</w:t>
+      </w:r>
+    </w:p>
+    <w:p>
+      <w:pPr>
+        <w:ind w:firstLine="709"/>
+      </w:pPr>
+      <w:r>
+        <w:t>При дальнейшем увеличении частоты до 1000 МГц экспериментальный КСВН уменьшается до 19</w:t>
+      </w:r>
+      <w:r>
+        <w:t>.</w:t>
+      </w:r>
+      <w:r>
+        <w:t xml:space="preserve">76, </w:t>
+      </w:r>
+      <w:r>
+        <w:t>а</w:t>
+      </w:r>
+      <w:r>
+        <w:t xml:space="preserve"> в технической документации приведено типовое значение 40</w:t>
+      </w:r>
+      <w:r>
+        <w:t>.</w:t>
+      </w:r>
+      <w:r>
+        <w:t xml:space="preserve">41. </w:t>
+      </w:r>
+      <w:r>
+        <w:t>Р</w:t>
+      </w:r>
+      <w:r>
+        <w:t xml:space="preserve">асхождение обусловлено влиянием конечной направленности </w:t>
+      </w:r>
+      <w:proofErr w:type="spellStart"/>
+      <w:r>
+        <w:t>ответвителя</w:t>
+      </w:r>
+      <w:proofErr w:type="spellEnd"/>
+      <w:r>
+        <w:t>.</w:t>
       </w:r>
       <w:r>
         <w:t xml:space="preserve"> </w:t>
       </w:r>
       <w:r>
-        <w:t>Частотные зависимости коэффициента отражения и направленности ответвителя</w:t>
-      </w:r>
-    </w:p>
-    <w:p>
-      <w:pPr>
-        <w:pStyle w:val="af0"/>
-        <w:keepNext/>
-      </w:pPr>
-      <w:r>
-        <w:rPr>
-          <w:noProof/>
-        </w:rPr>
-        <w:drawing>
-          <wp:inline distT="0" distB="0" distL="0" distR="0" wp14:anchorId="5F1BC722" wp14:editId="4638F1B9">
-            <wp:extent cx="5087471" cy="3231972"/>
-            <wp:effectExtent l="0" t="0" r="18415" b="6985"/>
-            <wp:docPr id="2059110440" name="Диаграмма 1">
-              <a:extLst xmlns:a="http://schemas.openxmlformats.org/drawingml/2006/main">
-                <a:ext uri="{FF2B5EF4-FFF2-40B4-BE49-F238E27FC236}">
-                  <a16:creationId xmlns:a16="http://schemas.microsoft.com/office/drawing/2014/main" id="{643C4657-3F3F-7C69-FD37-5C6B69A3ADB4}"/>
-                </a:ext>
-              </a:extLst>
-            </wp:docPr>
-            <wp:cNvGraphicFramePr/>
-            <a:graphic xmlns:a="http://schemas.openxmlformats.org/drawingml/2006/main">
-              <a:graphicData uri="http://schemas.openxmlformats.org/drawingml/2006/chart">
-                <c:chart xmlns:c="http://schemas.openxmlformats.org/drawingml/2006/chart" xmlns:r="http://schemas.openxmlformats.org/officeDocument/2006/relationships" r:id="rId18"/>
-              </a:graphicData>
-            </a:graphic>
-          </wp:inline>
-        </w:drawing>
-      </w:r>
-    </w:p>
-    <w:p>
-      <w:pPr>
-        <w:pStyle w:val="af0"/>
-      </w:pPr>
-      <w:r>
-        <w:t xml:space="preserve">Рисунок </w:t>
-      </w:r>
-      <w:fldSimple w:instr=" SEQ Рисунок \* ARABIC ">
-        <w:r>
-          <w:rPr>
-            <w:noProof/>
-          </w:rPr>
-          <w:t>12</w:t>
-        </w:r>
-      </w:fldSimple>
-      <w:r>
-        <w:t xml:space="preserve"> – Частотные зависимости мощности на выходе </w:t>
+        <w:t>Дополнительное влияние могли оказать настройки RBW и VBW анализатора спектра, которые по условиям лабораторной работы оставались неизменными и могли быть не оптимальными для измерения</w:t>
+      </w:r>
+      <w:r>
+        <w:t xml:space="preserve"> </w:t>
+      </w:r>
+      <w:r>
+        <w:t xml:space="preserve">значений на </w:t>
+      </w:r>
+      <w:r>
+        <w:t>высокой частоте</w:t>
+      </w:r>
+      <w:r>
+        <w:t xml:space="preserve"> на фоне влияния шумовой полосы.</w:t>
+      </w:r>
+    </w:p>
+    <w:p>
+      <w:pPr>
+        <w:ind w:firstLine="709"/>
+      </w:pPr>
+      <w:r>
+        <w:t>Кроме того, при приближении модуля коэффициента отражения к единице расчёт КСВН становится особенно чувствительным даже к небольшим погрешностям измерения</w:t>
+      </w:r>
+      <w:r>
+        <w:t>, поэтому</w:t>
+      </w:r>
+      <w:r>
+        <w:t xml:space="preserve">, вероятно, </w:t>
+      </w:r>
+      <w:r>
+        <w:t xml:space="preserve">наблюдается </w:t>
+      </w:r>
+      <w:r>
+        <w:t>скачок КСВН в полосе частот от 600 до 800 МГц</w:t>
+      </w:r>
+      <w:r>
+        <w:t>.</w:t>
+      </w:r>
+    </w:p>
+    <w:p>
+      <w:pPr>
+        <w:ind w:firstLine="709"/>
+      </w:pPr>
+      <w:r>
+        <w:t xml:space="preserve">Измерение с нагрузкой 50 Ом характеризует остаточный уровень сигнала в измерительном плече, обусловленный конечной направленностью </w:t>
+      </w:r>
+      <w:proofErr w:type="spellStart"/>
+      <w:r>
+        <w:t>ответвителя</w:t>
+      </w:r>
+      <w:proofErr w:type="spellEnd"/>
+      <w:r>
+        <w:t>, рассогласованием элементов и шумом.</w:t>
+      </w:r>
+      <w:r>
+        <w:t xml:space="preserve"> Поэтому направленность</w:t>
+      </w:r>
+      <w:r>
+        <w:t xml:space="preserve"> (</w:t>
       </w:r>
       <w:r>
         <w:rPr>
           <w:lang w:val="en-US"/>
         </w:rPr>
-        <w:t>CPL</w:t>
-      </w:r>
-      <w:r>
-        <w:t xml:space="preserve"> </w:t>
-      </w:r>
-      <w:r>
-        <w:rPr>
-          <w:lang w:val="en-US"/>
-        </w:rPr>
-        <w:t>OUT</w:t>
-      </w:r>
-      <w:r>
-        <w:t xml:space="preserve"> </w:t>
-      </w:r>
-      <w:r>
-        <w:t>для ХХ, СН и фильтра</w:t>
-      </w:r>
-    </w:p>
-    <w:p/>
-    <w:p>
-      <w:pPr>
-        <w:pStyle w:val="a7"/>
-        <w:ind w:left="0"/>
-        <w:rPr>
-          <w:rFonts w:eastAsiaTheme="minorEastAsia"/>
-        </w:rPr>
-      </w:pPr>
-    </w:p>
-    <w:p>
-      <w:pPr>
-        <w:ind w:firstLine="708"/>
-        <w:rPr>
-          <w:rFonts w:eastAsiaTheme="minorEastAsia"/>
-        </w:rPr>
-      </w:pPr>
-    </w:p>
-    <w:p/>
-    <w:p/>
+        <w:t>Directivity</w:t>
+      </w:r>
+      <w:r>
+        <w:t>)</w:t>
+      </w:r>
+      <w:r>
+        <w:t>, а именно оценку, можно рассчитать следующим образом:</w:t>
+      </w:r>
+    </w:p>
     <w:p>
       <w:pPr>
         <w:ind w:firstLine="709"/>
-      </w:pPr>
-      <w:r>
-        <w:lastRenderedPageBreak/>
-        <w:t>Подключим к выходу OUT ответвителя поочерёдно ненагруженные аттенюаторы 3, 6 и 10 дБ, а также снимем уровни на прежней сетке частот и сравним с уровнем без аттенюатора.</w:t>
-      </w:r>
-    </w:p>
-    <w:p>
-      <w:pPr>
-        <w:ind w:firstLine="709"/>
-      </w:pPr>
-      <w:r>
-        <w:t>В идеальной согласованной модели при разомкнутой нагрузке отражённая волна дважды проходит аттенюатор</w:t>
-      </w:r>
-      <w:r>
-        <w:t>, соответственно,</w:t>
-      </w:r>
-      <w:r>
-        <w:t xml:space="preserve"> уровень отражённого сигнала уменьшается относительно ХХ на удвоенную величину ослабления:</w:t>
-      </w:r>
-    </w:p>
-    <w:p>
-      <w:pPr>
-        <w:ind w:firstLine="709"/>
-        <w:rPr>
-          <w:rFonts w:eastAsiaTheme="minorEastAsia"/>
+        <w:rPr>
           <w:i/>
         </w:rPr>
       </w:pPr>
       <m:oMathPara>
         <m:oMath>
+          <m:r>
+            <w:rPr>
+              <w:rFonts w:ascii="Cambria Math" w:hAnsi="Cambria Math"/>
+            </w:rPr>
+            <m:t>D</m:t>
+          </m:r>
+          <m:d>
+            <m:dPr>
+              <m:ctrlPr>
+                <w:rPr>
+                  <w:rFonts w:ascii="Cambria Math" w:hAnsi="Cambria Math"/>
+                  <w:i/>
+                  <w:lang w:val="en-US"/>
+                </w:rPr>
+              </m:ctrlPr>
+            </m:dPr>
+            <m:e>
+              <m:r>
+                <w:rPr>
+                  <w:rFonts w:ascii="Cambria Math" w:hAnsi="Cambria Math"/>
+                  <w:lang w:val="en-US"/>
+                </w:rPr>
+                <m:t>f</m:t>
+              </m:r>
+            </m:e>
+          </m:d>
+          <m:r>
+            <w:rPr>
+              <w:rFonts w:ascii="Cambria Math" w:hAnsi="Cambria Math"/>
+              <w:lang w:val="en-US"/>
+            </w:rPr>
+            <m:t>=</m:t>
+          </m:r>
           <m:sSub>
             <m:sSubPr>
               <m:ctrlPr>
                 <w:rPr>
                   <w:rFonts w:ascii="Cambria Math" w:hAnsi="Cambria Math"/>
                   <w:i/>
+                  <w:lang w:val="en-US"/>
                 </w:rPr>
               </m:ctrlPr>
             </m:sSubPr>
@@ -15086,8 +12756,9 @@
               <m:r>
                 <w:rPr>
                   <w:rFonts w:ascii="Cambria Math" w:hAnsi="Cambria Math"/>
-                </w:rPr>
-                <m:t>Г</m:t>
+                  <w:lang w:val="en-US"/>
+                </w:rPr>
+                <m:t>P</m:t>
               </m:r>
             </m:e>
             <m:sub>
@@ -15095,7 +12766,7 @@
                 <w:rPr>
                   <w:rFonts w:ascii="Cambria Math" w:hAnsi="Cambria Math"/>
                 </w:rPr>
-                <m:t>атт</m:t>
+                <m:t>ХХ</m:t>
               </m:r>
             </m:sub>
           </m:sSub>
@@ -15105,6 +12776,7 @@
                 <w:rPr>
                   <w:rFonts w:ascii="Cambria Math" w:hAnsi="Cambria Math"/>
                   <w:i/>
+                  <w:lang w:val="en-US"/>
                 </w:rPr>
               </m:ctrlPr>
             </m:dPr>
@@ -15116,20 +12788,14 @@
                 </w:rPr>
                 <m:t>f</m:t>
               </m:r>
-              <m:ctrlPr>
-                <w:rPr>
-                  <w:rFonts w:ascii="Cambria Math" w:hAnsi="Cambria Math"/>
-                  <w:i/>
-                  <w:lang w:val="en-US"/>
-                </w:rPr>
-              </m:ctrlPr>
             </m:e>
           </m:d>
           <m:r>
             <w:rPr>
               <w:rFonts w:ascii="Cambria Math" w:hAnsi="Cambria Math"/>
-            </w:rPr>
-            <m:t>=</m:t>
+              <w:lang w:val="en-US"/>
+            </w:rPr>
+            <m:t>-</m:t>
           </m:r>
           <m:sSub>
             <m:sSubPr>
@@ -15155,1482 +12821,32 @@
                 <w:rPr>
                   <w:rFonts w:ascii="Cambria Math" w:hAnsi="Cambria Math"/>
                 </w:rPr>
-                <m:t>атт</m:t>
+                <m:t>с.н</m:t>
               </m:r>
             </m:sub>
           </m:sSub>
-          <m:d>
-            <m:dPr>
-              <m:ctrlPr>
-                <w:rPr>
-                  <w:rFonts w:ascii="Cambria Math" w:hAnsi="Cambria Math"/>
-                  <w:i/>
-                  <w:lang w:val="en-US"/>
-                </w:rPr>
-              </m:ctrlPr>
-            </m:dPr>
-            <m:e>
-              <m:r>
-                <w:rPr>
-                  <w:rFonts w:ascii="Cambria Math" w:hAnsi="Cambria Math"/>
-                  <w:lang w:val="en-US"/>
-                </w:rPr>
-                <m:t>f</m:t>
-              </m:r>
-            </m:e>
-          </m:d>
           <m:r>
             <w:rPr>
               <w:rFonts w:ascii="Cambria Math" w:hAnsi="Cambria Math"/>
               <w:lang w:val="en-US"/>
             </w:rPr>
-            <m:t>-</m:t>
-          </m:r>
-          <m:sSub>
-            <m:sSubPr>
-              <m:ctrlPr>
-                <w:rPr>
-                  <w:rFonts w:ascii="Cambria Math" w:hAnsi="Cambria Math"/>
-                  <w:i/>
-                  <w:lang w:val="en-US"/>
-                </w:rPr>
-              </m:ctrlPr>
-            </m:sSubPr>
-            <m:e>
-              <m:r>
-                <w:rPr>
-                  <w:rFonts w:ascii="Cambria Math" w:hAnsi="Cambria Math"/>
-                  <w:lang w:val="en-US"/>
-                </w:rPr>
-                <m:t>P</m:t>
-              </m:r>
-            </m:e>
-            <m:sub>
-              <m:r>
-                <w:rPr>
-                  <w:rFonts w:ascii="Cambria Math" w:hAnsi="Cambria Math"/>
-                </w:rPr>
-                <m:t>ХХ</m:t>
-              </m:r>
-            </m:sub>
-          </m:sSub>
-          <m:d>
-            <m:dPr>
-              <m:ctrlPr>
-                <w:rPr>
-                  <w:rFonts w:ascii="Cambria Math" w:hAnsi="Cambria Math"/>
-                  <w:i/>
-                  <w:lang w:val="en-US"/>
-                </w:rPr>
-              </m:ctrlPr>
-            </m:dPr>
-            <m:e>
-              <m:r>
-                <w:rPr>
-                  <w:rFonts w:ascii="Cambria Math" w:hAnsi="Cambria Math"/>
-                  <w:lang w:val="en-US"/>
-                </w:rPr>
-                <m:t>f</m:t>
-              </m:r>
-            </m:e>
-          </m:d>
-          <m:r>
-            <w:rPr>
-              <w:rFonts w:ascii="Cambria Math" w:hAnsi="Cambria Math"/>
-              <w:lang w:val="en-US"/>
-            </w:rPr>
-            <m:t xml:space="preserve">=-2A </m:t>
-          </m:r>
-          <m:r>
-            <w:rPr>
-              <w:rFonts w:ascii="Cambria Math" w:hAnsi="Cambria Math"/>
-            </w:rPr>
-            <m:t>дБ,</m:t>
+            <m:t>(f)</m:t>
           </m:r>
         </m:oMath>
       </m:oMathPara>
     </w:p>
     <w:p>
       <w:pPr>
-        <w:rPr>
-          <w:rFonts w:eastAsiaTheme="minorEastAsia"/>
-          <w:iCs/>
-        </w:rPr>
-      </w:pPr>
-      <w:r>
-        <w:rPr>
-          <w:rFonts w:eastAsiaTheme="minorEastAsia"/>
-          <w:iCs/>
-        </w:rPr>
-        <w:t xml:space="preserve">где </w:t>
-      </w:r>
-      <m:oMath>
-        <m:r>
-          <w:rPr>
-            <w:rFonts w:ascii="Cambria Math" w:eastAsiaTheme="minorEastAsia" w:hAnsi="Cambria Math"/>
-          </w:rPr>
-          <m:t>A</m:t>
-        </m:r>
-        <m:r>
-          <w:rPr>
-            <w:rFonts w:ascii="Cambria Math" w:eastAsiaTheme="minorEastAsia" w:hAnsi="Cambria Math"/>
-          </w:rPr>
-          <m:t>-</m:t>
-        </m:r>
-      </m:oMath>
-      <w:r>
-        <w:rPr>
-          <w:rFonts w:eastAsiaTheme="minorEastAsia"/>
-          <w:iCs/>
-        </w:rPr>
-        <w:t xml:space="preserve"> </w:t>
-      </w:r>
-      <w:r>
-        <w:rPr>
-          <w:rFonts w:eastAsiaTheme="minorEastAsia"/>
-          <w:iCs/>
-        </w:rPr>
-        <w:t>ослабление аттенюатора.</w:t>
-      </w:r>
-    </w:p>
-    <w:p>
-      <w:pPr>
-        <w:pStyle w:val="af0"/>
-        <w:jc w:val="both"/>
-      </w:pPr>
-      <w:r>
-        <w:t>Таблица 3 – Измеренные мощности для различных номиналов аттенюаторов</w:t>
-      </w:r>
-    </w:p>
-    <w:tbl>
-      <w:tblPr>
-        <w:tblW w:w="0" w:type="auto"/>
-        <w:jc w:val="center"/>
-        <w:tblBorders>
-          <w:top w:val="single" w:sz="5" w:space="0" w:color="000000"/>
-          <w:left w:val="single" w:sz="5" w:space="0" w:color="000000"/>
-          <w:bottom w:val="single" w:sz="5" w:space="0" w:color="000000"/>
-          <w:right w:val="single" w:sz="5" w:space="0" w:color="000000"/>
-          <w:insideH w:val="single" w:sz="5" w:space="0" w:color="000000"/>
-          <w:insideV w:val="single" w:sz="5" w:space="0" w:color="000000"/>
-        </w:tblBorders>
-        <w:tblLook w:val="04A0" w:firstRow="1" w:lastRow="0" w:firstColumn="1" w:lastColumn="0" w:noHBand="0" w:noVBand="1"/>
-      </w:tblPr>
-      <w:tblGrid>
-        <w:gridCol w:w="1868"/>
-        <w:gridCol w:w="1868"/>
-        <w:gridCol w:w="1869"/>
-        <w:gridCol w:w="1869"/>
-        <w:gridCol w:w="1869"/>
-      </w:tblGrid>
-      <w:tr>
-        <w:trPr>
-          <w:tblHeader/>
-          <w:jc w:val="center"/>
-        </w:trPr>
-        <w:tc>
-          <w:tcPr>
-            <w:tcW w:w="1871" w:type="dxa"/>
-            <w:vAlign w:val="center"/>
-          </w:tcPr>
-          <w:p>
-            <w:pPr>
-              <w:pStyle w:val="af0"/>
-            </w:pPr>
-            <m:oMath>
-              <m:r>
-                <w:rPr>
-                  <w:rFonts w:ascii="Cambria Math" w:hAnsi="Cambria Math"/>
-                </w:rPr>
-                <m:t>f</m:t>
-              </m:r>
-            </m:oMath>
-            <w:r>
-              <w:t>, МГц</w:t>
-            </w:r>
-          </w:p>
-        </w:tc>
-        <w:tc>
-          <w:tcPr>
-            <w:tcW w:w="1871" w:type="dxa"/>
-            <w:vAlign w:val="center"/>
-          </w:tcPr>
-          <w:p>
-            <w:pPr>
-              <w:pStyle w:val="af0"/>
-            </w:pPr>
-            <m:oMath>
-              <m:sSub>
-                <m:sSubPr>
-                  <m:ctrlPr>
-                    <w:rPr>
-                      <w:rFonts w:ascii="Cambria Math" w:hAnsi="Cambria Math"/>
-                      <w:i/>
-                      <w:lang w:val="en-US"/>
-                    </w:rPr>
-                  </m:ctrlPr>
-                </m:sSubPr>
-                <m:e>
-                  <m:r>
-                    <w:rPr>
-                      <w:rFonts w:ascii="Cambria Math" w:hAnsi="Cambria Math"/>
-                    </w:rPr>
-                    <m:t>P</m:t>
-                  </m:r>
-                  <m:ctrlPr>
-                    <w:rPr>
-                      <w:rFonts w:ascii="Cambria Math" w:hAnsi="Cambria Math"/>
-                      <w:i/>
-                    </w:rPr>
-                  </m:ctrlPr>
-                </m:e>
-                <m:sub>
-                  <m:r>
-                    <w:rPr>
-                      <w:rFonts w:ascii="Cambria Math" w:hAnsi="Cambria Math"/>
-                      <w:lang w:val="en-US"/>
-                    </w:rPr>
-                    <m:t>Х</m:t>
-                  </m:r>
-                  <m:r>
-                    <w:rPr>
-                      <w:rFonts w:ascii="Cambria Math" w:hAnsi="Cambria Math"/>
-                    </w:rPr>
-                    <m:t>Х</m:t>
-                  </m:r>
-                </m:sub>
-              </m:sSub>
-            </m:oMath>
-            <w:r>
-              <w:t>, дБм</w:t>
-            </w:r>
-          </w:p>
-        </w:tc>
-        <w:tc>
-          <w:tcPr>
-            <w:tcW w:w="1871" w:type="dxa"/>
-            <w:vAlign w:val="center"/>
-          </w:tcPr>
-          <w:p>
-            <w:pPr>
-              <w:pStyle w:val="af0"/>
-            </w:pPr>
-            <m:oMath>
-              <m:sSub>
-                <m:sSubPr>
-                  <m:ctrlPr>
-                    <w:rPr>
-                      <w:rFonts w:ascii="Cambria Math" w:hAnsi="Cambria Math"/>
-                      <w:i/>
-                    </w:rPr>
-                  </m:ctrlPr>
-                </m:sSubPr>
-                <m:e>
-                  <m:r>
-                    <w:rPr>
-                      <w:rFonts w:ascii="Cambria Math" w:hAnsi="Cambria Math"/>
-                    </w:rPr>
-                    <m:t>P</m:t>
-                  </m:r>
-                </m:e>
-                <m:sub>
-                  <m:r>
-                    <w:rPr>
-                      <w:rFonts w:ascii="Cambria Math" w:hAnsi="Cambria Math"/>
-                    </w:rPr>
-                    <m:t>3дБ</m:t>
-                  </m:r>
-                </m:sub>
-              </m:sSub>
-            </m:oMath>
-            <w:r>
-              <w:t>, дБм</w:t>
-            </w:r>
-          </w:p>
-        </w:tc>
-        <w:tc>
-          <w:tcPr>
-            <w:tcW w:w="1871" w:type="dxa"/>
-            <w:vAlign w:val="center"/>
-          </w:tcPr>
-          <w:p>
-            <w:pPr>
-              <w:pStyle w:val="af0"/>
-            </w:pPr>
-            <m:oMath>
-              <m:sSub>
-                <m:sSubPr>
-                  <m:ctrlPr>
-                    <w:rPr>
-                      <w:rFonts w:ascii="Cambria Math" w:hAnsi="Cambria Math"/>
-                      <w:i/>
-                    </w:rPr>
-                  </m:ctrlPr>
-                </m:sSubPr>
-                <m:e>
-                  <m:r>
-                    <w:rPr>
-                      <w:rFonts w:ascii="Cambria Math" w:hAnsi="Cambria Math"/>
-                    </w:rPr>
-                    <m:t>P</m:t>
-                  </m:r>
-                </m:e>
-                <m:sub>
-                  <m:r>
-                    <w:rPr>
-                      <w:rFonts w:ascii="Cambria Math" w:hAnsi="Cambria Math"/>
-                    </w:rPr>
-                    <m:t>6дБ</m:t>
-                  </m:r>
-                </m:sub>
-              </m:sSub>
-            </m:oMath>
-            <w:r>
-              <w:t>, дБм</w:t>
-            </w:r>
-          </w:p>
-        </w:tc>
-        <w:tc>
-          <w:tcPr>
-            <w:tcW w:w="1871" w:type="dxa"/>
-            <w:vAlign w:val="center"/>
-          </w:tcPr>
-          <w:p>
-            <w:pPr>
-              <w:pStyle w:val="af0"/>
-            </w:pPr>
-            <m:oMath>
-              <m:sSub>
-                <m:sSubPr>
-                  <m:ctrlPr>
-                    <w:rPr>
-                      <w:rFonts w:ascii="Cambria Math" w:hAnsi="Cambria Math"/>
-                      <w:i/>
-                    </w:rPr>
-                  </m:ctrlPr>
-                </m:sSubPr>
-                <m:e>
-                  <m:r>
-                    <w:rPr>
-                      <w:rFonts w:ascii="Cambria Math" w:hAnsi="Cambria Math"/>
-                    </w:rPr>
-                    <m:t>P</m:t>
-                  </m:r>
-                </m:e>
-                <m:sub>
-                  <m:r>
-                    <w:rPr>
-                      <w:rFonts w:ascii="Cambria Math" w:hAnsi="Cambria Math"/>
-                    </w:rPr>
-                    <m:t>10дБ</m:t>
-                  </m:r>
-                </m:sub>
-              </m:sSub>
-            </m:oMath>
-            <w:r>
-              <w:t>, дБм</w:t>
-            </w:r>
-          </w:p>
-        </w:tc>
-      </w:tr>
-      <w:tr>
-        <w:trPr>
-          <w:trHeight w:val="351"/>
-          <w:jc w:val="center"/>
-        </w:trPr>
-        <w:tc>
-          <w:tcPr>
-            <w:tcW w:w="1871" w:type="dxa"/>
-            <w:vAlign w:val="center"/>
-          </w:tcPr>
-          <w:p>
-            <w:pPr>
-              <w:pStyle w:val="af0"/>
-            </w:pPr>
-          </w:p>
-        </w:tc>
-        <w:tc>
-          <w:tcPr>
-            <w:tcW w:w="1871" w:type="dxa"/>
-            <w:vAlign w:val="center"/>
-          </w:tcPr>
-          <w:p>
-            <w:pPr>
-              <w:pStyle w:val="af0"/>
-            </w:pPr>
-          </w:p>
-        </w:tc>
-        <w:tc>
-          <w:tcPr>
-            <w:tcW w:w="1871" w:type="dxa"/>
-            <w:vAlign w:val="center"/>
-          </w:tcPr>
-          <w:p>
-            <w:pPr>
-              <w:pStyle w:val="af0"/>
-            </w:pPr>
-          </w:p>
-        </w:tc>
-        <w:tc>
-          <w:tcPr>
-            <w:tcW w:w="1871" w:type="dxa"/>
-            <w:vAlign w:val="center"/>
-          </w:tcPr>
-          <w:p>
-            <w:pPr>
-              <w:pStyle w:val="af0"/>
-            </w:pPr>
-          </w:p>
-        </w:tc>
-        <w:tc>
-          <w:tcPr>
-            <w:tcW w:w="1871" w:type="dxa"/>
-            <w:vAlign w:val="center"/>
-          </w:tcPr>
-          <w:p>
-            <w:pPr>
-              <w:pStyle w:val="af0"/>
-            </w:pPr>
-          </w:p>
-        </w:tc>
-      </w:tr>
-      <w:tr>
-        <w:trPr>
-          <w:trHeight w:val="351"/>
-          <w:jc w:val="center"/>
-        </w:trPr>
-        <w:tc>
-          <w:tcPr>
-            <w:tcW w:w="1871" w:type="dxa"/>
-            <w:vAlign w:val="center"/>
-          </w:tcPr>
-          <w:p>
-            <w:pPr>
-              <w:pStyle w:val="af0"/>
-            </w:pPr>
-          </w:p>
-        </w:tc>
-        <w:tc>
-          <w:tcPr>
-            <w:tcW w:w="1871" w:type="dxa"/>
-            <w:vAlign w:val="center"/>
-          </w:tcPr>
-          <w:p>
-            <w:pPr>
-              <w:pStyle w:val="af0"/>
-            </w:pPr>
-          </w:p>
-        </w:tc>
-        <w:tc>
-          <w:tcPr>
-            <w:tcW w:w="1871" w:type="dxa"/>
-            <w:vAlign w:val="center"/>
-          </w:tcPr>
-          <w:p>
-            <w:pPr>
-              <w:pStyle w:val="af0"/>
-            </w:pPr>
-          </w:p>
-        </w:tc>
-        <w:tc>
-          <w:tcPr>
-            <w:tcW w:w="1871" w:type="dxa"/>
-            <w:vAlign w:val="center"/>
-          </w:tcPr>
-          <w:p>
-            <w:pPr>
-              <w:pStyle w:val="af0"/>
-            </w:pPr>
-          </w:p>
-        </w:tc>
-        <w:tc>
-          <w:tcPr>
-            <w:tcW w:w="1871" w:type="dxa"/>
-            <w:vAlign w:val="center"/>
-          </w:tcPr>
-          <w:p>
-            <w:pPr>
-              <w:pStyle w:val="af0"/>
-            </w:pPr>
-          </w:p>
-        </w:tc>
-      </w:tr>
-      <w:tr>
-        <w:trPr>
-          <w:trHeight w:val="351"/>
-          <w:jc w:val="center"/>
-        </w:trPr>
-        <w:tc>
-          <w:tcPr>
-            <w:tcW w:w="1871" w:type="dxa"/>
-            <w:vAlign w:val="center"/>
-          </w:tcPr>
-          <w:p>
-            <w:pPr>
-              <w:pStyle w:val="af0"/>
-            </w:pPr>
-          </w:p>
-        </w:tc>
-        <w:tc>
-          <w:tcPr>
-            <w:tcW w:w="1871" w:type="dxa"/>
-            <w:vAlign w:val="center"/>
-          </w:tcPr>
-          <w:p>
-            <w:pPr>
-              <w:pStyle w:val="af0"/>
-            </w:pPr>
-          </w:p>
-        </w:tc>
-        <w:tc>
-          <w:tcPr>
-            <w:tcW w:w="1871" w:type="dxa"/>
-            <w:vAlign w:val="center"/>
-          </w:tcPr>
-          <w:p>
-            <w:pPr>
-              <w:pStyle w:val="af0"/>
-            </w:pPr>
-          </w:p>
-        </w:tc>
-        <w:tc>
-          <w:tcPr>
-            <w:tcW w:w="1871" w:type="dxa"/>
-            <w:vAlign w:val="center"/>
-          </w:tcPr>
-          <w:p>
-            <w:pPr>
-              <w:pStyle w:val="af0"/>
-            </w:pPr>
-          </w:p>
-        </w:tc>
-        <w:tc>
-          <w:tcPr>
-            <w:tcW w:w="1871" w:type="dxa"/>
-            <w:vAlign w:val="center"/>
-          </w:tcPr>
-          <w:p>
-            <w:pPr>
-              <w:pStyle w:val="af0"/>
-            </w:pPr>
-          </w:p>
-        </w:tc>
-      </w:tr>
-      <w:tr>
-        <w:trPr>
-          <w:trHeight w:val="351"/>
-          <w:jc w:val="center"/>
-        </w:trPr>
-        <w:tc>
-          <w:tcPr>
-            <w:tcW w:w="1871" w:type="dxa"/>
-            <w:vAlign w:val="center"/>
-          </w:tcPr>
-          <w:p>
-            <w:pPr>
-              <w:pStyle w:val="af0"/>
-            </w:pPr>
-          </w:p>
-        </w:tc>
-        <w:tc>
-          <w:tcPr>
-            <w:tcW w:w="1871" w:type="dxa"/>
-            <w:vAlign w:val="center"/>
-          </w:tcPr>
-          <w:p>
-            <w:pPr>
-              <w:pStyle w:val="af0"/>
-            </w:pPr>
-          </w:p>
-        </w:tc>
-        <w:tc>
-          <w:tcPr>
-            <w:tcW w:w="1871" w:type="dxa"/>
-            <w:vAlign w:val="center"/>
-          </w:tcPr>
-          <w:p>
-            <w:pPr>
-              <w:pStyle w:val="af0"/>
-            </w:pPr>
-          </w:p>
-        </w:tc>
-        <w:tc>
-          <w:tcPr>
-            <w:tcW w:w="1871" w:type="dxa"/>
-            <w:vAlign w:val="center"/>
-          </w:tcPr>
-          <w:p>
-            <w:pPr>
-              <w:pStyle w:val="af0"/>
-            </w:pPr>
-          </w:p>
-        </w:tc>
-        <w:tc>
-          <w:tcPr>
-            <w:tcW w:w="1871" w:type="dxa"/>
-            <w:vAlign w:val="center"/>
-          </w:tcPr>
-          <w:p>
-            <w:pPr>
-              <w:pStyle w:val="af0"/>
-            </w:pPr>
-          </w:p>
-        </w:tc>
-      </w:tr>
-      <w:tr>
-        <w:trPr>
-          <w:trHeight w:val="351"/>
-          <w:jc w:val="center"/>
-        </w:trPr>
-        <w:tc>
-          <w:tcPr>
-            <w:tcW w:w="1871" w:type="dxa"/>
-            <w:vAlign w:val="center"/>
-          </w:tcPr>
-          <w:p>
-            <w:pPr>
-              <w:pStyle w:val="af0"/>
-            </w:pPr>
-          </w:p>
-        </w:tc>
-        <w:tc>
-          <w:tcPr>
-            <w:tcW w:w="1871" w:type="dxa"/>
-            <w:vAlign w:val="center"/>
-          </w:tcPr>
-          <w:p>
-            <w:pPr>
-              <w:pStyle w:val="af0"/>
-            </w:pPr>
-          </w:p>
-        </w:tc>
-        <w:tc>
-          <w:tcPr>
-            <w:tcW w:w="1871" w:type="dxa"/>
-            <w:vAlign w:val="center"/>
-          </w:tcPr>
-          <w:p>
-            <w:pPr>
-              <w:pStyle w:val="af0"/>
-            </w:pPr>
-          </w:p>
-        </w:tc>
-        <w:tc>
-          <w:tcPr>
-            <w:tcW w:w="1871" w:type="dxa"/>
-            <w:vAlign w:val="center"/>
-          </w:tcPr>
-          <w:p>
-            <w:pPr>
-              <w:pStyle w:val="af0"/>
-            </w:pPr>
-          </w:p>
-        </w:tc>
-        <w:tc>
-          <w:tcPr>
-            <w:tcW w:w="1871" w:type="dxa"/>
-            <w:vAlign w:val="center"/>
-          </w:tcPr>
-          <w:p>
-            <w:pPr>
-              <w:pStyle w:val="af0"/>
-            </w:pPr>
-          </w:p>
-        </w:tc>
-      </w:tr>
-      <w:tr>
-        <w:trPr>
-          <w:trHeight w:val="351"/>
-          <w:jc w:val="center"/>
-        </w:trPr>
-        <w:tc>
-          <w:tcPr>
-            <w:tcW w:w="1871" w:type="dxa"/>
-            <w:vAlign w:val="center"/>
-          </w:tcPr>
-          <w:p>
-            <w:pPr>
-              <w:pStyle w:val="af0"/>
-            </w:pPr>
-          </w:p>
-        </w:tc>
-        <w:tc>
-          <w:tcPr>
-            <w:tcW w:w="1871" w:type="dxa"/>
-            <w:vAlign w:val="center"/>
-          </w:tcPr>
-          <w:p>
-            <w:pPr>
-              <w:pStyle w:val="af0"/>
-            </w:pPr>
-          </w:p>
-        </w:tc>
-        <w:tc>
-          <w:tcPr>
-            <w:tcW w:w="1871" w:type="dxa"/>
-            <w:vAlign w:val="center"/>
-          </w:tcPr>
-          <w:p>
-            <w:pPr>
-              <w:pStyle w:val="af0"/>
-            </w:pPr>
-          </w:p>
-        </w:tc>
-        <w:tc>
-          <w:tcPr>
-            <w:tcW w:w="1871" w:type="dxa"/>
-            <w:vAlign w:val="center"/>
-          </w:tcPr>
-          <w:p>
-            <w:pPr>
-              <w:pStyle w:val="af0"/>
-            </w:pPr>
-          </w:p>
-        </w:tc>
-        <w:tc>
-          <w:tcPr>
-            <w:tcW w:w="1871" w:type="dxa"/>
-            <w:vAlign w:val="center"/>
-          </w:tcPr>
-          <w:p>
-            <w:pPr>
-              <w:pStyle w:val="af0"/>
-            </w:pPr>
-          </w:p>
-        </w:tc>
-      </w:tr>
-      <w:tr>
-        <w:trPr>
-          <w:trHeight w:val="351"/>
-          <w:jc w:val="center"/>
-        </w:trPr>
-        <w:tc>
-          <w:tcPr>
-            <w:tcW w:w="1871" w:type="dxa"/>
-            <w:vAlign w:val="center"/>
-          </w:tcPr>
-          <w:p>
-            <w:pPr>
-              <w:pStyle w:val="af0"/>
-            </w:pPr>
-          </w:p>
-        </w:tc>
-        <w:tc>
-          <w:tcPr>
-            <w:tcW w:w="1871" w:type="dxa"/>
-            <w:vAlign w:val="center"/>
-          </w:tcPr>
-          <w:p>
-            <w:pPr>
-              <w:pStyle w:val="af0"/>
-            </w:pPr>
-          </w:p>
-        </w:tc>
-        <w:tc>
-          <w:tcPr>
-            <w:tcW w:w="1871" w:type="dxa"/>
-            <w:vAlign w:val="center"/>
-          </w:tcPr>
-          <w:p>
-            <w:pPr>
-              <w:pStyle w:val="af0"/>
-            </w:pPr>
-          </w:p>
-        </w:tc>
-        <w:tc>
-          <w:tcPr>
-            <w:tcW w:w="1871" w:type="dxa"/>
-            <w:vAlign w:val="center"/>
-          </w:tcPr>
-          <w:p>
-            <w:pPr>
-              <w:pStyle w:val="af0"/>
-            </w:pPr>
-          </w:p>
-        </w:tc>
-        <w:tc>
-          <w:tcPr>
-            <w:tcW w:w="1871" w:type="dxa"/>
-            <w:vAlign w:val="center"/>
-          </w:tcPr>
-          <w:p>
-            <w:pPr>
-              <w:pStyle w:val="af0"/>
-            </w:pPr>
-          </w:p>
-        </w:tc>
-      </w:tr>
-      <w:tr>
-        <w:trPr>
-          <w:trHeight w:val="351"/>
-          <w:jc w:val="center"/>
-        </w:trPr>
-        <w:tc>
-          <w:tcPr>
-            <w:tcW w:w="1871" w:type="dxa"/>
-            <w:vAlign w:val="center"/>
-          </w:tcPr>
-          <w:p>
-            <w:pPr>
-              <w:pStyle w:val="af0"/>
-            </w:pPr>
-          </w:p>
-        </w:tc>
-        <w:tc>
-          <w:tcPr>
-            <w:tcW w:w="1871" w:type="dxa"/>
-            <w:vAlign w:val="center"/>
-          </w:tcPr>
-          <w:p>
-            <w:pPr>
-              <w:pStyle w:val="af0"/>
-            </w:pPr>
-          </w:p>
-        </w:tc>
-        <w:tc>
-          <w:tcPr>
-            <w:tcW w:w="1871" w:type="dxa"/>
-            <w:vAlign w:val="center"/>
-          </w:tcPr>
-          <w:p>
-            <w:pPr>
-              <w:pStyle w:val="af0"/>
-            </w:pPr>
-          </w:p>
-        </w:tc>
-        <w:tc>
-          <w:tcPr>
-            <w:tcW w:w="1871" w:type="dxa"/>
-            <w:vAlign w:val="center"/>
-          </w:tcPr>
-          <w:p>
-            <w:pPr>
-              <w:pStyle w:val="af0"/>
-            </w:pPr>
-          </w:p>
-        </w:tc>
-        <w:tc>
-          <w:tcPr>
-            <w:tcW w:w="1871" w:type="dxa"/>
-            <w:vAlign w:val="center"/>
-          </w:tcPr>
-          <w:p>
-            <w:pPr>
-              <w:pStyle w:val="af0"/>
-            </w:pPr>
-          </w:p>
-        </w:tc>
-      </w:tr>
-    </w:tbl>
-    <w:p>
-      <w:pPr>
-        <w:pStyle w:val="af0"/>
-        <w:jc w:val="both"/>
-      </w:pPr>
-    </w:p>
-    <w:p>
-      <w:r>
-        <w:tab/>
-        <w:t>Рассчитаем коэффициент отражения от ненагруженных аттенюаторов для каждой частотной точки по формуле выше и заполним таблицу.</w:t>
-      </w:r>
-    </w:p>
-    <w:p>
-      <w:pPr>
-        <w:pStyle w:val="af0"/>
-        <w:jc w:val="both"/>
-      </w:pPr>
-      <w:r>
-        <w:t>Таблица 4 – Коэффициента отражения для различных номиналов аттенюаторов</w:t>
-      </w:r>
-    </w:p>
-    <w:tbl>
-      <w:tblPr>
-        <w:tblW w:w="0" w:type="auto"/>
-        <w:jc w:val="center"/>
-        <w:tblBorders>
-          <w:top w:val="single" w:sz="5" w:space="0" w:color="000000"/>
-          <w:left w:val="single" w:sz="5" w:space="0" w:color="000000"/>
-          <w:bottom w:val="single" w:sz="5" w:space="0" w:color="000000"/>
-          <w:right w:val="single" w:sz="5" w:space="0" w:color="000000"/>
-          <w:insideH w:val="single" w:sz="5" w:space="0" w:color="000000"/>
-          <w:insideV w:val="single" w:sz="5" w:space="0" w:color="000000"/>
-        </w:tblBorders>
-        <w:tblLook w:val="04A0" w:firstRow="1" w:lastRow="0" w:firstColumn="1" w:lastColumn="0" w:noHBand="0" w:noVBand="1"/>
-      </w:tblPr>
-      <w:tblGrid>
-        <w:gridCol w:w="2335"/>
-        <w:gridCol w:w="2336"/>
-        <w:gridCol w:w="2336"/>
-        <w:gridCol w:w="2336"/>
-      </w:tblGrid>
-      <w:tr>
-        <w:trPr>
-          <w:tblHeader/>
-          <w:jc w:val="center"/>
-        </w:trPr>
-        <w:tc>
-          <w:tcPr>
-            <w:tcW w:w="2339" w:type="dxa"/>
-            <w:vAlign w:val="center"/>
-          </w:tcPr>
-          <w:p>
-            <w:pPr>
-              <w:pStyle w:val="af0"/>
-            </w:pPr>
-            <m:oMath>
-              <m:r>
-                <w:rPr>
-                  <w:rFonts w:ascii="Cambria Math" w:hAnsi="Cambria Math"/>
-                </w:rPr>
-                <m:t>f</m:t>
-              </m:r>
-            </m:oMath>
-            <w:r>
-              <w:t>, МГц</w:t>
-            </w:r>
-          </w:p>
-        </w:tc>
-        <w:tc>
-          <w:tcPr>
-            <w:tcW w:w="2339" w:type="dxa"/>
-            <w:vAlign w:val="center"/>
-          </w:tcPr>
-          <w:p>
-            <w:pPr>
-              <w:pStyle w:val="af0"/>
-            </w:pPr>
-            <m:oMath>
-              <m:sSub>
-                <m:sSubPr>
-                  <m:ctrlPr>
-                    <w:rPr>
-                      <w:rFonts w:ascii="Cambria Math" w:hAnsi="Cambria Math"/>
-                      <w:i/>
-                    </w:rPr>
-                  </m:ctrlPr>
-                </m:sSubPr>
-                <m:e>
-                  <m:r>
-                    <w:rPr>
-                      <w:rFonts w:ascii="Cambria Math" w:hAnsi="Cambria Math"/>
-                    </w:rPr>
-                    <m:t>Г</m:t>
-                  </m:r>
-                </m:e>
-                <m:sub>
-                  <m:r>
-                    <w:rPr>
-                      <w:rFonts w:ascii="Cambria Math" w:hAnsi="Cambria Math"/>
-                    </w:rPr>
-                    <m:t>3дБ</m:t>
-                  </m:r>
-                </m:sub>
-              </m:sSub>
-            </m:oMath>
-            <w:r>
-              <w:t>, дБ</w:t>
-            </w:r>
-          </w:p>
-        </w:tc>
-        <w:tc>
-          <w:tcPr>
-            <w:tcW w:w="2339" w:type="dxa"/>
-            <w:vAlign w:val="center"/>
-          </w:tcPr>
-          <w:p>
-            <w:pPr>
-              <w:pStyle w:val="af0"/>
-            </w:pPr>
-            <m:oMath>
-              <m:sSub>
-                <m:sSubPr>
-                  <m:ctrlPr>
-                    <w:rPr>
-                      <w:rFonts w:ascii="Cambria Math" w:hAnsi="Cambria Math"/>
-                      <w:i/>
-                    </w:rPr>
-                  </m:ctrlPr>
-                </m:sSubPr>
-                <m:e>
-                  <m:r>
-                    <w:rPr>
-                      <w:rFonts w:ascii="Cambria Math" w:hAnsi="Cambria Math"/>
-                    </w:rPr>
-                    <m:t>Г</m:t>
-                  </m:r>
-                </m:e>
-                <m:sub>
-                  <m:r>
-                    <w:rPr>
-                      <w:rFonts w:ascii="Cambria Math" w:hAnsi="Cambria Math"/>
-                    </w:rPr>
-                    <m:t>6дБ</m:t>
-                  </m:r>
-                </m:sub>
-              </m:sSub>
-            </m:oMath>
-            <w:r>
-              <w:t>, дБ</w:t>
-            </w:r>
-          </w:p>
-        </w:tc>
-        <w:tc>
-          <w:tcPr>
-            <w:tcW w:w="2339" w:type="dxa"/>
-            <w:vAlign w:val="center"/>
-          </w:tcPr>
-          <w:p>
-            <w:pPr>
-              <w:pStyle w:val="af0"/>
-            </w:pPr>
-            <m:oMath>
-              <m:sSub>
-                <m:sSubPr>
-                  <m:ctrlPr>
-                    <w:rPr>
-                      <w:rFonts w:ascii="Cambria Math" w:hAnsi="Cambria Math"/>
-                      <w:i/>
-                    </w:rPr>
-                  </m:ctrlPr>
-                </m:sSubPr>
-                <m:e>
-                  <m:r>
-                    <w:rPr>
-                      <w:rFonts w:ascii="Cambria Math" w:hAnsi="Cambria Math"/>
-                    </w:rPr>
-                    <m:t>Г</m:t>
-                  </m:r>
-                </m:e>
-                <m:sub>
-                  <m:r>
-                    <w:rPr>
-                      <w:rFonts w:ascii="Cambria Math" w:hAnsi="Cambria Math"/>
-                    </w:rPr>
-                    <m:t>10дБ</m:t>
-                  </m:r>
-                </m:sub>
-              </m:sSub>
-            </m:oMath>
-            <w:r>
-              <w:t>, дБ</w:t>
-            </w:r>
-          </w:p>
-        </w:tc>
-      </w:tr>
-      <w:tr>
-        <w:trPr>
-          <w:trHeight w:val="351"/>
-          <w:jc w:val="center"/>
-        </w:trPr>
-        <w:tc>
-          <w:tcPr>
-            <w:tcW w:w="2339" w:type="dxa"/>
-            <w:vAlign w:val="center"/>
-          </w:tcPr>
-          <w:p>
-            <w:pPr>
-              <w:pStyle w:val="af0"/>
-            </w:pPr>
-          </w:p>
-        </w:tc>
-        <w:tc>
-          <w:tcPr>
-            <w:tcW w:w="2339" w:type="dxa"/>
-            <w:vAlign w:val="center"/>
-          </w:tcPr>
-          <w:p>
-            <w:pPr>
-              <w:pStyle w:val="af0"/>
-            </w:pPr>
-          </w:p>
-        </w:tc>
-        <w:tc>
-          <w:tcPr>
-            <w:tcW w:w="2339" w:type="dxa"/>
-            <w:vAlign w:val="center"/>
-          </w:tcPr>
-          <w:p>
-            <w:pPr>
-              <w:pStyle w:val="af0"/>
-            </w:pPr>
-          </w:p>
-        </w:tc>
-        <w:tc>
-          <w:tcPr>
-            <w:tcW w:w="2339" w:type="dxa"/>
-            <w:vAlign w:val="center"/>
-          </w:tcPr>
-          <w:p>
-            <w:pPr>
-              <w:pStyle w:val="af0"/>
-            </w:pPr>
-          </w:p>
-        </w:tc>
-      </w:tr>
-      <w:tr>
-        <w:trPr>
-          <w:trHeight w:val="351"/>
-          <w:jc w:val="center"/>
-        </w:trPr>
-        <w:tc>
-          <w:tcPr>
-            <w:tcW w:w="2339" w:type="dxa"/>
-            <w:vAlign w:val="center"/>
-          </w:tcPr>
-          <w:p>
-            <w:pPr>
-              <w:pStyle w:val="af0"/>
-            </w:pPr>
-          </w:p>
-        </w:tc>
-        <w:tc>
-          <w:tcPr>
-            <w:tcW w:w="2339" w:type="dxa"/>
-            <w:vAlign w:val="center"/>
-          </w:tcPr>
-          <w:p>
-            <w:pPr>
-              <w:pStyle w:val="af0"/>
-            </w:pPr>
-          </w:p>
-        </w:tc>
-        <w:tc>
-          <w:tcPr>
-            <w:tcW w:w="2339" w:type="dxa"/>
-            <w:vAlign w:val="center"/>
-          </w:tcPr>
-          <w:p>
-            <w:pPr>
-              <w:pStyle w:val="af0"/>
-            </w:pPr>
-          </w:p>
-        </w:tc>
-        <w:tc>
-          <w:tcPr>
-            <w:tcW w:w="2339" w:type="dxa"/>
-            <w:vAlign w:val="center"/>
-          </w:tcPr>
-          <w:p>
-            <w:pPr>
-              <w:pStyle w:val="af0"/>
-            </w:pPr>
-          </w:p>
-        </w:tc>
-      </w:tr>
-      <w:tr>
-        <w:trPr>
-          <w:trHeight w:val="351"/>
-          <w:jc w:val="center"/>
-        </w:trPr>
-        <w:tc>
-          <w:tcPr>
-            <w:tcW w:w="2339" w:type="dxa"/>
-            <w:vAlign w:val="center"/>
-          </w:tcPr>
-          <w:p>
-            <w:pPr>
-              <w:pStyle w:val="af0"/>
-            </w:pPr>
-          </w:p>
-        </w:tc>
-        <w:tc>
-          <w:tcPr>
-            <w:tcW w:w="2339" w:type="dxa"/>
-            <w:vAlign w:val="center"/>
-          </w:tcPr>
-          <w:p>
-            <w:pPr>
-              <w:pStyle w:val="af0"/>
-            </w:pPr>
-          </w:p>
-        </w:tc>
-        <w:tc>
-          <w:tcPr>
-            <w:tcW w:w="2339" w:type="dxa"/>
-            <w:vAlign w:val="center"/>
-          </w:tcPr>
-          <w:p>
-            <w:pPr>
-              <w:pStyle w:val="af0"/>
-            </w:pPr>
-          </w:p>
-        </w:tc>
-        <w:tc>
-          <w:tcPr>
-            <w:tcW w:w="2339" w:type="dxa"/>
-            <w:vAlign w:val="center"/>
-          </w:tcPr>
-          <w:p>
-            <w:pPr>
-              <w:pStyle w:val="af0"/>
-            </w:pPr>
-          </w:p>
-        </w:tc>
-      </w:tr>
-      <w:tr>
-        <w:trPr>
-          <w:trHeight w:val="351"/>
-          <w:jc w:val="center"/>
-        </w:trPr>
-        <w:tc>
-          <w:tcPr>
-            <w:tcW w:w="2339" w:type="dxa"/>
-            <w:vAlign w:val="center"/>
-          </w:tcPr>
-          <w:p>
-            <w:pPr>
-              <w:pStyle w:val="af0"/>
-            </w:pPr>
-          </w:p>
-        </w:tc>
-        <w:tc>
-          <w:tcPr>
-            <w:tcW w:w="2339" w:type="dxa"/>
-            <w:vAlign w:val="center"/>
-          </w:tcPr>
-          <w:p>
-            <w:pPr>
-              <w:pStyle w:val="af0"/>
-            </w:pPr>
-          </w:p>
-        </w:tc>
-        <w:tc>
-          <w:tcPr>
-            <w:tcW w:w="2339" w:type="dxa"/>
-            <w:vAlign w:val="center"/>
-          </w:tcPr>
-          <w:p>
-            <w:pPr>
-              <w:pStyle w:val="af0"/>
-            </w:pPr>
-          </w:p>
-        </w:tc>
-        <w:tc>
-          <w:tcPr>
-            <w:tcW w:w="2339" w:type="dxa"/>
-            <w:vAlign w:val="center"/>
-          </w:tcPr>
-          <w:p>
-            <w:pPr>
-              <w:pStyle w:val="af0"/>
-            </w:pPr>
-          </w:p>
-        </w:tc>
-      </w:tr>
-      <w:tr>
-        <w:trPr>
-          <w:trHeight w:val="351"/>
-          <w:jc w:val="center"/>
-        </w:trPr>
-        <w:tc>
-          <w:tcPr>
-            <w:tcW w:w="2339" w:type="dxa"/>
-            <w:vAlign w:val="center"/>
-          </w:tcPr>
-          <w:p>
-            <w:pPr>
-              <w:pStyle w:val="af0"/>
-            </w:pPr>
-          </w:p>
-        </w:tc>
-        <w:tc>
-          <w:tcPr>
-            <w:tcW w:w="2339" w:type="dxa"/>
-            <w:vAlign w:val="center"/>
-          </w:tcPr>
-          <w:p>
-            <w:pPr>
-              <w:pStyle w:val="af0"/>
-            </w:pPr>
-          </w:p>
-        </w:tc>
-        <w:tc>
-          <w:tcPr>
-            <w:tcW w:w="2339" w:type="dxa"/>
-            <w:vAlign w:val="center"/>
-          </w:tcPr>
-          <w:p>
-            <w:pPr>
-              <w:pStyle w:val="af0"/>
-            </w:pPr>
-          </w:p>
-        </w:tc>
-        <w:tc>
-          <w:tcPr>
-            <w:tcW w:w="2339" w:type="dxa"/>
-            <w:vAlign w:val="center"/>
-          </w:tcPr>
-          <w:p>
-            <w:pPr>
-              <w:pStyle w:val="af0"/>
-            </w:pPr>
-          </w:p>
-        </w:tc>
-      </w:tr>
-      <w:tr>
-        <w:trPr>
-          <w:trHeight w:val="351"/>
-          <w:jc w:val="center"/>
-        </w:trPr>
-        <w:tc>
-          <w:tcPr>
-            <w:tcW w:w="2339" w:type="dxa"/>
-            <w:vAlign w:val="center"/>
-          </w:tcPr>
-          <w:p>
-            <w:pPr>
-              <w:pStyle w:val="af0"/>
-            </w:pPr>
-          </w:p>
-        </w:tc>
-        <w:tc>
-          <w:tcPr>
-            <w:tcW w:w="2339" w:type="dxa"/>
-            <w:vAlign w:val="center"/>
-          </w:tcPr>
-          <w:p>
-            <w:pPr>
-              <w:pStyle w:val="af0"/>
-            </w:pPr>
-          </w:p>
-        </w:tc>
-        <w:tc>
-          <w:tcPr>
-            <w:tcW w:w="2339" w:type="dxa"/>
-            <w:vAlign w:val="center"/>
-          </w:tcPr>
-          <w:p>
-            <w:pPr>
-              <w:pStyle w:val="af0"/>
-            </w:pPr>
-          </w:p>
-        </w:tc>
-        <w:tc>
-          <w:tcPr>
-            <w:tcW w:w="2339" w:type="dxa"/>
-            <w:vAlign w:val="center"/>
-          </w:tcPr>
-          <w:p>
-            <w:pPr>
-              <w:pStyle w:val="af0"/>
-            </w:pPr>
-          </w:p>
-        </w:tc>
-      </w:tr>
-      <w:tr>
-        <w:trPr>
-          <w:trHeight w:val="351"/>
-          <w:jc w:val="center"/>
-        </w:trPr>
-        <w:tc>
-          <w:tcPr>
-            <w:tcW w:w="2339" w:type="dxa"/>
-            <w:vAlign w:val="center"/>
-          </w:tcPr>
-          <w:p>
-            <w:pPr>
-              <w:pStyle w:val="af0"/>
-            </w:pPr>
-          </w:p>
-        </w:tc>
-        <w:tc>
-          <w:tcPr>
-            <w:tcW w:w="2339" w:type="dxa"/>
-            <w:vAlign w:val="center"/>
-          </w:tcPr>
-          <w:p>
-            <w:pPr>
-              <w:pStyle w:val="af0"/>
-            </w:pPr>
-          </w:p>
-        </w:tc>
-        <w:tc>
-          <w:tcPr>
-            <w:tcW w:w="2339" w:type="dxa"/>
-            <w:vAlign w:val="center"/>
-          </w:tcPr>
-          <w:p>
-            <w:pPr>
-              <w:pStyle w:val="af0"/>
-            </w:pPr>
-          </w:p>
-        </w:tc>
-        <w:tc>
-          <w:tcPr>
-            <w:tcW w:w="2339" w:type="dxa"/>
-            <w:vAlign w:val="center"/>
-          </w:tcPr>
-          <w:p>
-            <w:pPr>
-              <w:pStyle w:val="af0"/>
-            </w:pPr>
-          </w:p>
-        </w:tc>
-      </w:tr>
-      <w:tr>
-        <w:trPr>
-          <w:trHeight w:val="351"/>
-          <w:jc w:val="center"/>
-        </w:trPr>
-        <w:tc>
-          <w:tcPr>
-            <w:tcW w:w="2339" w:type="dxa"/>
-            <w:vAlign w:val="center"/>
-          </w:tcPr>
-          <w:p>
-            <w:pPr>
-              <w:pStyle w:val="af0"/>
-            </w:pPr>
-          </w:p>
-        </w:tc>
-        <w:tc>
-          <w:tcPr>
-            <w:tcW w:w="2339" w:type="dxa"/>
-            <w:vAlign w:val="center"/>
-          </w:tcPr>
-          <w:p>
-            <w:pPr>
-              <w:pStyle w:val="af0"/>
-            </w:pPr>
-          </w:p>
-        </w:tc>
-        <w:tc>
-          <w:tcPr>
-            <w:tcW w:w="2339" w:type="dxa"/>
-            <w:vAlign w:val="center"/>
-          </w:tcPr>
-          <w:p>
-            <w:pPr>
-              <w:pStyle w:val="af0"/>
-            </w:pPr>
-          </w:p>
-        </w:tc>
-        <w:tc>
-          <w:tcPr>
-            <w:tcW w:w="2339" w:type="dxa"/>
-            <w:vAlign w:val="center"/>
-          </w:tcPr>
-          <w:p>
-            <w:pPr>
-              <w:pStyle w:val="af0"/>
-            </w:pPr>
-          </w:p>
-        </w:tc>
-      </w:tr>
-    </w:tbl>
-    <w:p>
-      <w:pPr>
-        <w:pStyle w:val="af0"/>
-        <w:jc w:val="both"/>
-      </w:pPr>
-    </w:p>
-    <w:p>
-      <w:pPr>
-        <w:rPr>
+        <w:pStyle w:val="a7"/>
+        <w:ind w:left="0"/>
+        <w:rPr>
+          <w:b/>
           <w:bCs/>
         </w:rPr>
       </w:pPr>
     </w:p>
+    <w:p/>
+    <w:p/>
     <w:p>
       <w:pPr>
         <w:pStyle w:val="af0"/>
@@ -16640,11 +12856,12 @@
         <w:rPr>
           <w:noProof/>
         </w:rPr>
+        <w:lastRenderedPageBreak/>
         <w:drawing>
-          <wp:inline distT="0" distB="0" distL="0" distR="0" wp14:anchorId="119F51F9" wp14:editId="063D524B">
-            <wp:extent cx="5096510" cy="3601720"/>
-            <wp:effectExtent l="19050" t="19050" r="27940" b="17780"/>
-            <wp:docPr id="931126475" name="Рисунок 4"/>
+          <wp:inline distT="0" distB="0" distL="0" distR="0" wp14:anchorId="1163FD7C" wp14:editId="69EDDFA4">
+            <wp:extent cx="5940425" cy="3100802"/>
+            <wp:effectExtent l="0" t="0" r="3175" b="4445"/>
+            <wp:docPr id="1373719586" name="Рисунок 1"/>
             <wp:cNvGraphicFramePr>
               <a:graphicFrameLocks xmlns:a="http://schemas.openxmlformats.org/drawingml/2006/main" noChangeAspect="1"/>
             </wp:cNvGraphicFramePr>
@@ -16652,20 +12869,12 @@
               <a:graphicData uri="http://schemas.openxmlformats.org/drawingml/2006/picture">
                 <pic:pic xmlns:pic="http://schemas.openxmlformats.org/drawingml/2006/picture">
                   <pic:nvPicPr>
-                    <pic:cNvPr id="0" name="Picture 3"/>
-                    <pic:cNvPicPr>
-                      <a:picLocks noChangeAspect="1" noChangeArrowheads="1"/>
-                    </pic:cNvPicPr>
+                    <pic:cNvPr id="1373719586" name=""/>
+                    <pic:cNvPicPr/>
                   </pic:nvPicPr>
-                  <pic:blipFill>
-                    <a:blip r:embed="rId19">
-                      <a:extLst>
-                        <a:ext uri="{28A0092B-C50C-407E-A947-70E740481C1C}">
-                          <a14:useLocalDpi xmlns:a14="http://schemas.microsoft.com/office/drawing/2010/main" val="0"/>
-                        </a:ext>
-                      </a:extLst>
-                    </a:blip>
-                    <a:srcRect/>
+                  <pic:blipFill rotWithShape="1">
+                    <a:blip r:embed="rId18"/>
+                    <a:srcRect t="6039"/>
                     <a:stretch>
                       <a:fillRect/>
                     </a:stretch>
@@ -16673,17 +12882,19 @@
                   <pic:spPr bwMode="auto">
                     <a:xfrm>
                       <a:off x="0" y="0"/>
-                      <a:ext cx="5096510" cy="3601720"/>
+                      <a:ext cx="5940425" cy="3100802"/>
                     </a:xfrm>
                     <a:prstGeom prst="rect">
                       <a:avLst/>
                     </a:prstGeom>
-                    <a:noFill/>
                     <a:ln>
-                      <a:solidFill>
-                        <a:schemeClr val="tx1"/>
-                      </a:solidFill>
+                      <a:noFill/>
                     </a:ln>
+                    <a:extLst>
+                      <a:ext uri="{53640926-AAD7-44D8-BBD7-CCE9431645EC}">
+                        <a14:shadowObscured xmlns:a14="http://schemas.microsoft.com/office/drawing/2010/main"/>
+                      </a:ext>
+                    </a:extLst>
                   </pic:spPr>
                 </pic:pic>
               </a:graphicData>
@@ -16695,19 +12906,814 @@
     <w:p>
       <w:pPr>
         <w:pStyle w:val="af0"/>
+      </w:pPr>
+      <w:r>
+        <w:t xml:space="preserve">Рисунок </w:t>
+      </w:r>
+      <w:r>
+        <w:fldChar w:fldCharType="begin"/>
+      </w:r>
+      <w:r>
+        <w:instrText xml:space="preserve"> SEQ Рисунок \* ARABIC </w:instrText>
+      </w:r>
+      <w:r>
+        <w:fldChar w:fldCharType="separate"/>
+      </w:r>
+      <w:r>
+        <w:rPr>
+          <w:noProof/>
+        </w:rPr>
+        <w:t>12</w:t>
+      </w:r>
+      <w:r>
+        <w:rPr>
+          <w:noProof/>
+        </w:rPr>
+        <w:fldChar w:fldCharType="end"/>
+      </w:r>
+      <w:r>
+        <w:t xml:space="preserve"> </w:t>
+      </w:r>
+      <w:r>
+        <w:t>–</w:t>
+      </w:r>
+      <w:r>
+        <w:t xml:space="preserve"> </w:t>
+      </w:r>
+      <w:r>
+        <w:t xml:space="preserve">Частотные зависимости коэффициента отражения и направленности </w:t>
+      </w:r>
+      <w:proofErr w:type="spellStart"/>
+      <w:r>
+        <w:t>ответвителя</w:t>
+      </w:r>
+      <w:proofErr w:type="spellEnd"/>
+    </w:p>
+    <w:p>
+      <w:pPr>
+        <w:ind w:firstLine="709"/>
+      </w:pPr>
+      <w:r>
+        <w:t xml:space="preserve">В области полосы пропускания фильтра коэффициент отражения принимает относительно малые значения. На частоте 400 МГц его экспериментальное значение составляет </w:t>
+      </w:r>
+      <w:r>
+        <w:t>-</w:t>
+      </w:r>
+      <w:r>
+        <w:t>21</w:t>
+      </w:r>
+      <w:r>
+        <w:t>.</w:t>
+      </w:r>
+      <w:r>
+        <w:t>30 дБ, что свидетельствует о хорошем согласовании исследуемого устройства с измерительным трактом.</w:t>
+      </w:r>
+    </w:p>
+    <w:p>
+      <w:pPr>
+        <w:ind w:firstLine="709"/>
+      </w:pPr>
+      <w:r>
+        <w:t xml:space="preserve">При увеличении частоты наблюдается рост модуля коэффициента отражения, обусловленный переходом фильтра в полосу подавления. Так, на частоте 480 МГц коэффициент отражения составляет </w:t>
+      </w:r>
+      <w:r>
+        <w:t>-</w:t>
+      </w:r>
+      <w:r>
+        <w:t>9</w:t>
+      </w:r>
+      <w:r>
+        <w:t>.</w:t>
+      </w:r>
+      <w:r>
+        <w:t xml:space="preserve">34 дБ, а на частоте 600 МГц достигает </w:t>
+      </w:r>
+      <w:r>
+        <w:t>-</w:t>
+      </w:r>
+      <w:r>
+        <w:t>1</w:t>
+      </w:r>
+      <w:r>
+        <w:t>.</w:t>
+      </w:r>
+      <w:r>
+        <w:t>32 дБ. Такое поведение объясняется увеличением доли мощности, отражаемой от входа фильтра</w:t>
+      </w:r>
+      <w:r>
+        <w:t>.</w:t>
+      </w:r>
+    </w:p>
+    <w:p/>
+    <w:p>
+      <w:pPr>
+        <w:pStyle w:val="af0"/>
+        <w:keepNext/>
+        <w:rPr>
+          <w:lang w:val="en-US"/>
+        </w:rPr>
+      </w:pPr>
+      <w:r>
+        <w:rPr>
+          <w:noProof/>
+          <w:lang w:val="en-US"/>
+        </w:rPr>
+        <w:lastRenderedPageBreak/>
+        <w:drawing>
+          <wp:inline distT="0" distB="0" distL="0" distR="0" wp14:anchorId="7BD4E20E" wp14:editId="386DA766">
+            <wp:extent cx="5940425" cy="3100803"/>
+            <wp:effectExtent l="0" t="0" r="3175" b="4445"/>
+            <wp:docPr id="1895193536" name="Рисунок 1"/>
+            <wp:cNvGraphicFramePr>
+              <a:graphicFrameLocks xmlns:a="http://schemas.openxmlformats.org/drawingml/2006/main" noChangeAspect="1"/>
+            </wp:cNvGraphicFramePr>
+            <a:graphic xmlns:a="http://schemas.openxmlformats.org/drawingml/2006/main">
+              <a:graphicData uri="http://schemas.openxmlformats.org/drawingml/2006/picture">
+                <pic:pic xmlns:pic="http://schemas.openxmlformats.org/drawingml/2006/picture">
+                  <pic:nvPicPr>
+                    <pic:cNvPr id="1895193536" name=""/>
+                    <pic:cNvPicPr/>
+                  </pic:nvPicPr>
+                  <pic:blipFill rotWithShape="1">
+                    <a:blip r:embed="rId19"/>
+                    <a:srcRect t="6039"/>
+                    <a:stretch>
+                      <a:fillRect/>
+                    </a:stretch>
+                  </pic:blipFill>
+                  <pic:spPr bwMode="auto">
+                    <a:xfrm>
+                      <a:off x="0" y="0"/>
+                      <a:ext cx="5940425" cy="3100803"/>
+                    </a:xfrm>
+                    <a:prstGeom prst="rect">
+                      <a:avLst/>
+                    </a:prstGeom>
+                    <a:ln>
+                      <a:noFill/>
+                    </a:ln>
+                    <a:extLst>
+                      <a:ext uri="{53640926-AAD7-44D8-BBD7-CCE9431645EC}">
+                        <a14:shadowObscured xmlns:a14="http://schemas.microsoft.com/office/drawing/2010/main"/>
+                      </a:ext>
+                    </a:extLst>
+                  </pic:spPr>
+                </pic:pic>
+              </a:graphicData>
+            </a:graphic>
+          </wp:inline>
+        </w:drawing>
+      </w:r>
+    </w:p>
+    <w:p>
+      <w:pPr>
+        <w:pStyle w:val="af0"/>
+      </w:pPr>
+      <w:r>
+        <w:t xml:space="preserve">Рисунок </w:t>
+      </w:r>
+      <w:r>
+        <w:fldChar w:fldCharType="begin"/>
+      </w:r>
+      <w:r>
+        <w:instrText xml:space="preserve"> SEQ Рисунок \* ARABIC </w:instrText>
+      </w:r>
+      <w:r>
+        <w:fldChar w:fldCharType="separate"/>
+      </w:r>
+      <w:r>
+        <w:rPr>
+          <w:noProof/>
+        </w:rPr>
+        <w:t>13</w:t>
+      </w:r>
+      <w:r>
+        <w:rPr>
+          <w:noProof/>
+        </w:rPr>
+        <w:fldChar w:fldCharType="end"/>
+      </w:r>
+      <w:r>
+        <w:t xml:space="preserve"> – Частотные зависимости мощности на выходе </w:t>
+      </w:r>
+      <w:r>
+        <w:rPr>
+          <w:lang w:val="en-US"/>
+        </w:rPr>
+        <w:t>CPL</w:t>
+      </w:r>
+      <w:r>
+        <w:t xml:space="preserve"> </w:t>
+      </w:r>
+      <w:r>
+        <w:rPr>
+          <w:lang w:val="en-US"/>
+        </w:rPr>
+        <w:t>OUT</w:t>
+      </w:r>
+      <w:r>
+        <w:t xml:space="preserve"> </w:t>
+      </w:r>
+      <w:r>
+        <w:t>для ХХ, СН и фильтра</w:t>
+      </w:r>
+    </w:p>
+    <w:p>
+      <w:r>
+        <w:tab/>
+      </w:r>
+      <w:r>
+        <w:t xml:space="preserve">При разомкнутом выходе </w:t>
+      </w:r>
+      <w:proofErr w:type="spellStart"/>
+      <w:r>
+        <w:t>ответвителя</w:t>
+      </w:r>
+      <w:proofErr w:type="spellEnd"/>
+      <w:r>
+        <w:t xml:space="preserve"> наблюдается наибольший уровень мощности в измерительном плече, поскольку коэффициент отражения от разомкнутой нагрузки равен единице и падающая волна полностью отражается.</w:t>
+      </w:r>
+    </w:p>
+    <w:p>
+      <w:pPr>
+        <w:ind w:firstLine="708"/>
+      </w:pPr>
+      <w:r>
+        <w:t>При подключении согласованной нагрузки 50 Ом уровень измеряемого сигнала минимален. В идеальном случае коэффициент отражения равен нулю</w:t>
+      </w:r>
+      <w:r>
+        <w:t xml:space="preserve">, но в реальном измерении остается небольшой уровень </w:t>
+      </w:r>
+      <w:r>
+        <w:t xml:space="preserve">сигнала, связанный с шумами и характеристиками </w:t>
+      </w:r>
+      <w:proofErr w:type="spellStart"/>
+      <w:r>
+        <w:t>ответвителя</w:t>
+      </w:r>
+      <w:proofErr w:type="spellEnd"/>
+      <w:r>
+        <w:t>.</w:t>
+      </w:r>
+    </w:p>
+    <w:p>
+      <w:pPr>
+        <w:ind w:firstLine="708"/>
+      </w:pPr>
+      <w:r>
+        <w:t>В области полосы пропускания уровень отражённого сигнала от фильтра близок к уровню согласованной нагрузки</w:t>
+      </w:r>
+      <w:r>
+        <w:t>, после чего</w:t>
+      </w:r>
+      <w:r>
+        <w:t xml:space="preserve"> уровень начинает расти</w:t>
+      </w:r>
+      <w:r>
+        <w:t xml:space="preserve"> с ростом частоты и достигает </w:t>
+      </w:r>
+      <w:r>
+        <w:t>уровня при разомкнутом</w:t>
+      </w:r>
+      <w:r>
+        <w:t xml:space="preserve"> выходе </w:t>
+      </w:r>
+      <w:proofErr w:type="spellStart"/>
+      <w:r>
+        <w:t>ответвителя</w:t>
+      </w:r>
+      <w:proofErr w:type="spellEnd"/>
+      <w:r>
+        <w:t>, а именно переход в полосу подавления.</w:t>
+      </w:r>
+      <w:r>
+        <w:t xml:space="preserve"> </w:t>
+      </w:r>
+    </w:p>
+    <w:p>
+      <w:pPr>
+        <w:ind w:firstLine="708"/>
+      </w:pPr>
+    </w:p>
+    <w:p/>
+    <w:p/>
+    <w:p>
+      <w:pPr>
+        <w:ind w:firstLine="709"/>
+      </w:pPr>
+      <w:r>
+        <w:lastRenderedPageBreak/>
+        <w:t xml:space="preserve">Подключим к выходу OUT </w:t>
+      </w:r>
+      <w:proofErr w:type="spellStart"/>
+      <w:r>
+        <w:t>ответвителя</w:t>
+      </w:r>
+      <w:proofErr w:type="spellEnd"/>
+      <w:r>
+        <w:t xml:space="preserve"> поочерёдно ненагруженные аттенюаторы 3, 6 и 10 дБ, а также снимем уровни на прежней сетке частот и сравним с уровнем без аттенюатора.</w:t>
+      </w:r>
+    </w:p>
+    <w:p>
+      <w:pPr>
+        <w:ind w:firstLine="709"/>
+      </w:pPr>
+      <w:r>
+        <w:t>В идеальной согласованной модели при разомкнутой нагрузке отражённая волна дважды проходит аттенюатор</w:t>
+      </w:r>
+      <w:r>
+        <w:t>, соответственно,</w:t>
+      </w:r>
+      <w:r>
+        <w:t xml:space="preserve"> уровень отражённого сигнала уменьшается относительно ХХ на удвоенную величину ослабления:</w:t>
+      </w:r>
+    </w:p>
+    <w:p>
+      <w:pPr>
+        <w:ind w:firstLine="709"/>
+        <w:rPr>
+          <w:rFonts w:eastAsiaTheme="minorEastAsia"/>
+          <w:i/>
+        </w:rPr>
+      </w:pPr>
+      <m:oMathPara>
+        <m:oMath>
+          <m:sSub>
+            <m:sSubPr>
+              <m:ctrlPr>
+                <w:rPr>
+                  <w:rFonts w:ascii="Cambria Math" w:hAnsi="Cambria Math"/>
+                  <w:i/>
+                </w:rPr>
+              </m:ctrlPr>
+            </m:sSubPr>
+            <m:e>
+              <m:r>
+                <w:rPr>
+                  <w:rFonts w:ascii="Cambria Math" w:hAnsi="Cambria Math"/>
+                </w:rPr>
+                <m:t>Г</m:t>
+              </m:r>
+            </m:e>
+            <m:sub>
+              <m:r>
+                <w:rPr>
+                  <w:rFonts w:ascii="Cambria Math" w:hAnsi="Cambria Math"/>
+                </w:rPr>
+                <m:t>атт</m:t>
+              </m:r>
+            </m:sub>
+          </m:sSub>
+          <m:d>
+            <m:dPr>
+              <m:ctrlPr>
+                <w:rPr>
+                  <w:rFonts w:ascii="Cambria Math" w:hAnsi="Cambria Math"/>
+                  <w:i/>
+                </w:rPr>
+              </m:ctrlPr>
+            </m:dPr>
+            <m:e>
+              <m:r>
+                <w:rPr>
+                  <w:rFonts w:ascii="Cambria Math" w:hAnsi="Cambria Math"/>
+                  <w:lang w:val="en-US"/>
+                </w:rPr>
+                <m:t>f</m:t>
+              </m:r>
+              <m:ctrlPr>
+                <w:rPr>
+                  <w:rFonts w:ascii="Cambria Math" w:hAnsi="Cambria Math"/>
+                  <w:i/>
+                  <w:lang w:val="en-US"/>
+                </w:rPr>
+              </m:ctrlPr>
+            </m:e>
+          </m:d>
+          <m:r>
+            <w:rPr>
+              <w:rFonts w:ascii="Cambria Math" w:hAnsi="Cambria Math"/>
+            </w:rPr>
+            <m:t>=</m:t>
+          </m:r>
+          <m:sSub>
+            <m:sSubPr>
+              <m:ctrlPr>
+                <w:rPr>
+                  <w:rFonts w:ascii="Cambria Math" w:hAnsi="Cambria Math"/>
+                  <w:i/>
+                  <w:lang w:val="en-US"/>
+                </w:rPr>
+              </m:ctrlPr>
+            </m:sSubPr>
+            <m:e>
+              <m:r>
+                <w:rPr>
+                  <w:rFonts w:ascii="Cambria Math" w:hAnsi="Cambria Math"/>
+                  <w:lang w:val="en-US"/>
+                </w:rPr>
+                <m:t>P</m:t>
+              </m:r>
+            </m:e>
+            <m:sub>
+              <m:r>
+                <w:rPr>
+                  <w:rFonts w:ascii="Cambria Math" w:hAnsi="Cambria Math"/>
+                </w:rPr>
+                <m:t>атт</m:t>
+              </m:r>
+            </m:sub>
+          </m:sSub>
+          <m:d>
+            <m:dPr>
+              <m:ctrlPr>
+                <w:rPr>
+                  <w:rFonts w:ascii="Cambria Math" w:hAnsi="Cambria Math"/>
+                  <w:i/>
+                  <w:lang w:val="en-US"/>
+                </w:rPr>
+              </m:ctrlPr>
+            </m:dPr>
+            <m:e>
+              <m:r>
+                <w:rPr>
+                  <w:rFonts w:ascii="Cambria Math" w:hAnsi="Cambria Math"/>
+                  <w:lang w:val="en-US"/>
+                </w:rPr>
+                <m:t>f</m:t>
+              </m:r>
+            </m:e>
+          </m:d>
+          <m:r>
+            <w:rPr>
+              <w:rFonts w:ascii="Cambria Math" w:hAnsi="Cambria Math"/>
+              <w:lang w:val="en-US"/>
+            </w:rPr>
+            <m:t>-</m:t>
+          </m:r>
+          <m:sSub>
+            <m:sSubPr>
+              <m:ctrlPr>
+                <w:rPr>
+                  <w:rFonts w:ascii="Cambria Math" w:hAnsi="Cambria Math"/>
+                  <w:i/>
+                  <w:lang w:val="en-US"/>
+                </w:rPr>
+              </m:ctrlPr>
+            </m:sSubPr>
+            <m:e>
+              <m:r>
+                <w:rPr>
+                  <w:rFonts w:ascii="Cambria Math" w:hAnsi="Cambria Math"/>
+                  <w:lang w:val="en-US"/>
+                </w:rPr>
+                <m:t>P</m:t>
+              </m:r>
+            </m:e>
+            <m:sub>
+              <m:r>
+                <w:rPr>
+                  <w:rFonts w:ascii="Cambria Math" w:hAnsi="Cambria Math"/>
+                </w:rPr>
+                <m:t>ХХ</m:t>
+              </m:r>
+            </m:sub>
+          </m:sSub>
+          <m:d>
+            <m:dPr>
+              <m:ctrlPr>
+                <w:rPr>
+                  <w:rFonts w:ascii="Cambria Math" w:hAnsi="Cambria Math"/>
+                  <w:i/>
+                  <w:lang w:val="en-US"/>
+                </w:rPr>
+              </m:ctrlPr>
+            </m:dPr>
+            <m:e>
+              <m:r>
+                <w:rPr>
+                  <w:rFonts w:ascii="Cambria Math" w:hAnsi="Cambria Math"/>
+                  <w:lang w:val="en-US"/>
+                </w:rPr>
+                <m:t>f</m:t>
+              </m:r>
+            </m:e>
+          </m:d>
+          <m:r>
+            <w:rPr>
+              <w:rFonts w:ascii="Cambria Math" w:hAnsi="Cambria Math"/>
+              <w:lang w:val="en-US"/>
+            </w:rPr>
+            <m:t>=-2</m:t>
+          </m:r>
+          <m:r>
+            <w:rPr>
+              <w:rFonts w:ascii="Cambria Math" w:hAnsi="Cambria Math"/>
+              <w:lang w:val="en-US"/>
+            </w:rPr>
+            <m:t>A</m:t>
+          </m:r>
+          <m:r>
+            <w:rPr>
+              <w:rFonts w:ascii="Cambria Math" w:hAnsi="Cambria Math"/>
+              <w:lang w:val="en-US"/>
+            </w:rPr>
+            <m:t xml:space="preserve"> </m:t>
+          </m:r>
+          <m:r>
+            <w:rPr>
+              <w:rFonts w:ascii="Cambria Math" w:hAnsi="Cambria Math"/>
+            </w:rPr>
+            <m:t>дБ,</m:t>
+          </m:r>
+        </m:oMath>
+      </m:oMathPara>
+    </w:p>
+    <w:p>
+      <w:pPr>
+        <w:rPr>
+          <w:rFonts w:eastAsiaTheme="minorEastAsia"/>
+          <w:iCs/>
+        </w:rPr>
+      </w:pPr>
+      <w:r>
+        <w:rPr>
+          <w:rFonts w:eastAsiaTheme="minorEastAsia"/>
+          <w:iCs/>
+        </w:rPr>
+        <w:t xml:space="preserve">где </w:t>
+      </w:r>
+      <m:oMath>
+        <m:r>
+          <w:rPr>
+            <w:rFonts w:ascii="Cambria Math" w:eastAsiaTheme="minorEastAsia" w:hAnsi="Cambria Math"/>
+          </w:rPr>
+          <m:t>A-</m:t>
+        </m:r>
+      </m:oMath>
+      <w:r>
+        <w:rPr>
+          <w:rFonts w:eastAsiaTheme="minorEastAsia"/>
+          <w:iCs/>
+        </w:rPr>
+        <w:t xml:space="preserve"> </w:t>
+      </w:r>
+      <w:r>
+        <w:rPr>
+          <w:rFonts w:eastAsiaTheme="minorEastAsia"/>
+          <w:iCs/>
+        </w:rPr>
+        <w:t>ослабление аттенюатора.</w:t>
+      </w:r>
+    </w:p>
+    <w:p>
+      <w:r>
+        <w:tab/>
+        <w:t>Рассчитаем коэффициент отражения от ненагруженных аттенюаторов для каждой частотной точки по формуле выше</w:t>
+      </w:r>
+      <w:r>
+        <w:t>.</w:t>
+      </w:r>
+    </w:p>
+    <w:p>
+      <w:pPr>
+        <w:pStyle w:val="af0"/>
+      </w:pPr>
+      <w:r>
+        <w:rPr>
+          <w:noProof/>
+          <w:lang w:val="en-US"/>
+        </w:rPr>
+        <w:drawing>
+          <wp:inline distT="0" distB="0" distL="0" distR="0" wp14:anchorId="4190164F" wp14:editId="186DE1D9">
+            <wp:extent cx="5939579" cy="3036277"/>
+            <wp:effectExtent l="0" t="0" r="4445" b="0"/>
+            <wp:docPr id="1279038965" name="Рисунок 1"/>
+            <wp:cNvGraphicFramePr>
+              <a:graphicFrameLocks xmlns:a="http://schemas.openxmlformats.org/drawingml/2006/main" noChangeAspect="1"/>
+            </wp:cNvGraphicFramePr>
+            <a:graphic xmlns:a="http://schemas.openxmlformats.org/drawingml/2006/main">
+              <a:graphicData uri="http://schemas.openxmlformats.org/drawingml/2006/picture">
+                <pic:pic xmlns:pic="http://schemas.openxmlformats.org/drawingml/2006/picture">
+                  <pic:nvPicPr>
+                    <pic:cNvPr id="1279038965" name=""/>
+                    <pic:cNvPicPr/>
+                  </pic:nvPicPr>
+                  <pic:blipFill rotWithShape="1">
+                    <a:blip r:embed="rId20"/>
+                    <a:srcRect t="6395" b="1586"/>
+                    <a:stretch>
+                      <a:fillRect/>
+                    </a:stretch>
+                  </pic:blipFill>
+                  <pic:spPr bwMode="auto">
+                    <a:xfrm>
+                      <a:off x="0" y="0"/>
+                      <a:ext cx="5940425" cy="3036710"/>
+                    </a:xfrm>
+                    <a:prstGeom prst="rect">
+                      <a:avLst/>
+                    </a:prstGeom>
+                    <a:ln>
+                      <a:noFill/>
+                    </a:ln>
+                    <a:extLst>
+                      <a:ext uri="{53640926-AAD7-44D8-BBD7-CCE9431645EC}">
+                        <a14:shadowObscured xmlns:a14="http://schemas.microsoft.com/office/drawing/2010/main"/>
+                      </a:ext>
+                    </a:extLst>
+                  </pic:spPr>
+                </pic:pic>
+              </a:graphicData>
+            </a:graphic>
+          </wp:inline>
+        </w:drawing>
+      </w:r>
+    </w:p>
+    <w:p>
+      <w:pPr>
+        <w:pStyle w:val="af0"/>
+      </w:pPr>
+      <w:r>
+        <w:t xml:space="preserve">Рисунок </w:t>
+      </w:r>
+      <w:r>
+        <w:fldChar w:fldCharType="begin"/>
+      </w:r>
+      <w:r>
+        <w:instrText xml:space="preserve"> SEQ Рисунок \* ARABIC </w:instrText>
+      </w:r>
+      <w:r>
+        <w:fldChar w:fldCharType="separate"/>
+      </w:r>
+      <w:r>
+        <w:rPr>
+          <w:noProof/>
+        </w:rPr>
+        <w:t>14</w:t>
+      </w:r>
+      <w:r>
+        <w:rPr>
+          <w:noProof/>
+        </w:rPr>
+        <w:fldChar w:fldCharType="end"/>
+      </w:r>
+      <w:r>
+        <w:t xml:space="preserve"> – </w:t>
+      </w:r>
+      <w:r>
+        <w:t>Зависимости подавления аттенюаторов от частоты</w:t>
+      </w:r>
+    </w:p>
+    <w:p>
+      <w:pPr>
+        <w:ind w:firstLine="708"/>
+      </w:pPr>
+      <w:r>
+        <w:t xml:space="preserve">При исследовании ненагруженных аттенюаторов 3, 6 и 10 дБ установлено, что на относительно низких частотах экспериментальные значения коэффициента отражения близки к теоретическим. Это объясняется </w:t>
+      </w:r>
+      <w:r>
+        <w:t>двойным</w:t>
+      </w:r>
+      <w:r>
+        <w:t xml:space="preserve"> прохождением волны через аттенюатор вследствие полного отражения от его разомкнутого выхода. Таким образом, теоретическое ослабление отражённого сигнала составляет </w:t>
+      </w:r>
+      <w:r>
+        <w:t>-</w:t>
+      </w:r>
+      <w:r>
+        <w:t xml:space="preserve">6, </w:t>
+      </w:r>
+      <w:r>
+        <w:t>-</w:t>
+      </w:r>
+      <w:r>
+        <w:t xml:space="preserve">12 и </w:t>
+      </w:r>
+      <w:r>
+        <w:t>-</w:t>
+      </w:r>
+      <w:r>
+        <w:t>20 дБ соответственно.</w:t>
+      </w:r>
+    </w:p>
+    <w:p>
+      <w:pPr>
+        <w:ind w:firstLine="708"/>
+      </w:pPr>
+      <w:r>
+        <w:lastRenderedPageBreak/>
+        <w:t xml:space="preserve">С увеличением частоты наблюдаются отклонения экспериментальных значений от теоретических, наиболее </w:t>
+      </w:r>
+      <w:r>
+        <w:t>заметные</w:t>
+      </w:r>
+      <w:r>
+        <w:t xml:space="preserve"> для аттенюатора 10 дБ. Одной из основных возможных причин является уменьшение направленности </w:t>
+      </w:r>
+      <w:proofErr w:type="spellStart"/>
+      <w:r>
+        <w:t>ответвителя</w:t>
+      </w:r>
+      <w:proofErr w:type="spellEnd"/>
+      <w:r>
+        <w:t xml:space="preserve"> на высоких частотах, вследствие чего в измерительное плечо поступает дополнительная паразитная составляющая сигнала</w:t>
+      </w:r>
+      <w:r>
+        <w:t>, а т</w:t>
+      </w:r>
+      <w:r>
+        <w:t>акже на точность измерений могли повлиять настройки анализатора спектра RBW, VBW и SPAN, которые согласно условиям лабораторной работы оставались неизменными.</w:t>
+      </w:r>
+    </w:p>
+    <w:p>
+      <w:pPr>
+        <w:pStyle w:val="af0"/>
+        <w:keepNext/>
+        <w:rPr>
+          <w:lang w:val="en-US"/>
+        </w:rPr>
+      </w:pPr>
+      <w:r>
+        <w:rPr>
+          <w:noProof/>
+          <w:lang w:val="en-US"/>
+        </w:rPr>
+        <w:drawing>
+          <wp:inline distT="0" distB="0" distL="0" distR="0" wp14:anchorId="19DB8EBD" wp14:editId="2246EF7A">
+            <wp:extent cx="5940425" cy="3094941"/>
+            <wp:effectExtent l="0" t="0" r="3175" b="0"/>
+            <wp:docPr id="1319100608" name="Рисунок 1"/>
+            <wp:cNvGraphicFramePr>
+              <a:graphicFrameLocks xmlns:a="http://schemas.openxmlformats.org/drawingml/2006/main" noChangeAspect="1"/>
+            </wp:cNvGraphicFramePr>
+            <a:graphic xmlns:a="http://schemas.openxmlformats.org/drawingml/2006/main">
+              <a:graphicData uri="http://schemas.openxmlformats.org/drawingml/2006/picture">
+                <pic:pic xmlns:pic="http://schemas.openxmlformats.org/drawingml/2006/picture">
+                  <pic:nvPicPr>
+                    <pic:cNvPr id="1319100608" name=""/>
+                    <pic:cNvPicPr/>
+                  </pic:nvPicPr>
+                  <pic:blipFill rotWithShape="1">
+                    <a:blip r:embed="rId21"/>
+                    <a:srcRect t="6216"/>
+                    <a:stretch>
+                      <a:fillRect/>
+                    </a:stretch>
+                  </pic:blipFill>
+                  <pic:spPr bwMode="auto">
+                    <a:xfrm>
+                      <a:off x="0" y="0"/>
+                      <a:ext cx="5940425" cy="3094941"/>
+                    </a:xfrm>
+                    <a:prstGeom prst="rect">
+                      <a:avLst/>
+                    </a:prstGeom>
+                    <a:ln>
+                      <a:noFill/>
+                    </a:ln>
+                    <a:extLst>
+                      <a:ext uri="{53640926-AAD7-44D8-BBD7-CCE9431645EC}">
+                        <a14:shadowObscured xmlns:a14="http://schemas.microsoft.com/office/drawing/2010/main"/>
+                      </a:ext>
+                    </a:extLst>
+                  </pic:spPr>
+                </pic:pic>
+              </a:graphicData>
+            </a:graphic>
+          </wp:inline>
+        </w:drawing>
+      </w:r>
+    </w:p>
+    <w:p>
+      <w:pPr>
+        <w:pStyle w:val="af0"/>
         <w:spacing w:after="240"/>
       </w:pPr>
       <w:r>
         <w:t xml:space="preserve">Рисунок </w:t>
       </w:r>
-      <w:fldSimple w:instr=" SEQ Рисунок \* ARABIC ">
-        <w:r>
-          <w:rPr>
-            <w:noProof/>
-          </w:rPr>
-          <w:t>13</w:t>
-        </w:r>
-      </w:fldSimple>
+      <w:r>
+        <w:fldChar w:fldCharType="begin"/>
+      </w:r>
+      <w:r>
+        <w:instrText xml:space="preserve"> SEQ Рисунок \* ARABIC </w:instrText>
+      </w:r>
+      <w:r>
+        <w:fldChar w:fldCharType="separate"/>
+      </w:r>
+      <w:r>
+        <w:rPr>
+          <w:noProof/>
+        </w:rPr>
+        <w:t>15</w:t>
+      </w:r>
+      <w:r>
+        <w:rPr>
+          <w:noProof/>
+        </w:rPr>
+        <w:fldChar w:fldCharType="end"/>
+      </w:r>
       <w:r>
         <w:t xml:space="preserve"> - Зависимости мощности </w:t>
       </w:r>
@@ -16734,20 +13740,36 @@
       </w:r>
     </w:p>
     <w:p>
+      <w:r>
+        <w:tab/>
+      </w:r>
+      <w:r>
+        <w:t xml:space="preserve">Влиянии величины аттенюатора на уровень сигнала в измерительном плече </w:t>
+      </w:r>
+      <w:r>
+        <w:t xml:space="preserve">показывает, что с увеличением номинального ослабления аттенюатора уровень мощности сигнала в измерительном плече CPL OUT уменьшается. Это связано с </w:t>
+      </w:r>
+      <w:r>
+        <w:t>двойным</w:t>
+      </w:r>
+      <w:r>
+        <w:t xml:space="preserve"> прохождением волны через аттенюатор при её отражении от разомкнутого выхода.</w:t>
+      </w:r>
+    </w:p>
+    <w:p/>
+    <w:p>
       <w:pPr>
         <w:rPr>
           <w:color w:val="EE0000"/>
         </w:rPr>
       </w:pPr>
-      <w:r>
-        <w:tab/>
-      </w:r>
-      <w:r>
+    </w:p>
+    <w:p>
+      <w:pPr>
         <w:rPr>
           <w:color w:val="EE0000"/>
         </w:rPr>
-        <w:t>Влиянии величины аттенюатора на уровень сигнала в измерительном плече ---</w:t>
-      </w:r>
+      </w:pPr>
     </w:p>
     <w:p>
       <w:pPr>
@@ -16762,11 +13784,85 @@
           <w:b/>
           <w:bCs/>
         </w:rPr>
+        <w:lastRenderedPageBreak/>
         <w:t>ВЫВОД</w:t>
       </w:r>
     </w:p>
+    <w:p>
+      <w:pPr>
+        <w:ind w:firstLine="709"/>
+      </w:pPr>
+      <w:r>
+        <w:t xml:space="preserve">В ходе лабораторной работы были исследованы основные параметры фильтра нижних частот LFCN-400 с использованием генератора сигналов, анализатора спектра и направленного </w:t>
+      </w:r>
+      <w:proofErr w:type="spellStart"/>
+      <w:r>
+        <w:t>ответвителя</w:t>
+      </w:r>
+      <w:proofErr w:type="spellEnd"/>
+      <w:r>
+        <w:t>. Получена амплитудно-частотная характеристика фильтра, экспериментально определен</w:t>
+      </w:r>
+      <w:r>
+        <w:t xml:space="preserve">ы полосы пропускания, </w:t>
+      </w:r>
+      <w:r>
+        <w:t>подавления и</w:t>
+      </w:r>
+      <w:r>
+        <w:t xml:space="preserve"> частота среза, составляющая приблизительно 5</w:t>
+      </w:r>
+      <w:r>
+        <w:t>40</w:t>
+      </w:r>
+      <w:r>
+        <w:t xml:space="preserve"> МГц. Проведено сравнение результатов с технической документацией производителя, показавшее соответствие </w:t>
+      </w:r>
+      <w:r>
+        <w:t>измеренных параметров</w:t>
+      </w:r>
+      <w:r>
+        <w:t xml:space="preserve"> АЧХ</w:t>
+      </w:r>
+      <w:r>
+        <w:t>.</w:t>
+      </w:r>
+    </w:p>
+    <w:p>
+      <w:pPr>
+        <w:ind w:firstLine="709"/>
+      </w:pPr>
+      <w:r>
+        <w:t xml:space="preserve">Исследованы частотные зависимости коэффициента отражения, КСВН и мощности сигнала в измерительном плече направленного </w:t>
+      </w:r>
+      <w:proofErr w:type="spellStart"/>
+      <w:r>
+        <w:t>ответвителя</w:t>
+      </w:r>
+      <w:proofErr w:type="spellEnd"/>
+      <w:r>
+        <w:t xml:space="preserve">. Установлено, что в полосе пропускания фильтр хорошо согласован с трактом, а в полосе подавления коэффициент отражения и КСВН возрастают. При исследовании ненагруженных аттенюаторов подтверждено двойное ослабление отражённой волны. Выявленные отклонения экспериментальных значений на высоких частотах могут быть обусловлены ограниченной направленностью </w:t>
+      </w:r>
+      <w:proofErr w:type="spellStart"/>
+      <w:r>
+        <w:t>ответвителя</w:t>
+      </w:r>
+      <w:proofErr w:type="spellEnd"/>
+      <w:r>
+        <w:t xml:space="preserve"> и погрешностями измерения слабых сигналов, связанными с настройками анализатора спектра.</w:t>
+      </w:r>
+    </w:p>
+    <w:p>
+      <w:pPr>
+        <w:ind w:firstLine="709"/>
+        <w:rPr>
+          <w:b/>
+          <w:bCs/>
+        </w:rPr>
+      </w:pPr>
+    </w:p>
     <w:sectPr>
-      <w:footerReference w:type="default" r:id="rId20"/>
+      <w:footerReference w:type="default" r:id="rId22"/>
       <w:pgSz w:w="11906" w:h="16838"/>
       <w:pgMar w:top="1134" w:right="850" w:bottom="1134" w:left="1701" w:header="708" w:footer="708" w:gutter="0"/>
       <w:cols w:space="708"/>
@@ -16815,6 +13911,7 @@
         <w:docPartUnique/>
       </w:docPartObj>
     </w:sdtPr>
+    <w:sdtEndPr/>
     <w:sdtContent>
       <w:p>
         <w:pPr>
@@ -17991,7 +15088,6 @@
   <w:style w:type="character" w:default="1" w:styleId="a0">
     <w:name w:val="Default Paragraph Font"/>
     <w:uiPriority w:val="1"/>
-    <w:semiHidden/>
     <w:unhideWhenUsed/>
   </w:style>
   <w:style w:type="table" w:default="1" w:styleId="a1">
@@ -18399,1396 +15495,19 @@
       <w:szCs w:val="18"/>
     </w:rPr>
   </w:style>
+  <w:style w:type="paragraph" w:styleId="af3">
+    <w:name w:val="Normal (Web)"/>
+    <w:basedOn w:val="a"/>
+    <w:uiPriority w:val="99"/>
+    <w:semiHidden/>
+    <w:unhideWhenUsed/>
+    <w:rsid w:val="00CA5238"/>
+    <w:rPr>
+      <w:rFonts w:cs="Times New Roman"/>
+      <w:sz w:val="24"/>
+    </w:rPr>
+  </w:style>
 </w:styles>
-</file>
-
-<file path=word/charts/chart1.xml><?xml version="1.0" encoding="utf-8"?>
-<c:chartSpace xmlns:c="http://schemas.openxmlformats.org/drawingml/2006/chart" xmlns:a="http://schemas.openxmlformats.org/drawingml/2006/main" xmlns:r="http://schemas.openxmlformats.org/officeDocument/2006/relationships" xmlns:c16r2="http://schemas.microsoft.com/office/drawing/2015/06/chart">
-  <c:date1904 val="0"/>
-  <c:lang val="ru-RU"/>
-  <c:roundedCorners val="0"/>
-  <mc:AlternateContent xmlns:mc="http://schemas.openxmlformats.org/markup-compatibility/2006">
-    <mc:Choice xmlns:c14="http://schemas.microsoft.com/office/drawing/2007/8/2/chart" Requires="c14">
-      <c14:style val="102"/>
-    </mc:Choice>
-    <mc:Fallback>
-      <c:style val="2"/>
-    </mc:Fallback>
-  </mc:AlternateContent>
-  <c:chart>
-    <c:title>
-      <c:overlay val="0"/>
-      <c:spPr>
-        <a:noFill/>
-        <a:ln>
-          <a:noFill/>
-        </a:ln>
-        <a:effectLst/>
-      </c:spPr>
-      <c:txPr>
-        <a:bodyPr rot="0" spcFirstLastPara="1" vertOverflow="ellipsis" vert="horz" wrap="square" anchor="ctr" anchorCtr="1"/>
-        <a:lstStyle/>
-        <a:p>
-          <a:pPr>
-            <a:defRPr sz="1400" b="0" i="0" u="none" strike="noStrike" kern="1200" spc="0" baseline="0">
-              <a:solidFill>
-                <a:schemeClr val="tx1">
-                  <a:lumMod val="65000"/>
-                  <a:lumOff val="35000"/>
-                </a:schemeClr>
-              </a:solidFill>
-              <a:latin typeface="+mn-lt"/>
-              <a:ea typeface="+mn-ea"/>
-              <a:cs typeface="+mn-cs"/>
-            </a:defRPr>
-          </a:pPr>
-          <a:endParaRPr lang="ru-RU"/>
-        </a:p>
-      </c:txPr>
-    </c:title>
-    <c:autoTitleDeleted val="0"/>
-    <c:plotArea>
-      <c:layout/>
-      <c:scatterChart>
-        <c:scatterStyle val="lineMarker"/>
-        <c:varyColors val="0"/>
-        <c:ser>
-          <c:idx val="0"/>
-          <c:order val="0"/>
-          <c:tx>
-            <c:strRef>
-              <c:f>reflection!$B$1</c:f>
-              <c:strCache>
-                <c:ptCount val="1"/>
-                <c:pt idx="0">
-                  <c:v>P_OC_dBm</c:v>
-                </c:pt>
-              </c:strCache>
-            </c:strRef>
-          </c:tx>
-          <c:spPr>
-            <a:ln w="19050" cap="rnd">
-              <a:solidFill>
-                <a:schemeClr val="accent1"/>
-              </a:solidFill>
-              <a:round/>
-            </a:ln>
-            <a:effectLst/>
-          </c:spPr>
-          <c:marker>
-            <c:symbol val="circle"/>
-            <c:size val="5"/>
-            <c:spPr>
-              <a:solidFill>
-                <a:schemeClr val="accent1"/>
-              </a:solidFill>
-              <a:ln w="9525">
-                <a:solidFill>
-                  <a:schemeClr val="accent1"/>
-                </a:solidFill>
-              </a:ln>
-              <a:effectLst/>
-            </c:spPr>
-          </c:marker>
-          <c:xVal>
-            <c:numRef>
-              <c:f>reflection!$A$2:$A$22</c:f>
-              <c:numCache>
-                <c:formatCode>General</c:formatCode>
-                <c:ptCount val="21"/>
-                <c:pt idx="0">
-                  <c:v>20</c:v>
-                </c:pt>
-                <c:pt idx="1">
-                  <c:v>100</c:v>
-                </c:pt>
-                <c:pt idx="2">
-                  <c:v>300</c:v>
-                </c:pt>
-                <c:pt idx="3">
-                  <c:v>400</c:v>
-                </c:pt>
-                <c:pt idx="4">
-                  <c:v>480</c:v>
-                </c:pt>
-                <c:pt idx="5">
-                  <c:v>485</c:v>
-                </c:pt>
-                <c:pt idx="6">
-                  <c:v>490</c:v>
-                </c:pt>
-                <c:pt idx="7">
-                  <c:v>495</c:v>
-                </c:pt>
-                <c:pt idx="8">
-                  <c:v>530</c:v>
-                </c:pt>
-                <c:pt idx="9">
-                  <c:v>535</c:v>
-                </c:pt>
-                <c:pt idx="10">
-                  <c:v>537</c:v>
-                </c:pt>
-                <c:pt idx="11">
-                  <c:v>540</c:v>
-                </c:pt>
-                <c:pt idx="12">
-                  <c:v>600</c:v>
-                </c:pt>
-                <c:pt idx="13">
-                  <c:v>635</c:v>
-                </c:pt>
-                <c:pt idx="14">
-                  <c:v>638</c:v>
-                </c:pt>
-                <c:pt idx="15">
-                  <c:v>640</c:v>
-                </c:pt>
-                <c:pt idx="16">
-                  <c:v>645</c:v>
-                </c:pt>
-                <c:pt idx="17">
-                  <c:v>710</c:v>
-                </c:pt>
-                <c:pt idx="18">
-                  <c:v>800</c:v>
-                </c:pt>
-                <c:pt idx="19">
-                  <c:v>900</c:v>
-                </c:pt>
-                <c:pt idx="20">
-                  <c:v>1000</c:v>
-                </c:pt>
-              </c:numCache>
-            </c:numRef>
-          </c:xVal>
-          <c:yVal>
-            <c:numRef>
-              <c:f>reflection!$B$2:$B$22</c:f>
-              <c:numCache>
-                <c:formatCode>General</c:formatCode>
-                <c:ptCount val="21"/>
-                <c:pt idx="0">
-                  <c:v>-22.04</c:v>
-                </c:pt>
-                <c:pt idx="1">
-                  <c:v>-21.92</c:v>
-                </c:pt>
-                <c:pt idx="2">
-                  <c:v>-21.7</c:v>
-                </c:pt>
-                <c:pt idx="3">
-                  <c:v>-23.48</c:v>
-                </c:pt>
-                <c:pt idx="4">
-                  <c:v>-23.03</c:v>
-                </c:pt>
-                <c:pt idx="5">
-                  <c:v>-23.08</c:v>
-                </c:pt>
-                <c:pt idx="6">
-                  <c:v>-23.16</c:v>
-                </c:pt>
-                <c:pt idx="7">
-                  <c:v>-23.1</c:v>
-                </c:pt>
-                <c:pt idx="8">
-                  <c:v>-22.37</c:v>
-                </c:pt>
-                <c:pt idx="9">
-                  <c:v>-22.32</c:v>
-                </c:pt>
-                <c:pt idx="10">
-                  <c:v>-22.33</c:v>
-                </c:pt>
-                <c:pt idx="11">
-                  <c:v>-22.47</c:v>
-                </c:pt>
-                <c:pt idx="12">
-                  <c:v>-22.26</c:v>
-                </c:pt>
-                <c:pt idx="13">
-                  <c:v>-22.19</c:v>
-                </c:pt>
-                <c:pt idx="14">
-                  <c:v>-22.32</c:v>
-                </c:pt>
-                <c:pt idx="15">
-                  <c:v>-22.4</c:v>
-                </c:pt>
-                <c:pt idx="16">
-                  <c:v>-22.32</c:v>
-                </c:pt>
-                <c:pt idx="17">
-                  <c:v>-21.48</c:v>
-                </c:pt>
-                <c:pt idx="18">
-                  <c:v>-20.63</c:v>
-                </c:pt>
-                <c:pt idx="19">
-                  <c:v>-18.71</c:v>
-                </c:pt>
-                <c:pt idx="20">
-                  <c:v>-16.559999999999999</c:v>
-                </c:pt>
-              </c:numCache>
-            </c:numRef>
-          </c:yVal>
-          <c:smooth val="0"/>
-          <c:extLst>
-            <c:ext xmlns:c16="http://schemas.microsoft.com/office/drawing/2014/chart" uri="{C3380CC4-5D6E-409C-BE32-E72D297353CC}">
-              <c16:uniqueId val="{00000000-B8B5-4A5B-86A8-58306453A6D0}"/>
-            </c:ext>
-          </c:extLst>
-        </c:ser>
-        <c:ser>
-          <c:idx val="1"/>
-          <c:order val="1"/>
-          <c:tx>
-            <c:strRef>
-              <c:f>reflection!$C$1</c:f>
-              <c:strCache>
-                <c:ptCount val="1"/>
-                <c:pt idx="0">
-                  <c:v>P_50_dBm</c:v>
-                </c:pt>
-              </c:strCache>
-            </c:strRef>
-          </c:tx>
-          <c:spPr>
-            <a:ln w="19050" cap="rnd">
-              <a:solidFill>
-                <a:schemeClr val="accent2"/>
-              </a:solidFill>
-              <a:round/>
-            </a:ln>
-            <a:effectLst/>
-          </c:spPr>
-          <c:marker>
-            <c:symbol val="circle"/>
-            <c:size val="5"/>
-            <c:spPr>
-              <a:solidFill>
-                <a:schemeClr val="accent2"/>
-              </a:solidFill>
-              <a:ln w="9525">
-                <a:solidFill>
-                  <a:schemeClr val="accent2"/>
-                </a:solidFill>
-              </a:ln>
-              <a:effectLst/>
-            </c:spPr>
-          </c:marker>
-          <c:xVal>
-            <c:numRef>
-              <c:f>reflection!$A$2:$A$22</c:f>
-              <c:numCache>
-                <c:formatCode>General</c:formatCode>
-                <c:ptCount val="21"/>
-                <c:pt idx="0">
-                  <c:v>20</c:v>
-                </c:pt>
-                <c:pt idx="1">
-                  <c:v>100</c:v>
-                </c:pt>
-                <c:pt idx="2">
-                  <c:v>300</c:v>
-                </c:pt>
-                <c:pt idx="3">
-                  <c:v>400</c:v>
-                </c:pt>
-                <c:pt idx="4">
-                  <c:v>480</c:v>
-                </c:pt>
-                <c:pt idx="5">
-                  <c:v>485</c:v>
-                </c:pt>
-                <c:pt idx="6">
-                  <c:v>490</c:v>
-                </c:pt>
-                <c:pt idx="7">
-                  <c:v>495</c:v>
-                </c:pt>
-                <c:pt idx="8">
-                  <c:v>530</c:v>
-                </c:pt>
-                <c:pt idx="9">
-                  <c:v>535</c:v>
-                </c:pt>
-                <c:pt idx="10">
-                  <c:v>537</c:v>
-                </c:pt>
-                <c:pt idx="11">
-                  <c:v>540</c:v>
-                </c:pt>
-                <c:pt idx="12">
-                  <c:v>600</c:v>
-                </c:pt>
-                <c:pt idx="13">
-                  <c:v>635</c:v>
-                </c:pt>
-                <c:pt idx="14">
-                  <c:v>638</c:v>
-                </c:pt>
-                <c:pt idx="15">
-                  <c:v>640</c:v>
-                </c:pt>
-                <c:pt idx="16">
-                  <c:v>645</c:v>
-                </c:pt>
-                <c:pt idx="17">
-                  <c:v>710</c:v>
-                </c:pt>
-                <c:pt idx="18">
-                  <c:v>800</c:v>
-                </c:pt>
-                <c:pt idx="19">
-                  <c:v>900</c:v>
-                </c:pt>
-                <c:pt idx="20">
-                  <c:v>1000</c:v>
-                </c:pt>
-              </c:numCache>
-            </c:numRef>
-          </c:xVal>
-          <c:yVal>
-            <c:numRef>
-              <c:f>reflection!$C$2:$C$22</c:f>
-              <c:numCache>
-                <c:formatCode>General</c:formatCode>
-                <c:ptCount val="21"/>
-                <c:pt idx="0">
-                  <c:v>-58.6</c:v>
-                </c:pt>
-                <c:pt idx="1">
-                  <c:v>-55.85</c:v>
-                </c:pt>
-                <c:pt idx="2">
-                  <c:v>-46.86</c:v>
-                </c:pt>
-                <c:pt idx="3">
-                  <c:v>-48.2</c:v>
-                </c:pt>
-                <c:pt idx="4">
-                  <c:v>-44.87</c:v>
-                </c:pt>
-                <c:pt idx="5">
-                  <c:v>-43.61</c:v>
-                </c:pt>
-                <c:pt idx="6">
-                  <c:v>-44.54</c:v>
-                </c:pt>
-                <c:pt idx="7">
-                  <c:v>-44.59</c:v>
-                </c:pt>
-                <c:pt idx="8">
-                  <c:v>-44.35</c:v>
-                </c:pt>
-                <c:pt idx="9">
-                  <c:v>-43.49</c:v>
-                </c:pt>
-                <c:pt idx="10">
-                  <c:v>-43.74</c:v>
-                </c:pt>
-                <c:pt idx="11">
-                  <c:v>-44.09</c:v>
-                </c:pt>
-                <c:pt idx="12">
-                  <c:v>-45.16</c:v>
-                </c:pt>
-                <c:pt idx="13">
-                  <c:v>-44.53</c:v>
-                </c:pt>
-                <c:pt idx="14">
-                  <c:v>-44.7</c:v>
-                </c:pt>
-                <c:pt idx="15">
-                  <c:v>-44.93</c:v>
-                </c:pt>
-                <c:pt idx="16">
-                  <c:v>-45.07</c:v>
-                </c:pt>
-                <c:pt idx="17">
-                  <c:v>-44.3</c:v>
-                </c:pt>
-                <c:pt idx="18">
-                  <c:v>-40.43</c:v>
-                </c:pt>
-                <c:pt idx="19">
-                  <c:v>-34.07</c:v>
-                </c:pt>
-                <c:pt idx="20">
-                  <c:v>-28.1</c:v>
-                </c:pt>
-              </c:numCache>
-            </c:numRef>
-          </c:yVal>
-          <c:smooth val="0"/>
-          <c:extLst>
-            <c:ext xmlns:c16="http://schemas.microsoft.com/office/drawing/2014/chart" uri="{C3380CC4-5D6E-409C-BE32-E72D297353CC}">
-              <c16:uniqueId val="{00000001-B8B5-4A5B-86A8-58306453A6D0}"/>
-            </c:ext>
-          </c:extLst>
-        </c:ser>
-        <c:ser>
-          <c:idx val="2"/>
-          <c:order val="2"/>
-          <c:tx>
-            <c:strRef>
-              <c:f>reflection!$D$1</c:f>
-              <c:strCache>
-                <c:ptCount val="1"/>
-                <c:pt idx="0">
-                  <c:v>P_filter_dBm</c:v>
-                </c:pt>
-              </c:strCache>
-            </c:strRef>
-          </c:tx>
-          <c:spPr>
-            <a:ln w="19050" cap="rnd">
-              <a:solidFill>
-                <a:schemeClr val="accent3"/>
-              </a:solidFill>
-              <a:round/>
-            </a:ln>
-            <a:effectLst/>
-          </c:spPr>
-          <c:marker>
-            <c:symbol val="circle"/>
-            <c:size val="5"/>
-            <c:spPr>
-              <a:solidFill>
-                <a:schemeClr val="accent3"/>
-              </a:solidFill>
-              <a:ln w="9525">
-                <a:solidFill>
-                  <a:schemeClr val="accent3"/>
-                </a:solidFill>
-              </a:ln>
-              <a:effectLst/>
-            </c:spPr>
-          </c:marker>
-          <c:xVal>
-            <c:numRef>
-              <c:f>reflection!$A$2:$A$22</c:f>
-              <c:numCache>
-                <c:formatCode>General</c:formatCode>
-                <c:ptCount val="21"/>
-                <c:pt idx="0">
-                  <c:v>20</c:v>
-                </c:pt>
-                <c:pt idx="1">
-                  <c:v>100</c:v>
-                </c:pt>
-                <c:pt idx="2">
-                  <c:v>300</c:v>
-                </c:pt>
-                <c:pt idx="3">
-                  <c:v>400</c:v>
-                </c:pt>
-                <c:pt idx="4">
-                  <c:v>480</c:v>
-                </c:pt>
-                <c:pt idx="5">
-                  <c:v>485</c:v>
-                </c:pt>
-                <c:pt idx="6">
-                  <c:v>490</c:v>
-                </c:pt>
-                <c:pt idx="7">
-                  <c:v>495</c:v>
-                </c:pt>
-                <c:pt idx="8">
-                  <c:v>530</c:v>
-                </c:pt>
-                <c:pt idx="9">
-                  <c:v>535</c:v>
-                </c:pt>
-                <c:pt idx="10">
-                  <c:v>537</c:v>
-                </c:pt>
-                <c:pt idx="11">
-                  <c:v>540</c:v>
-                </c:pt>
-                <c:pt idx="12">
-                  <c:v>600</c:v>
-                </c:pt>
-                <c:pt idx="13">
-                  <c:v>635</c:v>
-                </c:pt>
-                <c:pt idx="14">
-                  <c:v>638</c:v>
-                </c:pt>
-                <c:pt idx="15">
-                  <c:v>640</c:v>
-                </c:pt>
-                <c:pt idx="16">
-                  <c:v>645</c:v>
-                </c:pt>
-                <c:pt idx="17">
-                  <c:v>710</c:v>
-                </c:pt>
-                <c:pt idx="18">
-                  <c:v>800</c:v>
-                </c:pt>
-                <c:pt idx="19">
-                  <c:v>900</c:v>
-                </c:pt>
-                <c:pt idx="20">
-                  <c:v>1000</c:v>
-                </c:pt>
-              </c:numCache>
-            </c:numRef>
-          </c:xVal>
-          <c:yVal>
-            <c:numRef>
-              <c:f>reflection!$D$2:$D$22</c:f>
-              <c:numCache>
-                <c:formatCode>General</c:formatCode>
-                <c:ptCount val="21"/>
-                <c:pt idx="0">
-                  <c:v>-56.55</c:v>
-                </c:pt>
-                <c:pt idx="1">
-                  <c:v>-55.6</c:v>
-                </c:pt>
-                <c:pt idx="2">
-                  <c:v>-44.98</c:v>
-                </c:pt>
-                <c:pt idx="3">
-                  <c:v>-44.78</c:v>
-                </c:pt>
-                <c:pt idx="4">
-                  <c:v>-32.369999999999997</c:v>
-                </c:pt>
-                <c:pt idx="5">
-                  <c:v>-31.68</c:v>
-                </c:pt>
-                <c:pt idx="6">
-                  <c:v>-31.3</c:v>
-                </c:pt>
-                <c:pt idx="7">
-                  <c:v>-30.71</c:v>
-                </c:pt>
-                <c:pt idx="8">
-                  <c:v>-28.45</c:v>
-                </c:pt>
-                <c:pt idx="9">
-                  <c:v>-28.06</c:v>
-                </c:pt>
-                <c:pt idx="10">
-                  <c:v>-27.8</c:v>
-                </c:pt>
-                <c:pt idx="11">
-                  <c:v>-27.7</c:v>
-                </c:pt>
-                <c:pt idx="12">
-                  <c:v>-23.58</c:v>
-                </c:pt>
-                <c:pt idx="13">
-                  <c:v>-23.32</c:v>
-                </c:pt>
-                <c:pt idx="14">
-                  <c:v>-23.43</c:v>
-                </c:pt>
-                <c:pt idx="15">
-                  <c:v>-23.47</c:v>
-                </c:pt>
-                <c:pt idx="16">
-                  <c:v>-23.16</c:v>
-                </c:pt>
-                <c:pt idx="17">
-                  <c:v>-22.42</c:v>
-                </c:pt>
-                <c:pt idx="18">
-                  <c:v>-21.3</c:v>
-                </c:pt>
-                <c:pt idx="19">
-                  <c:v>-19.440000000000001</c:v>
-                </c:pt>
-                <c:pt idx="20">
-                  <c:v>-17.440000000000001</c:v>
-                </c:pt>
-              </c:numCache>
-            </c:numRef>
-          </c:yVal>
-          <c:smooth val="0"/>
-          <c:extLst>
-            <c:ext xmlns:c16="http://schemas.microsoft.com/office/drawing/2014/chart" uri="{C3380CC4-5D6E-409C-BE32-E72D297353CC}">
-              <c16:uniqueId val="{00000002-B8B5-4A5B-86A8-58306453A6D0}"/>
-            </c:ext>
-          </c:extLst>
-        </c:ser>
-        <c:dLbls>
-          <c:showLegendKey val="0"/>
-          <c:showVal val="0"/>
-          <c:showCatName val="0"/>
-          <c:showSerName val="0"/>
-          <c:showPercent val="0"/>
-          <c:showBubbleSize val="0"/>
-        </c:dLbls>
-        <c:axId val="1884228911"/>
-        <c:axId val="1775953711"/>
-      </c:scatterChart>
-      <c:valAx>
-        <c:axId val="1884228911"/>
-        <c:scaling>
-          <c:orientation val="minMax"/>
-        </c:scaling>
-        <c:delete val="0"/>
-        <c:axPos val="b"/>
-        <c:majorGridlines>
-          <c:spPr>
-            <a:ln w="9525" cap="flat" cmpd="sng" algn="ctr">
-              <a:solidFill>
-                <a:schemeClr val="tx1">
-                  <a:lumMod val="15000"/>
-                  <a:lumOff val="85000"/>
-                </a:schemeClr>
-              </a:solidFill>
-              <a:round/>
-            </a:ln>
-            <a:effectLst/>
-          </c:spPr>
-        </c:majorGridlines>
-        <c:numFmt formatCode="General" sourceLinked="1"/>
-        <c:majorTickMark val="none"/>
-        <c:minorTickMark val="none"/>
-        <c:tickLblPos val="nextTo"/>
-        <c:spPr>
-          <a:noFill/>
-          <a:ln w="9525" cap="flat" cmpd="sng" algn="ctr">
-            <a:solidFill>
-              <a:schemeClr val="tx1">
-                <a:lumMod val="25000"/>
-                <a:lumOff val="75000"/>
-              </a:schemeClr>
-            </a:solidFill>
-            <a:round/>
-          </a:ln>
-          <a:effectLst/>
-        </c:spPr>
-        <c:txPr>
-          <a:bodyPr rot="-60000000" spcFirstLastPara="1" vertOverflow="ellipsis" vert="horz" wrap="square" anchor="ctr" anchorCtr="1"/>
-          <a:lstStyle/>
-          <a:p>
-            <a:pPr>
-              <a:defRPr sz="900" b="0" i="0" u="none" strike="noStrike" kern="1200" baseline="0">
-                <a:solidFill>
-                  <a:schemeClr val="tx1">
-                    <a:lumMod val="65000"/>
-                    <a:lumOff val="35000"/>
-                  </a:schemeClr>
-                </a:solidFill>
-                <a:latin typeface="+mn-lt"/>
-                <a:ea typeface="+mn-ea"/>
-                <a:cs typeface="+mn-cs"/>
-              </a:defRPr>
-            </a:pPr>
-            <a:endParaRPr lang="ru-RU"/>
-          </a:p>
-        </c:txPr>
-        <c:crossAx val="1775953711"/>
-        <c:crosses val="autoZero"/>
-        <c:crossBetween val="midCat"/>
-      </c:valAx>
-      <c:valAx>
-        <c:axId val="1775953711"/>
-        <c:scaling>
-          <c:orientation val="minMax"/>
-        </c:scaling>
-        <c:delete val="0"/>
-        <c:axPos val="l"/>
-        <c:majorGridlines>
-          <c:spPr>
-            <a:ln w="9525" cap="flat" cmpd="sng" algn="ctr">
-              <a:solidFill>
-                <a:schemeClr val="tx1">
-                  <a:lumMod val="15000"/>
-                  <a:lumOff val="85000"/>
-                </a:schemeClr>
-              </a:solidFill>
-              <a:round/>
-            </a:ln>
-            <a:effectLst/>
-          </c:spPr>
-        </c:majorGridlines>
-        <c:numFmt formatCode="General" sourceLinked="1"/>
-        <c:majorTickMark val="none"/>
-        <c:minorTickMark val="none"/>
-        <c:tickLblPos val="nextTo"/>
-        <c:spPr>
-          <a:noFill/>
-          <a:ln w="9525" cap="flat" cmpd="sng" algn="ctr">
-            <a:solidFill>
-              <a:schemeClr val="tx1">
-                <a:lumMod val="25000"/>
-                <a:lumOff val="75000"/>
-              </a:schemeClr>
-            </a:solidFill>
-            <a:round/>
-          </a:ln>
-          <a:effectLst/>
-        </c:spPr>
-        <c:txPr>
-          <a:bodyPr rot="-60000000" spcFirstLastPara="1" vertOverflow="ellipsis" vert="horz" wrap="square" anchor="ctr" anchorCtr="1"/>
-          <a:lstStyle/>
-          <a:p>
-            <a:pPr>
-              <a:defRPr sz="900" b="0" i="0" u="none" strike="noStrike" kern="1200" baseline="0">
-                <a:solidFill>
-                  <a:schemeClr val="tx1">
-                    <a:lumMod val="65000"/>
-                    <a:lumOff val="35000"/>
-                  </a:schemeClr>
-                </a:solidFill>
-                <a:latin typeface="+mn-lt"/>
-                <a:ea typeface="+mn-ea"/>
-                <a:cs typeface="+mn-cs"/>
-              </a:defRPr>
-            </a:pPr>
-            <a:endParaRPr lang="ru-RU"/>
-          </a:p>
-        </c:txPr>
-        <c:crossAx val="1884228911"/>
-        <c:crosses val="autoZero"/>
-        <c:crossBetween val="midCat"/>
-      </c:valAx>
-      <c:spPr>
-        <a:noFill/>
-        <a:ln>
-          <a:noFill/>
-        </a:ln>
-        <a:effectLst/>
-      </c:spPr>
-    </c:plotArea>
-    <c:legend>
-      <c:legendPos val="b"/>
-      <c:overlay val="0"/>
-      <c:spPr>
-        <a:noFill/>
-        <a:ln>
-          <a:noFill/>
-        </a:ln>
-        <a:effectLst/>
-      </c:spPr>
-      <c:txPr>
-        <a:bodyPr rot="0" spcFirstLastPara="1" vertOverflow="ellipsis" vert="horz" wrap="square" anchor="ctr" anchorCtr="1"/>
-        <a:lstStyle/>
-        <a:p>
-          <a:pPr>
-            <a:defRPr sz="900" b="0" i="0" u="none" strike="noStrike" kern="1200" baseline="0">
-              <a:solidFill>
-                <a:schemeClr val="tx1">
-                  <a:lumMod val="65000"/>
-                  <a:lumOff val="35000"/>
-                </a:schemeClr>
-              </a:solidFill>
-              <a:latin typeface="+mn-lt"/>
-              <a:ea typeface="+mn-ea"/>
-              <a:cs typeface="+mn-cs"/>
-            </a:defRPr>
-          </a:pPr>
-          <a:endParaRPr lang="ru-RU"/>
-        </a:p>
-      </c:txPr>
-    </c:legend>
-    <c:plotVisOnly val="1"/>
-    <c:dispBlanksAs val="gap"/>
-    <c:showDLblsOverMax val="0"/>
-    <c:extLst>
-      <c:ext xmlns:c16r3="http://schemas.microsoft.com/office/drawing/2017/03/chart" uri="{56B9EC1D-385E-4148-901F-78D8002777C0}">
-        <c16r3:dataDisplayOptions16>
-          <c16r3:dispNaAsBlank val="1"/>
-        </c16r3:dataDisplayOptions16>
-      </c:ext>
-    </c:extLst>
-  </c:chart>
-  <c:spPr>
-    <a:solidFill>
-      <a:schemeClr val="bg1"/>
-    </a:solidFill>
-    <a:ln w="9525" cap="flat" cmpd="sng" algn="ctr">
-      <a:solidFill>
-        <a:schemeClr val="tx1">
-          <a:lumMod val="15000"/>
-          <a:lumOff val="85000"/>
-        </a:schemeClr>
-      </a:solidFill>
-      <a:round/>
-    </a:ln>
-    <a:effectLst/>
-  </c:spPr>
-  <c:txPr>
-    <a:bodyPr/>
-    <a:lstStyle/>
-    <a:p>
-      <a:pPr>
-        <a:defRPr/>
-      </a:pPr>
-      <a:endParaRPr lang="ru-RU"/>
-    </a:p>
-  </c:txPr>
-  <c:externalData r:id="rId3">
-    <c:autoUpdate val="0"/>
-  </c:externalData>
-</c:chartSpace>
-</file>
-
-<file path=word/charts/colors1.xml><?xml version="1.0" encoding="utf-8"?>
-<cs:colorStyle xmlns:cs="http://schemas.microsoft.com/office/drawing/2012/chartStyle" xmlns:a="http://schemas.openxmlformats.org/drawingml/2006/main" meth="cycle" id="10">
-  <a:schemeClr val="accent1"/>
-  <a:schemeClr val="accent2"/>
-  <a:schemeClr val="accent3"/>
-  <a:schemeClr val="accent4"/>
-  <a:schemeClr val="accent5"/>
-  <a:schemeClr val="accent6"/>
-  <cs:variation/>
-  <cs:variation>
-    <a:lumMod val="60000"/>
-  </cs:variation>
-  <cs:variation>
-    <a:lumMod val="80000"/>
-    <a:lumOff val="20000"/>
-  </cs:variation>
-  <cs:variation>
-    <a:lumMod val="80000"/>
-  </cs:variation>
-  <cs:variation>
-    <a:lumMod val="60000"/>
-    <a:lumOff val="40000"/>
-  </cs:variation>
-  <cs:variation>
-    <a:lumMod val="50000"/>
-  </cs:variation>
-  <cs:variation>
-    <a:lumMod val="70000"/>
-    <a:lumOff val="30000"/>
-  </cs:variation>
-  <cs:variation>
-    <a:lumMod val="70000"/>
-  </cs:variation>
-  <cs:variation>
-    <a:lumMod val="50000"/>
-    <a:lumOff val="50000"/>
-  </cs:variation>
-</cs:colorStyle>
-</file>
-
-<file path=word/charts/style1.xml><?xml version="1.0" encoding="utf-8"?>
-<cs:chartStyle xmlns:cs="http://schemas.microsoft.com/office/drawing/2012/chartStyle" xmlns:a="http://schemas.openxmlformats.org/drawingml/2006/main" id="240">
-  <cs:axisTitle>
-    <cs:lnRef idx="0"/>
-    <cs:fillRef idx="0"/>
-    <cs:effectRef idx="0"/>
-    <cs:fontRef idx="minor">
-      <a:schemeClr val="tx1">
-        <a:lumMod val="65000"/>
-        <a:lumOff val="35000"/>
-      </a:schemeClr>
-    </cs:fontRef>
-    <cs:defRPr sz="1000" kern="1200"/>
-  </cs:axisTitle>
-  <cs:categoryAxis>
-    <cs:lnRef idx="0"/>
-    <cs:fillRef idx="0"/>
-    <cs:effectRef idx="0"/>
-    <cs:fontRef idx="minor">
-      <a:schemeClr val="tx1">
-        <a:lumMod val="65000"/>
-        <a:lumOff val="35000"/>
-      </a:schemeClr>
-    </cs:fontRef>
-    <cs:spPr>
-      <a:ln w="9525" cap="flat" cmpd="sng" algn="ctr">
-        <a:solidFill>
-          <a:schemeClr val="tx1">
-            <a:lumMod val="25000"/>
-            <a:lumOff val="75000"/>
-          </a:schemeClr>
-        </a:solidFill>
-        <a:round/>
-      </a:ln>
-    </cs:spPr>
-    <cs:defRPr sz="900" kern="1200"/>
-  </cs:categoryAxis>
-  <cs:chartArea mods="allowNoFillOverride allowNoLineOverride">
-    <cs:lnRef idx="0"/>
-    <cs:fillRef idx="0"/>
-    <cs:effectRef idx="0"/>
-    <cs:fontRef idx="minor">
-      <a:schemeClr val="tx1"/>
-    </cs:fontRef>
-    <cs:spPr>
-      <a:solidFill>
-        <a:schemeClr val="bg1"/>
-      </a:solidFill>
-      <a:ln w="9525" cap="flat" cmpd="sng" algn="ctr">
-        <a:solidFill>
-          <a:schemeClr val="tx1">
-            <a:lumMod val="15000"/>
-            <a:lumOff val="85000"/>
-          </a:schemeClr>
-        </a:solidFill>
-        <a:round/>
-      </a:ln>
-    </cs:spPr>
-    <cs:defRPr sz="1000" kern="1200"/>
-  </cs:chartArea>
-  <cs:dataLabel>
-    <cs:lnRef idx="0"/>
-    <cs:fillRef idx="0"/>
-    <cs:effectRef idx="0"/>
-    <cs:fontRef idx="minor">
-      <a:schemeClr val="tx1">
-        <a:lumMod val="75000"/>
-        <a:lumOff val="25000"/>
-      </a:schemeClr>
-    </cs:fontRef>
-    <cs:defRPr sz="900" kern="1200"/>
-  </cs:dataLabel>
-  <cs:dataLabelCallout>
-    <cs:lnRef idx="0"/>
-    <cs:fillRef idx="0"/>
-    <cs:effectRef idx="0"/>
-    <cs:fontRef idx="minor">
-      <a:schemeClr val="dk1">
-        <a:lumMod val="65000"/>
-        <a:lumOff val="35000"/>
-      </a:schemeClr>
-    </cs:fontRef>
-    <cs:spPr>
-      <a:solidFill>
-        <a:schemeClr val="lt1"/>
-      </a:solidFill>
-      <a:ln>
-        <a:solidFill>
-          <a:schemeClr val="dk1">
-            <a:lumMod val="25000"/>
-            <a:lumOff val="75000"/>
-          </a:schemeClr>
-        </a:solidFill>
-      </a:ln>
-    </cs:spPr>
-    <cs:defRPr sz="900" kern="1200"/>
-    <cs:bodyPr rot="0" spcFirstLastPara="1" vertOverflow="clip" horzOverflow="clip" vert="horz" wrap="square" lIns="36576" tIns="18288" rIns="36576" bIns="18288" anchor="ctr" anchorCtr="1">
-      <a:spAutoFit/>
-    </cs:bodyPr>
-  </cs:dataLabelCallout>
-  <cs:dataPoint>
-    <cs:lnRef idx="0"/>
-    <cs:fillRef idx="1">
-      <cs:styleClr val="auto"/>
-    </cs:fillRef>
-    <cs:effectRef idx="0"/>
-    <cs:fontRef idx="minor">
-      <a:schemeClr val="tx1"/>
-    </cs:fontRef>
-  </cs:dataPoint>
-  <cs:dataPoint3D>
-    <cs:lnRef idx="0"/>
-    <cs:fillRef idx="1">
-      <cs:styleClr val="auto"/>
-    </cs:fillRef>
-    <cs:effectRef idx="0"/>
-    <cs:fontRef idx="minor">
-      <a:schemeClr val="tx1"/>
-    </cs:fontRef>
-  </cs:dataPoint3D>
-  <cs:dataPointLine>
-    <cs:lnRef idx="0">
-      <cs:styleClr val="auto"/>
-    </cs:lnRef>
-    <cs:fillRef idx="1"/>
-    <cs:effectRef idx="0"/>
-    <cs:fontRef idx="minor">
-      <a:schemeClr val="tx1"/>
-    </cs:fontRef>
-    <cs:spPr>
-      <a:ln w="19050" cap="rnd">
-        <a:solidFill>
-          <a:schemeClr val="phClr"/>
-        </a:solidFill>
-        <a:round/>
-      </a:ln>
-    </cs:spPr>
-  </cs:dataPointLine>
-  <cs:dataPointMarker>
-    <cs:lnRef idx="0">
-      <cs:styleClr val="auto"/>
-    </cs:lnRef>
-    <cs:fillRef idx="1">
-      <cs:styleClr val="auto"/>
-    </cs:fillRef>
-    <cs:effectRef idx="0"/>
-    <cs:fontRef idx="minor">
-      <a:schemeClr val="tx1"/>
-    </cs:fontRef>
-    <cs:spPr>
-      <a:ln w="9525">
-        <a:solidFill>
-          <a:schemeClr val="phClr"/>
-        </a:solidFill>
-      </a:ln>
-    </cs:spPr>
-  </cs:dataPointMarker>
-  <cs:dataPointMarkerLayout symbol="circle" size="5"/>
-  <cs:dataPointWireframe>
-    <cs:lnRef idx="0">
-      <cs:styleClr val="auto"/>
-    </cs:lnRef>
-    <cs:fillRef idx="0"/>
-    <cs:effectRef idx="0"/>
-    <cs:fontRef idx="minor">
-      <a:schemeClr val="dk1"/>
-    </cs:fontRef>
-    <cs:spPr>
-      <a:ln w="9525" cap="rnd">
-        <a:solidFill>
-          <a:schemeClr val="phClr"/>
-        </a:solidFill>
-        <a:round/>
-      </a:ln>
-    </cs:spPr>
-  </cs:dataPointWireframe>
-  <cs:dataTable>
-    <cs:lnRef idx="0"/>
-    <cs:fillRef idx="0"/>
-    <cs:effectRef idx="0"/>
-    <cs:fontRef idx="minor">
-      <a:schemeClr val="tx1">
-        <a:lumMod val="65000"/>
-        <a:lumOff val="35000"/>
-      </a:schemeClr>
-    </cs:fontRef>
-    <cs:spPr>
-      <a:noFill/>
-      <a:ln w="9525" cap="flat" cmpd="sng" algn="ctr">
-        <a:solidFill>
-          <a:schemeClr val="tx1">
-            <a:lumMod val="15000"/>
-            <a:lumOff val="85000"/>
-          </a:schemeClr>
-        </a:solidFill>
-        <a:round/>
-      </a:ln>
-    </cs:spPr>
-    <cs:defRPr sz="900" kern="1200"/>
-  </cs:dataTable>
-  <cs:downBar>
-    <cs:lnRef idx="0"/>
-    <cs:fillRef idx="0"/>
-    <cs:effectRef idx="0"/>
-    <cs:fontRef idx="minor">
-      <a:schemeClr val="tx1"/>
-    </cs:fontRef>
-    <cs:spPr>
-      <a:solidFill>
-        <a:schemeClr val="dk1">
-          <a:lumMod val="75000"/>
-          <a:lumOff val="25000"/>
-        </a:schemeClr>
-      </a:solidFill>
-      <a:ln w="9525" cap="flat" cmpd="sng" algn="ctr">
-        <a:solidFill>
-          <a:schemeClr val="tx1">
-            <a:lumMod val="65000"/>
-            <a:lumOff val="35000"/>
-          </a:schemeClr>
-        </a:solidFill>
-        <a:round/>
-      </a:ln>
-    </cs:spPr>
-  </cs:downBar>
-  <cs:dropLine>
-    <cs:lnRef idx="0"/>
-    <cs:fillRef idx="0"/>
-    <cs:effectRef idx="0"/>
-    <cs:fontRef idx="minor">
-      <a:schemeClr val="tx1"/>
-    </cs:fontRef>
-    <cs:spPr>
-      <a:ln w="9525" cap="flat" cmpd="sng" algn="ctr">
-        <a:solidFill>
-          <a:schemeClr val="tx1">
-            <a:lumMod val="35000"/>
-            <a:lumOff val="65000"/>
-          </a:schemeClr>
-        </a:solidFill>
-        <a:round/>
-      </a:ln>
-    </cs:spPr>
-  </cs:dropLine>
-  <cs:errorBar>
-    <cs:lnRef idx="0"/>
-    <cs:fillRef idx="0"/>
-    <cs:effectRef idx="0"/>
-    <cs:fontRef idx="minor">
-      <a:schemeClr val="tx1"/>
-    </cs:fontRef>
-    <cs:spPr>
-      <a:ln w="9525" cap="flat" cmpd="sng" algn="ctr">
-        <a:solidFill>
-          <a:schemeClr val="tx1">
-            <a:lumMod val="65000"/>
-            <a:lumOff val="35000"/>
-          </a:schemeClr>
-        </a:solidFill>
-        <a:round/>
-      </a:ln>
-    </cs:spPr>
-  </cs:errorBar>
-  <cs:floor>
-    <cs:lnRef idx="0"/>
-    <cs:fillRef idx="0"/>
-    <cs:effectRef idx="0"/>
-    <cs:fontRef idx="minor">
-      <a:schemeClr val="tx1"/>
-    </cs:fontRef>
-    <cs:spPr>
-      <a:noFill/>
-      <a:ln>
-        <a:noFill/>
-      </a:ln>
-    </cs:spPr>
-  </cs:floor>
-  <cs:gridlineMajor>
-    <cs:lnRef idx="0"/>
-    <cs:fillRef idx="0"/>
-    <cs:effectRef idx="0"/>
-    <cs:fontRef idx="minor">
-      <a:schemeClr val="tx1"/>
-    </cs:fontRef>
-    <cs:spPr>
-      <a:ln w="9525" cap="flat" cmpd="sng" algn="ctr">
-        <a:solidFill>
-          <a:schemeClr val="tx1">
-            <a:lumMod val="15000"/>
-            <a:lumOff val="85000"/>
-          </a:schemeClr>
-        </a:solidFill>
-        <a:round/>
-      </a:ln>
-    </cs:spPr>
-  </cs:gridlineMajor>
-  <cs:gridlineMinor>
-    <cs:lnRef idx="0"/>
-    <cs:fillRef idx="0"/>
-    <cs:effectRef idx="0"/>
-    <cs:fontRef idx="minor">
-      <a:schemeClr val="tx1"/>
-    </cs:fontRef>
-    <cs:spPr>
-      <a:ln w="9525" cap="flat" cmpd="sng" algn="ctr">
-        <a:solidFill>
-          <a:schemeClr val="tx1">
-            <a:lumMod val="5000"/>
-            <a:lumOff val="95000"/>
-          </a:schemeClr>
-        </a:solidFill>
-        <a:round/>
-      </a:ln>
-    </cs:spPr>
-  </cs:gridlineMinor>
-  <cs:hiLoLine>
-    <cs:lnRef idx="0"/>
-    <cs:fillRef idx="0"/>
-    <cs:effectRef idx="0"/>
-    <cs:fontRef idx="minor">
-      <a:schemeClr val="tx1"/>
-    </cs:fontRef>
-    <cs:spPr>
-      <a:ln w="9525" cap="flat" cmpd="sng" algn="ctr">
-        <a:solidFill>
-          <a:schemeClr val="tx1">
-            <a:lumMod val="50000"/>
-            <a:lumOff val="50000"/>
-          </a:schemeClr>
-        </a:solidFill>
-        <a:round/>
-      </a:ln>
-    </cs:spPr>
-  </cs:hiLoLine>
-  <cs:leaderLine>
-    <cs:lnRef idx="0"/>
-    <cs:fillRef idx="0"/>
-    <cs:effectRef idx="0"/>
-    <cs:fontRef idx="minor">
-      <a:schemeClr val="tx1"/>
-    </cs:fontRef>
-    <cs:spPr>
-      <a:ln w="9525" cap="flat" cmpd="sng" algn="ctr">
-        <a:solidFill>
-          <a:schemeClr val="tx1">
-            <a:lumMod val="35000"/>
-            <a:lumOff val="65000"/>
-          </a:schemeClr>
-        </a:solidFill>
-        <a:round/>
-      </a:ln>
-    </cs:spPr>
-  </cs:leaderLine>
-  <cs:legend>
-    <cs:lnRef idx="0"/>
-    <cs:fillRef idx="0"/>
-    <cs:effectRef idx="0"/>
-    <cs:fontRef idx="minor">
-      <a:schemeClr val="tx1">
-        <a:lumMod val="65000"/>
-        <a:lumOff val="35000"/>
-      </a:schemeClr>
-    </cs:fontRef>
-    <cs:defRPr sz="900" kern="1200"/>
-  </cs:legend>
-  <cs:plotArea mods="allowNoFillOverride allowNoLineOverride">
-    <cs:lnRef idx="0"/>
-    <cs:fillRef idx="0"/>
-    <cs:effectRef idx="0"/>
-    <cs:fontRef idx="minor">
-      <a:schemeClr val="tx1"/>
-    </cs:fontRef>
-  </cs:plotArea>
-  <cs:plotArea3D mods="allowNoFillOverride allowNoLineOverride">
-    <cs:lnRef idx="0"/>
-    <cs:fillRef idx="0"/>
-    <cs:effectRef idx="0"/>
-    <cs:fontRef idx="minor">
-      <a:schemeClr val="tx1"/>
-    </cs:fontRef>
-  </cs:plotArea3D>
-  <cs:seriesAxis>
-    <cs:lnRef idx="0"/>
-    <cs:fillRef idx="0"/>
-    <cs:effectRef idx="0"/>
-    <cs:fontRef idx="minor">
-      <a:schemeClr val="tx1">
-        <a:lumMod val="65000"/>
-        <a:lumOff val="35000"/>
-      </a:schemeClr>
-    </cs:fontRef>
-    <cs:defRPr sz="900" kern="1200"/>
-  </cs:seriesAxis>
-  <cs:seriesLine>
-    <cs:lnRef idx="0"/>
-    <cs:fillRef idx="0"/>
-    <cs:effectRef idx="0"/>
-    <cs:fontRef idx="minor">
-      <a:schemeClr val="tx1"/>
-    </cs:fontRef>
-    <cs:spPr>
-      <a:ln w="9525" cap="flat" cmpd="sng" algn="ctr">
-        <a:solidFill>
-          <a:schemeClr val="tx1">
-            <a:lumMod val="35000"/>
-            <a:lumOff val="65000"/>
-          </a:schemeClr>
-        </a:solidFill>
-        <a:round/>
-      </a:ln>
-    </cs:spPr>
-  </cs:seriesLine>
-  <cs:title>
-    <cs:lnRef idx="0"/>
-    <cs:fillRef idx="0"/>
-    <cs:effectRef idx="0"/>
-    <cs:fontRef idx="minor">
-      <a:schemeClr val="tx1">
-        <a:lumMod val="65000"/>
-        <a:lumOff val="35000"/>
-      </a:schemeClr>
-    </cs:fontRef>
-    <cs:defRPr sz="1400" b="0" kern="1200" spc="0" baseline="0"/>
-  </cs:title>
-  <cs:trendline>
-    <cs:lnRef idx="0">
-      <cs:styleClr val="auto"/>
-    </cs:lnRef>
-    <cs:fillRef idx="0"/>
-    <cs:effectRef idx="0"/>
-    <cs:fontRef idx="minor">
-      <a:schemeClr val="tx1"/>
-    </cs:fontRef>
-    <cs:spPr>
-      <a:ln w="19050" cap="rnd">
-        <a:solidFill>
-          <a:schemeClr val="phClr"/>
-        </a:solidFill>
-        <a:prstDash val="sysDot"/>
-      </a:ln>
-    </cs:spPr>
-  </cs:trendline>
-  <cs:trendlineLabel>
-    <cs:lnRef idx="0"/>
-    <cs:fillRef idx="0"/>
-    <cs:effectRef idx="0"/>
-    <cs:fontRef idx="minor">
-      <a:schemeClr val="tx1">
-        <a:lumMod val="65000"/>
-        <a:lumOff val="35000"/>
-      </a:schemeClr>
-    </cs:fontRef>
-    <cs:defRPr sz="900" kern="1200"/>
-  </cs:trendlineLabel>
-  <cs:upBar>
-    <cs:lnRef idx="0"/>
-    <cs:fillRef idx="0"/>
-    <cs:effectRef idx="0"/>
-    <cs:fontRef idx="minor">
-      <a:schemeClr val="tx1"/>
-    </cs:fontRef>
-    <cs:spPr>
-      <a:solidFill>
-        <a:schemeClr val="lt1"/>
-      </a:solidFill>
-      <a:ln w="9525" cap="flat" cmpd="sng" algn="ctr">
-        <a:solidFill>
-          <a:schemeClr val="tx1">
-            <a:lumMod val="65000"/>
-            <a:lumOff val="35000"/>
-          </a:schemeClr>
-        </a:solidFill>
-        <a:round/>
-      </a:ln>
-    </cs:spPr>
-  </cs:upBar>
-  <cs:valueAxis>
-    <cs:lnRef idx="0"/>
-    <cs:fillRef idx="0"/>
-    <cs:effectRef idx="0"/>
-    <cs:fontRef idx="minor">
-      <a:schemeClr val="tx1">
-        <a:lumMod val="65000"/>
-        <a:lumOff val="35000"/>
-      </a:schemeClr>
-    </cs:fontRef>
-    <cs:spPr>
-      <a:ln w="9525" cap="flat" cmpd="sng" algn="ctr">
-        <a:solidFill>
-          <a:schemeClr val="tx1">
-            <a:lumMod val="25000"/>
-            <a:lumOff val="75000"/>
-          </a:schemeClr>
-        </a:solidFill>
-        <a:round/>
-      </a:ln>
-    </cs:spPr>
-    <cs:defRPr sz="900" kern="1200"/>
-  </cs:valueAxis>
-  <cs:wall>
-    <cs:lnRef idx="0"/>
-    <cs:fillRef idx="0"/>
-    <cs:effectRef idx="0"/>
-    <cs:fontRef idx="minor">
-      <a:schemeClr val="tx1"/>
-    </cs:fontRef>
-    <cs:spPr>
-      <a:noFill/>
-      <a:ln>
-        <a:noFill/>
-      </a:ln>
-    </cs:spPr>
-  </cs:wall>
-</cs:chartStyle>
 </file>
 
 <file path=word/theme/theme1.xml><?xml version="1.0" encoding="utf-8"?>

--- a/9 семестр/УПОС/ЛР2/ЛР2УПОС.docx
+++ b/9 семестр/УПОС/ЛР2/ЛР2УПОС.docx
@@ -233,15 +233,7 @@
         <w:t>Студент:</w:t>
       </w:r>
       <w:r>
-        <w:t xml:space="preserve"> </w:t>
-      </w:r>
-      <w:proofErr w:type="spellStart"/>
-      <w:r>
-        <w:t>Евсинейкин</w:t>
-      </w:r>
-      <w:proofErr w:type="spellEnd"/>
-      <w:r>
-        <w:t xml:space="preserve"> С.И.</w:t>
+        <w:t xml:space="preserve"> Евсинейкин С.И.</w:t>
       </w:r>
     </w:p>
     <w:p>
@@ -464,23 +456,7 @@
           <w:sz w:val="28"/>
           <w:szCs w:val="28"/>
         </w:rPr>
-        <w:t xml:space="preserve">нагрузки с помощью генератора сигналов, анализатора спектра и направленного </w:t>
-      </w:r>
-      <w:proofErr w:type="spellStart"/>
-      <w:r>
-        <w:rPr>
-          <w:sz w:val="28"/>
-          <w:szCs w:val="28"/>
-        </w:rPr>
-        <w:t>ответвителя</w:t>
-      </w:r>
-      <w:proofErr w:type="spellEnd"/>
-      <w:r>
-        <w:rPr>
-          <w:sz w:val="28"/>
-          <w:szCs w:val="28"/>
-        </w:rPr>
-        <w:t>;</w:t>
+        <w:t>нагрузки с помощью генератора сигналов, анализатора спектра и направленного ответвителя;</w:t>
       </w:r>
     </w:p>
     <w:p>
@@ -575,23 +551,7 @@
         <w:t xml:space="preserve"> </w:t>
       </w:r>
       <w:r>
-        <w:t xml:space="preserve">спектра –13 </w:t>
-      </w:r>
-      <w:proofErr w:type="spellStart"/>
-      <w:r>
-        <w:t>дБм</w:t>
-      </w:r>
-      <w:proofErr w:type="spellEnd"/>
-      <w:r>
-        <w:t xml:space="preserve">. Рассчитайте мощность на выходе аттенюатора (Вт, </w:t>
-      </w:r>
-      <w:proofErr w:type="spellStart"/>
-      <w:r>
-        <w:t>дБм</w:t>
-      </w:r>
-      <w:proofErr w:type="spellEnd"/>
-      <w:r>
-        <w:t>)</w:t>
+        <w:t>спектра –13 дБм. Рассчитайте мощность на выходе аттенюатора (Вт, дБм)</w:t>
       </w:r>
       <w:r>
         <w:t xml:space="preserve"> </w:t>
@@ -671,27 +631,14 @@
       <w:r>
         <w:t xml:space="preserve">Рисунок </w:t>
       </w:r>
-      <w:r>
-        <w:fldChar w:fldCharType="begin"/>
-      </w:r>
-      <w:r>
-        <w:instrText xml:space="preserve"> SEQ Рисунок \* ARABIC </w:instrText>
-      </w:r>
-      <w:r>
-        <w:fldChar w:fldCharType="separate"/>
-      </w:r>
-      <w:r>
-        <w:rPr>
-          <w:noProof/>
-        </w:rPr>
-        <w:t>1</w:t>
-      </w:r>
-      <w:r>
-        <w:rPr>
-          <w:noProof/>
-        </w:rPr>
-        <w:fldChar w:fldCharType="end"/>
-      </w:r>
+      <w:fldSimple w:instr=" SEQ Рисунок \* ARABIC ">
+        <w:r>
+          <w:rPr>
+            <w:noProof/>
+          </w:rPr>
+          <w:t>1</w:t>
+        </w:r>
+      </w:fldSimple>
       <w:r>
         <w:t xml:space="preserve"> – Система </w:t>
       </w:r>
@@ -1365,27 +1312,14 @@
       <w:r>
         <w:t xml:space="preserve">Рисунок </w:t>
       </w:r>
-      <w:r>
-        <w:fldChar w:fldCharType="begin"/>
-      </w:r>
-      <w:r>
-        <w:instrText xml:space="preserve"> SEQ Рисунок \* ARABIC </w:instrText>
-      </w:r>
-      <w:r>
-        <w:fldChar w:fldCharType="separate"/>
-      </w:r>
-      <w:r>
-        <w:rPr>
-          <w:noProof/>
-        </w:rPr>
-        <w:t>2</w:t>
-      </w:r>
-      <w:r>
-        <w:rPr>
-          <w:noProof/>
-        </w:rPr>
-        <w:fldChar w:fldCharType="end"/>
-      </w:r>
+      <w:fldSimple w:instr=" SEQ Рисунок \* ARABIC ">
+        <w:r>
+          <w:rPr>
+            <w:noProof/>
+          </w:rPr>
+          <w:t>2</w:t>
+        </w:r>
+      </w:fldSimple>
       <w:r>
         <w:t xml:space="preserve"> </w:t>
       </w:r>
@@ -1702,14 +1636,7 @@
                   <w:rFonts w:ascii="Cambria Math" w:hAnsi="Cambria Math"/>
                   <w:lang w:val="en-US"/>
                 </w:rPr>
-                <m:t>K</m:t>
-              </m:r>
-              <m:r>
-                <w:rPr>
-                  <w:rFonts w:ascii="Cambria Math" w:hAnsi="Cambria Math"/>
-                  <w:lang w:val="en-US"/>
-                </w:rPr>
-                <m:t>+1</m:t>
+                <m:t>K+1</m:t>
               </m:r>
             </m:num>
             <m:den>
@@ -1718,21 +1645,7 @@
                   <w:rFonts w:ascii="Cambria Math" w:hAnsi="Cambria Math"/>
                   <w:lang w:val="en-US"/>
                 </w:rPr>
-                <m:t>K</m:t>
-              </m:r>
-              <m:r>
-                <w:rPr>
-                  <w:rFonts w:ascii="Cambria Math" w:hAnsi="Cambria Math"/>
-                  <w:lang w:val="en-US"/>
-                </w:rPr>
-                <m:t>-</m:t>
-              </m:r>
-              <m:r>
-                <w:rPr>
-                  <w:rFonts w:ascii="Cambria Math" w:hAnsi="Cambria Math"/>
-                  <w:lang w:val="en-US"/>
-                </w:rPr>
-                <m:t>1</m:t>
+                <m:t>K-1</m:t>
               </m:r>
             </m:den>
           </m:f>
@@ -1893,13 +1806,7 @@
                 <w:rPr>
                   <w:rFonts w:ascii="Cambria Math" w:hAnsi="Cambria Math"/>
                 </w:rPr>
-                <m:t>-</m:t>
-              </m:r>
-              <m:r>
-                <w:rPr>
-                  <w:rFonts w:ascii="Cambria Math" w:hAnsi="Cambria Math"/>
-                </w:rPr>
-                <m:t>1</m:t>
+                <m:t>-1</m:t>
               </m:r>
             </m:num>
             <m:den>
@@ -1907,13 +1814,7 @@
                 <w:rPr>
                   <w:rFonts w:ascii="Cambria Math" w:hAnsi="Cambria Math"/>
                 </w:rPr>
-                <m:t>2</m:t>
-              </m:r>
-              <m:r>
-                <w:rPr>
-                  <w:rFonts w:ascii="Cambria Math" w:hAnsi="Cambria Math"/>
-                </w:rPr>
-                <m:t>K</m:t>
+                <m:t>2K</m:t>
               </m:r>
             </m:den>
           </m:f>
@@ -4110,27 +4011,14 @@
       <w:r>
         <w:t xml:space="preserve">Рисунок </w:t>
       </w:r>
-      <w:r>
-        <w:fldChar w:fldCharType="begin"/>
-      </w:r>
-      <w:r>
-        <w:instrText xml:space="preserve"> SEQ Рисунок \* ARABIC </w:instrText>
-      </w:r>
-      <w:r>
-        <w:fldChar w:fldCharType="separate"/>
-      </w:r>
-      <w:r>
-        <w:rPr>
-          <w:noProof/>
-        </w:rPr>
-        <w:t>3</w:t>
-      </w:r>
-      <w:r>
-        <w:rPr>
-          <w:noProof/>
-        </w:rPr>
-        <w:fldChar w:fldCharType="end"/>
-      </w:r>
+      <w:fldSimple w:instr=" SEQ Рисунок \* ARABIC ">
+        <w:r>
+          <w:rPr>
+            <w:noProof/>
+          </w:rPr>
+          <w:t>3</w:t>
+        </w:r>
+      </w:fldSimple>
       <w:r>
         <w:t xml:space="preserve"> - </w:t>
       </w:r>
@@ -4431,21 +4319,7 @@
                   <w:rFonts w:ascii="Cambria Math" w:hAnsi="Cambria Math"/>
                   <w:lang w:val="en-US"/>
                 </w:rPr>
-                <m:t>K</m:t>
-              </m:r>
-              <m:r>
-                <w:rPr>
-                  <w:rFonts w:ascii="Cambria Math" w:hAnsi="Cambria Math"/>
-                  <w:lang w:val="en-US"/>
-                </w:rPr>
-                <m:t>-</m:t>
-              </m:r>
-              <m:r>
-                <w:rPr>
-                  <w:rFonts w:ascii="Cambria Math" w:hAnsi="Cambria Math"/>
-                  <w:lang w:val="en-US"/>
-                </w:rPr>
-                <m:t>1</m:t>
+                <m:t>K-1</m:t>
               </m:r>
             </m:num>
             <m:den>
@@ -4454,14 +4328,7 @@
                   <w:rFonts w:ascii="Cambria Math" w:hAnsi="Cambria Math"/>
                   <w:lang w:val="en-US"/>
                 </w:rPr>
-                <m:t>K</m:t>
-              </m:r>
-              <m:r>
-                <w:rPr>
-                  <w:rFonts w:ascii="Cambria Math" w:hAnsi="Cambria Math"/>
-                  <w:lang w:val="en-US"/>
-                </w:rPr>
-                <m:t>+1</m:t>
+                <m:t>K+1</m:t>
               </m:r>
             </m:den>
           </m:f>
@@ -4660,14 +4527,7 @@
                   <w:rFonts w:ascii="Cambria Math" w:hAnsi="Cambria Math"/>
                   <w:lang w:val="en-US"/>
                 </w:rPr>
-                <m:t>-</m:t>
-              </m:r>
-              <m:r>
-                <w:rPr>
-                  <w:rFonts w:ascii="Cambria Math" w:hAnsi="Cambria Math"/>
-                  <w:lang w:val="en-US"/>
-                </w:rPr>
-                <m:t>1</m:t>
+                <m:t>-1</m:t>
               </m:r>
             </m:den>
           </m:f>
@@ -4699,16 +4559,7 @@
                 <w:rPr>
                   <w:rFonts w:ascii="Cambria Math" w:hAnsi="Cambria Math"/>
                 </w:rPr>
-                <m:t>∙</m:t>
-              </m:r>
-              <m:r>
-                <m:rPr>
-                  <m:sty m:val="p"/>
-                </m:rPr>
-                <w:rPr>
-                  <w:rFonts w:ascii="Cambria Math" w:hAnsi="Cambria Math"/>
-                </w:rPr>
-                <m:t>5</m:t>
+                <m:t>∙5</m:t>
               </m:r>
               <m:r>
                 <w:rPr>
@@ -4759,14 +4610,7 @@
                   <w:rFonts w:ascii="Cambria Math" w:hAnsi="Cambria Math"/>
                   <w:lang w:val="en-US"/>
                 </w:rPr>
-                <m:t>-</m:t>
-              </m:r>
-              <m:r>
-                <w:rPr>
-                  <w:rFonts w:ascii="Cambria Math" w:hAnsi="Cambria Math"/>
-                  <w:lang w:val="en-US"/>
-                </w:rPr>
-                <m:t>1</m:t>
+                <m:t>-1</m:t>
               </m:r>
             </m:den>
           </m:f>
@@ -6207,27 +6051,14 @@
       <w:r>
         <w:t xml:space="preserve">Рисунок </w:t>
       </w:r>
-      <w:r>
-        <w:fldChar w:fldCharType="begin"/>
-      </w:r>
-      <w:r>
-        <w:instrText xml:space="preserve"> SEQ Рисунок \* ARABIC </w:instrText>
-      </w:r>
-      <w:r>
-        <w:fldChar w:fldCharType="separate"/>
-      </w:r>
-      <w:r>
-        <w:rPr>
-          <w:noProof/>
-        </w:rPr>
-        <w:t>4</w:t>
-      </w:r>
-      <w:r>
-        <w:rPr>
-          <w:noProof/>
-        </w:rPr>
-        <w:fldChar w:fldCharType="end"/>
-      </w:r>
+      <w:fldSimple w:instr=" SEQ Рисунок \* ARABIC ">
+        <w:r>
+          <w:rPr>
+            <w:noProof/>
+          </w:rPr>
+          <w:t>4</w:t>
+        </w:r>
+      </w:fldSimple>
       <w:r>
         <w:t xml:space="preserve"> - Резистивный делитель 1:2</w:t>
       </w:r>
@@ -8003,27 +7834,14 @@
       <w:r>
         <w:t xml:space="preserve">Рисунок </w:t>
       </w:r>
-      <w:r>
-        <w:fldChar w:fldCharType="begin"/>
-      </w:r>
-      <w:r>
-        <w:instrText xml:space="preserve"> SEQ Рисунок \* ARABIC </w:instrText>
-      </w:r>
-      <w:r>
-        <w:fldChar w:fldCharType="separate"/>
-      </w:r>
-      <w:r>
-        <w:rPr>
-          <w:noProof/>
-        </w:rPr>
-        <w:t>5</w:t>
-      </w:r>
-      <w:r>
-        <w:rPr>
-          <w:noProof/>
-        </w:rPr>
-        <w:fldChar w:fldCharType="end"/>
-      </w:r>
+      <w:fldSimple w:instr=" SEQ Рисунок \* ARABIC ">
+        <w:r>
+          <w:rPr>
+            <w:noProof/>
+          </w:rPr>
+          <w:t>5</w:t>
+        </w:r>
+      </w:fldSimple>
       <w:r>
         <w:t xml:space="preserve"> – Делитель мощности с ненагруженным выходом</w:t>
       </w:r>
@@ -9093,13 +8911,7 @@
             <w:rPr>
               <w:rFonts w:ascii="Cambria Math" w:eastAsiaTheme="minorEastAsia" w:hAnsi="Cambria Math"/>
             </w:rPr>
-            <m:t>-</m:t>
-          </m:r>
-          <m:r>
-            <w:rPr>
-              <w:rFonts w:ascii="Cambria Math" w:eastAsiaTheme="minorEastAsia" w:hAnsi="Cambria Math"/>
-            </w:rPr>
-            <m:t>10</m:t>
+            <m:t>-10</m:t>
           </m:r>
           <m:func>
             <m:funcPr>
@@ -10167,21 +9979,7 @@
         <w:rPr>
           <w:rFonts w:eastAsiaTheme="minorEastAsia"/>
         </w:rPr>
-        <w:t xml:space="preserve">Групповое время задержки (ГВЗ) характеризует задержку огибающей сигнала при прохождении через фильтр и определяется производной </w:t>
-      </w:r>
-      <w:proofErr w:type="spellStart"/>
-      <w:r>
-        <w:rPr>
-          <w:rFonts w:eastAsiaTheme="minorEastAsia"/>
-        </w:rPr>
-        <w:t>фазочастотной</w:t>
-      </w:r>
-      <w:proofErr w:type="spellEnd"/>
-      <w:r>
-        <w:rPr>
-          <w:rFonts w:eastAsiaTheme="minorEastAsia"/>
-        </w:rPr>
-        <w:t xml:space="preserve"> характеристики по угловой частоте:</w:t>
+        <w:t>Групповое время задержки (ГВЗ) характеризует задержку огибающей сигнала при прохождении через фильтр и определяется производной фазочастотной характеристики по угловой частоте:</w:t>
       </w:r>
     </w:p>
     <w:p>
@@ -10808,27 +10606,14 @@
       <w:r>
         <w:t xml:space="preserve">Рисунок </w:t>
       </w:r>
-      <w:r>
-        <w:fldChar w:fldCharType="begin"/>
-      </w:r>
-      <w:r>
-        <w:instrText xml:space="preserve"> SEQ Рисунок \* ARABIC </w:instrText>
-      </w:r>
-      <w:r>
-        <w:fldChar w:fldCharType="separate"/>
-      </w:r>
-      <w:r>
-        <w:rPr>
-          <w:noProof/>
-        </w:rPr>
-        <w:t>6</w:t>
-      </w:r>
-      <w:r>
-        <w:rPr>
-          <w:noProof/>
-        </w:rPr>
-        <w:fldChar w:fldCharType="end"/>
-      </w:r>
+      <w:fldSimple w:instr=" SEQ Рисунок \* ARABIC ">
+        <w:r>
+          <w:rPr>
+            <w:noProof/>
+          </w:rPr>
+          <w:t>6</w:t>
+        </w:r>
+      </w:fldSimple>
       <w:r>
         <w:t xml:space="preserve"> </w:t>
       </w:r>
@@ -10853,15 +10638,7 @@
         <w:t>м</w:t>
       </w:r>
       <w:r>
-        <w:t xml:space="preserve"> мощность сигнала генератора +10 </w:t>
-      </w:r>
-      <w:proofErr w:type="spellStart"/>
-      <w:r>
-        <w:t>дБм</w:t>
-      </w:r>
-      <w:proofErr w:type="spellEnd"/>
-      <w:r>
-        <w:t>. Выб</w:t>
+        <w:t xml:space="preserve"> мощность сигнала генератора +10 дБм. Выб</w:t>
       </w:r>
       <w:r>
         <w:t>ерем</w:t>
@@ -10986,27 +10763,14 @@
       <w:r>
         <w:t xml:space="preserve">Рисунок </w:t>
       </w:r>
-      <w:r>
-        <w:fldChar w:fldCharType="begin"/>
-      </w:r>
-      <w:r>
-        <w:instrText xml:space="preserve"> SEQ Рисунок \* ARABIC </w:instrText>
-      </w:r>
-      <w:r>
-        <w:fldChar w:fldCharType="separate"/>
-      </w:r>
-      <w:r>
-        <w:rPr>
-          <w:noProof/>
-        </w:rPr>
-        <w:t>7</w:t>
-      </w:r>
-      <w:r>
-        <w:rPr>
-          <w:noProof/>
-        </w:rPr>
-        <w:fldChar w:fldCharType="end"/>
-      </w:r>
+      <w:fldSimple w:instr=" SEQ Рисунок \* ARABIC ">
+        <w:r>
+          <w:rPr>
+            <w:noProof/>
+          </w:rPr>
+          <w:t>7</w:t>
+        </w:r>
+      </w:fldSimple>
       <w:r>
         <w:t xml:space="preserve"> </w:t>
       </w:r>
@@ -11064,19 +10828,7 @@
             <w:rPr>
               <w:rFonts w:ascii="Cambria Math" w:hAnsi="Cambria Math"/>
             </w:rPr>
-            <m:t>(</m:t>
-          </m:r>
-          <m:r>
-            <w:rPr>
-              <w:rFonts w:ascii="Cambria Math" w:hAnsi="Cambria Math"/>
-            </w:rPr>
-            <m:t>f</m:t>
-          </m:r>
-          <m:r>
-            <w:rPr>
-              <w:rFonts w:ascii="Cambria Math" w:hAnsi="Cambria Math"/>
-            </w:rPr>
-            <m:t xml:space="preserve">) = </m:t>
+            <m:t xml:space="preserve">(f) = </m:t>
           </m:r>
           <m:sSub>
             <m:sSubPr>
@@ -11108,19 +10860,7 @@
             <w:rPr>
               <w:rFonts w:ascii="Cambria Math" w:hAnsi="Cambria Math"/>
             </w:rPr>
-            <m:t>(</m:t>
-          </m:r>
-          <m:r>
-            <w:rPr>
-              <w:rFonts w:ascii="Cambria Math" w:hAnsi="Cambria Math"/>
-            </w:rPr>
-            <m:t>f</m:t>
-          </m:r>
-          <m:r>
-            <w:rPr>
-              <w:rFonts w:ascii="Cambria Math" w:hAnsi="Cambria Math"/>
-            </w:rPr>
-            <m:t xml:space="preserve">) - </m:t>
+            <m:t xml:space="preserve">(f) - </m:t>
           </m:r>
           <m:sSub>
             <m:sSubPr>
@@ -11152,19 +10892,7 @@
             <w:rPr>
               <w:rFonts w:ascii="Cambria Math" w:hAnsi="Cambria Math"/>
             </w:rPr>
-            <m:t>(</m:t>
-          </m:r>
-          <m:r>
-            <w:rPr>
-              <w:rFonts w:ascii="Cambria Math" w:hAnsi="Cambria Math"/>
-            </w:rPr>
-            <m:t>f</m:t>
-          </m:r>
-          <m:r>
-            <w:rPr>
-              <w:rFonts w:ascii="Cambria Math" w:hAnsi="Cambria Math"/>
-            </w:rPr>
-            <m:t>)</m:t>
+            <m:t>(f)</m:t>
           </m:r>
         </m:oMath>
       </m:oMathPara>
@@ -11241,27 +10969,14 @@
       <w:r>
         <w:t xml:space="preserve">Рисунок </w:t>
       </w:r>
-      <w:r>
-        <w:fldChar w:fldCharType="begin"/>
-      </w:r>
-      <w:r>
-        <w:instrText xml:space="preserve"> SEQ Рисунок \* ARABIC </w:instrText>
-      </w:r>
-      <w:r>
-        <w:fldChar w:fldCharType="separate"/>
-      </w:r>
-      <w:r>
-        <w:rPr>
-          <w:noProof/>
-        </w:rPr>
-        <w:t>8</w:t>
-      </w:r>
-      <w:r>
-        <w:rPr>
-          <w:noProof/>
-        </w:rPr>
-        <w:fldChar w:fldCharType="end"/>
-      </w:r>
+      <w:fldSimple w:instr=" SEQ Рисунок \* ARABIC ">
+        <w:r>
+          <w:rPr>
+            <w:noProof/>
+          </w:rPr>
+          <w:t>8</w:t>
+        </w:r>
+      </w:fldSimple>
       <w:r>
         <w:t xml:space="preserve"> </w:t>
       </w:r>
@@ -11495,31 +11210,7 @@
         <w:ind w:firstLine="709"/>
       </w:pPr>
       <w:r>
-        <w:t xml:space="preserve">Для проведения измерения коэффициента отражения исследуемого устройства используется направленный </w:t>
-      </w:r>
-      <w:proofErr w:type="spellStart"/>
-      <w:r>
-        <w:t>ответвитель</w:t>
-      </w:r>
-      <w:proofErr w:type="spellEnd"/>
-      <w:r>
-        <w:t xml:space="preserve"> (</w:t>
-      </w:r>
-      <w:proofErr w:type="spellStart"/>
-      <w:r>
-        <w:t>Directional</w:t>
-      </w:r>
-      <w:proofErr w:type="spellEnd"/>
-      <w:r>
-        <w:t xml:space="preserve"> </w:t>
-      </w:r>
-      <w:proofErr w:type="spellStart"/>
-      <w:r>
-        <w:t>Coupler</w:t>
-      </w:r>
-      <w:proofErr w:type="spellEnd"/>
-      <w:r>
-        <w:t>), позволяющий отделять мощность падающей на устройство волны от отраженной от него волны (ри</w:t>
+        <w:t>Для проведения измерения коэффициента отражения исследуемого устройства используется направленный ответвитель (Directional Coupler), позволяющий отделять мощность падающей на устройство волны от отраженной от него волны (ри</w:t>
       </w:r>
       <w:r>
         <w:t>сунок</w:t>
@@ -11597,38 +11288,20 @@
       <w:r>
         <w:t xml:space="preserve">Рисунок </w:t>
       </w:r>
-      <w:r>
-        <w:fldChar w:fldCharType="begin"/>
-      </w:r>
-      <w:r>
-        <w:instrText xml:space="preserve"> SEQ Рисунок \* ARABIC </w:instrText>
-      </w:r>
-      <w:r>
-        <w:fldChar w:fldCharType="separate"/>
-      </w:r>
-      <w:r>
-        <w:rPr>
-          <w:noProof/>
-        </w:rPr>
-        <w:t>9</w:t>
-      </w:r>
-      <w:r>
-        <w:rPr>
-          <w:noProof/>
-        </w:rPr>
-        <w:fldChar w:fldCharType="end"/>
-      </w:r>
+      <w:fldSimple w:instr=" SEQ Рисунок \* ARABIC ">
+        <w:r>
+          <w:rPr>
+            <w:noProof/>
+          </w:rPr>
+          <w:t>9</w:t>
+        </w:r>
+      </w:fldSimple>
       <w:r>
         <w:t xml:space="preserve"> - </w:t>
       </w:r>
       <w:r>
-        <w:t xml:space="preserve">Направленный </w:t>
-      </w:r>
-      <w:proofErr w:type="spellStart"/>
-      <w:r>
-        <w:t>ответвитель</w:t>
-      </w:r>
-      <w:proofErr w:type="spellEnd"/>
+        <w:t>Направленный ответвитель</w:t>
+      </w:r>
     </w:p>
     <w:p>
       <w:pPr>
@@ -11699,27 +11372,14 @@
       <w:r>
         <w:t xml:space="preserve">Рисунок </w:t>
       </w:r>
-      <w:r>
-        <w:fldChar w:fldCharType="begin"/>
-      </w:r>
-      <w:r>
-        <w:instrText xml:space="preserve"> SEQ Рисунок \* ARABIC </w:instrText>
-      </w:r>
-      <w:r>
-        <w:fldChar w:fldCharType="separate"/>
-      </w:r>
-      <w:r>
-        <w:rPr>
-          <w:noProof/>
-        </w:rPr>
-        <w:t>10</w:t>
-      </w:r>
-      <w:r>
-        <w:rPr>
-          <w:noProof/>
-        </w:rPr>
-        <w:fldChar w:fldCharType="end"/>
-      </w:r>
+      <w:fldSimple w:instr=" SEQ Рисунок \* ARABIC ">
+        <w:r>
+          <w:rPr>
+            <w:noProof/>
+          </w:rPr>
+          <w:t>10</w:t>
+        </w:r>
+      </w:fldSimple>
       <w:r>
         <w:t xml:space="preserve"> - Схема измерения модуля коэффициента отражения при различных нагрузках</w:t>
       </w:r>
@@ -11729,23 +11389,7 @@
         <w:ind w:firstLine="709"/>
       </w:pPr>
       <w:r>
-        <w:t xml:space="preserve">Установим уровень генератора +10 </w:t>
-      </w:r>
-      <w:proofErr w:type="spellStart"/>
-      <w:r>
-        <w:t>дБм</w:t>
-      </w:r>
-      <w:proofErr w:type="spellEnd"/>
-      <w:r>
-        <w:t xml:space="preserve">. При тех же частотах, что использованы при измерении АЧХ, фиксируем показания анализатора спектра, подключённого к измерительному плечу </w:t>
-      </w:r>
-      <w:proofErr w:type="spellStart"/>
-      <w:r>
-        <w:t>ответвителя</w:t>
-      </w:r>
-      <w:proofErr w:type="spellEnd"/>
-      <w:r>
-        <w:t xml:space="preserve"> (</w:t>
+        <w:t>Установим уровень генератора +10 дБм. При тех же частотах, что использованы при измерении АЧХ, фиксируем показания анализатора спектра, подключённого к измерительному плечу ответвителя (</w:t>
       </w:r>
       <w:r>
         <w:rPr>
@@ -11935,70 +11579,42 @@
               <w:rFonts w:ascii="Cambria Math" w:hAnsi="Cambria Math"/>
               <w:lang w:val="en-US"/>
             </w:rPr>
-            <m:t>(</m:t>
-          </m:r>
+            <m:t>(f)-</m:t>
+          </m:r>
+          <m:sSub>
+            <m:sSubPr>
+              <m:ctrlPr>
+                <w:rPr>
+                  <w:rFonts w:ascii="Cambria Math" w:hAnsi="Cambria Math"/>
+                  <w:i/>
+                  <w:lang w:val="en-US"/>
+                </w:rPr>
+              </m:ctrlPr>
+            </m:sSubPr>
+            <m:e>
+              <m:r>
+                <w:rPr>
+                  <w:rFonts w:ascii="Cambria Math" w:hAnsi="Cambria Math"/>
+                  <w:lang w:val="en-US"/>
+                </w:rPr>
+                <m:t>P</m:t>
+              </m:r>
+            </m:e>
+            <m:sub>
+              <m:r>
+                <w:rPr>
+                  <w:rFonts w:ascii="Cambria Math" w:hAnsi="Cambria Math"/>
+                </w:rPr>
+                <m:t>ХХ</m:t>
+              </m:r>
+            </m:sub>
+          </m:sSub>
           <m:r>
             <w:rPr>
               <w:rFonts w:ascii="Cambria Math" w:hAnsi="Cambria Math"/>
               <w:lang w:val="en-US"/>
             </w:rPr>
-            <m:t>f</m:t>
-          </m:r>
-          <m:r>
-            <w:rPr>
-              <w:rFonts w:ascii="Cambria Math" w:hAnsi="Cambria Math"/>
-              <w:lang w:val="en-US"/>
-            </w:rPr>
-            <m:t>)-</m:t>
-          </m:r>
-          <m:sSub>
-            <m:sSubPr>
-              <m:ctrlPr>
-                <w:rPr>
-                  <w:rFonts w:ascii="Cambria Math" w:hAnsi="Cambria Math"/>
-                  <w:i/>
-                  <w:lang w:val="en-US"/>
-                </w:rPr>
-              </m:ctrlPr>
-            </m:sSubPr>
-            <m:e>
-              <m:r>
-                <w:rPr>
-                  <w:rFonts w:ascii="Cambria Math" w:hAnsi="Cambria Math"/>
-                  <w:lang w:val="en-US"/>
-                </w:rPr>
-                <m:t>P</m:t>
-              </m:r>
-            </m:e>
-            <m:sub>
-              <m:r>
-                <w:rPr>
-                  <w:rFonts w:ascii="Cambria Math" w:hAnsi="Cambria Math"/>
-                </w:rPr>
-                <m:t>ХХ</m:t>
-              </m:r>
-            </m:sub>
-          </m:sSub>
-          <m:r>
-            <w:rPr>
-              <w:rFonts w:ascii="Cambria Math" w:hAnsi="Cambria Math"/>
-              <w:lang w:val="en-US"/>
-            </w:rPr>
-            <m:t>(</m:t>
-          </m:r>
-          <m:r>
-            <w:rPr>
-              <w:rFonts w:ascii="Cambria Math" w:hAnsi="Cambria Math"/>
-              <w:lang w:val="en-US"/>
-            </w:rPr>
-            <m:t>f</m:t>
-          </m:r>
-          <m:r>
-            <w:rPr>
-              <w:rFonts w:ascii="Cambria Math" w:hAnsi="Cambria Math"/>
-              <w:lang w:val="en-US"/>
-            </w:rPr>
-            <m:t>)</m:t>
+            <m:t>(f)</m:t>
           </m:r>
         </m:oMath>
       </m:oMathPara>
@@ -12016,7 +11632,7 @@
           <w:rFonts w:eastAsiaTheme="minorEastAsia"/>
           <w:iCs/>
         </w:rPr>
-        <w:t>Коэффициент стоячий волны нагрузки (КСВН) определяется как:</w:t>
+        <w:t>Коэффициент стоячий волны (КСВН) определяется как:</w:t>
       </w:r>
     </w:p>
     <w:p>
@@ -12469,24 +12085,14 @@
       <w:r>
         <w:t xml:space="preserve">Рисунок </w:t>
       </w:r>
-      <w:r>
-        <w:fldChar w:fldCharType="begin"/>
-      </w:r>
-      <w:r>
-        <w:instrText xml:space="preserve"> SEQ Рисунок \* ARABIC </w:instrText>
-      </w:r>
-      <w:r>
-        <w:fldChar w:fldCharType="separate"/>
-      </w:r>
-      <w:r>
-        <w:rPr>
-          <w:noProof/>
-        </w:rPr>
-        <w:t>11</w:t>
-      </w:r>
-      <w:r>
-        <w:fldChar w:fldCharType="end"/>
-      </w:r>
+      <w:fldSimple w:instr=" SEQ Рисунок \* ARABIC ">
+        <w:r>
+          <w:rPr>
+            <w:noProof/>
+          </w:rPr>
+          <w:t>11</w:t>
+        </w:r>
+      </w:fldSimple>
       <w:r>
         <w:t xml:space="preserve"> - Частотная зависимость КСВН исследуемого фильтра</w:t>
       </w:r>
@@ -12614,13 +12220,8 @@
         <w:t>Р</w:t>
       </w:r>
       <w:r>
-        <w:t xml:space="preserve">асхождение обусловлено влиянием конечной направленности </w:t>
-      </w:r>
-      <w:proofErr w:type="spellStart"/>
-      <w:r>
-        <w:t>ответвителя</w:t>
-      </w:r>
-      <w:proofErr w:type="spellEnd"/>
+        <w:t>асхождение обусловлено влиянием конечной направленности ответвителя</w:t>
+      </w:r>
       <w:r>
         <w:t>.</w:t>
       </w:r>
@@ -12671,15 +12272,7 @@
         <w:ind w:firstLine="709"/>
       </w:pPr>
       <w:r>
-        <w:t xml:space="preserve">Измерение с нагрузкой 50 Ом характеризует остаточный уровень сигнала в измерительном плече, обусловленный конечной направленностью </w:t>
-      </w:r>
-      <w:proofErr w:type="spellStart"/>
-      <w:r>
-        <w:t>ответвителя</w:t>
-      </w:r>
-      <w:proofErr w:type="spellEnd"/>
-      <w:r>
-        <w:t>, рассогласованием элементов и шумом.</w:t>
+        <w:t>Измерение с нагрузкой 50 Ом характеризует остаточный уровень сигнала в измерительном плече, обусловленный конечной направленностью ответвителя, рассогласованием элементов и шумом.</w:t>
       </w:r>
       <w:r>
         <w:t xml:space="preserve"> Поэтому направленность</w:t>
@@ -12837,16 +12430,27 @@
     </w:p>
     <w:p>
       <w:pPr>
-        <w:pStyle w:val="a7"/>
-        <w:ind w:left="0"/>
-        <w:rPr>
-          <w:b/>
-          <w:bCs/>
-        </w:rPr>
-      </w:pPr>
-    </w:p>
-    <w:p/>
-    <w:p/>
+        <w:ind w:firstLine="709"/>
+      </w:pPr>
+      <w:r>
+        <w:t>Исходя из рисунка 12 в</w:t>
+      </w:r>
+      <w:r>
+        <w:t xml:space="preserve"> области полосы пропускания фильтра коэффициент отражения принимает относительно малые значения. На частоте 400 МГц его экспериментальное значение составляет </w:t>
+      </w:r>
+      <w:r>
+        <w:t>-</w:t>
+      </w:r>
+      <w:r>
+        <w:t>21</w:t>
+      </w:r>
+      <w:r>
+        <w:t>.</w:t>
+      </w:r>
+      <w:r>
+        <w:t>30 дБ, что свидетельствует о хорошем согласовании исследуемого устройства с измерительным трактом.</w:t>
+      </w:r>
+    </w:p>
     <w:p>
       <w:pPr>
         <w:pStyle w:val="af0"/>
@@ -12910,98 +12514,136 @@
       <w:r>
         <w:t xml:space="preserve">Рисунок </w:t>
       </w:r>
-      <w:r>
-        <w:fldChar w:fldCharType="begin"/>
-      </w:r>
-      <w:r>
-        <w:instrText xml:space="preserve"> SEQ Рисунок \* ARABIC </w:instrText>
-      </w:r>
-      <w:r>
-        <w:fldChar w:fldCharType="separate"/>
-      </w:r>
+      <w:fldSimple w:instr=" SEQ Рисунок \* ARABIC ">
+        <w:r>
+          <w:rPr>
+            <w:noProof/>
+          </w:rPr>
+          <w:t>12</w:t>
+        </w:r>
+      </w:fldSimple>
+      <w:r>
+        <w:t xml:space="preserve"> </w:t>
+      </w:r>
+      <w:r>
+        <w:t>–</w:t>
+      </w:r>
+      <w:r>
+        <w:t xml:space="preserve"> </w:t>
+      </w:r>
+      <w:r>
+        <w:t>Частотные зависимости коэффициента отражения и направленности ответвителя</w:t>
+      </w:r>
+    </w:p>
+    <w:p>
+      <w:pPr>
+        <w:ind w:firstLine="709"/>
+      </w:pPr>
+      <w:r>
+        <w:t xml:space="preserve">При увеличении частоты наблюдается рост модуля коэффициента отражения, обусловленный переходом фильтра в полосу подавления. Так, на частоте 480 МГц коэффициент отражения составляет </w:t>
+      </w:r>
+      <w:r>
+        <w:t>-</w:t>
+      </w:r>
+      <w:r>
+        <w:t>9</w:t>
+      </w:r>
+      <w:r>
+        <w:t>.</w:t>
+      </w:r>
+      <w:r>
+        <w:t xml:space="preserve">34 дБ, а на частоте 600 МГц достигает </w:t>
+      </w:r>
+      <w:r>
+        <w:t>-</w:t>
+      </w:r>
+      <w:r>
+        <w:t>1</w:t>
+      </w:r>
+      <w:r>
+        <w:t>.</w:t>
+      </w:r>
+      <w:r>
+        <w:t>32 дБ. Такое поведение объясняется увеличением доли мощности, отражаемой от входа фильтра</w:t>
+      </w:r>
+      <w:r>
+        <w:t>.</w:t>
+      </w:r>
+    </w:p>
+    <w:p>
+      <w:pPr>
+        <w:pStyle w:val="af0"/>
+      </w:pPr>
       <w:r>
         <w:rPr>
           <w:noProof/>
         </w:rPr>
-        <w:t>12</w:t>
-      </w:r>
-      <w:r>
-        <w:rPr>
-          <w:noProof/>
-        </w:rPr>
-        <w:fldChar w:fldCharType="end"/>
-      </w:r>
-      <w:r>
-        <w:t xml:space="preserve"> </w:t>
-      </w:r>
-      <w:r>
-        <w:t>–</w:t>
-      </w:r>
-      <w:r>
-        <w:t xml:space="preserve"> </w:t>
-      </w:r>
-      <w:r>
-        <w:t xml:space="preserve">Частотные зависимости коэффициента отражения и направленности </w:t>
-      </w:r>
-      <w:proofErr w:type="spellStart"/>
-      <w:r>
-        <w:t>ответвителя</w:t>
-      </w:r>
-      <w:proofErr w:type="spellEnd"/>
-    </w:p>
-    <w:p>
-      <w:pPr>
-        <w:ind w:firstLine="709"/>
-      </w:pPr>
-      <w:r>
-        <w:t xml:space="preserve">В области полосы пропускания фильтра коэффициент отражения принимает относительно малые значения. На частоте 400 МГц его экспериментальное значение составляет </w:t>
-      </w:r>
-      <w:r>
-        <w:t>-</w:t>
-      </w:r>
-      <w:r>
-        <w:t>21</w:t>
-      </w:r>
-      <w:r>
-        <w:t>.</w:t>
-      </w:r>
-      <w:r>
-        <w:t>30 дБ, что свидетельствует о хорошем согласовании исследуемого устройства с измерительным трактом.</w:t>
-      </w:r>
-    </w:p>
-    <w:p>
-      <w:pPr>
-        <w:ind w:firstLine="709"/>
-      </w:pPr>
-      <w:r>
-        <w:t xml:space="preserve">При увеличении частоты наблюдается рост модуля коэффициента отражения, обусловленный переходом фильтра в полосу подавления. Так, на частоте 480 МГц коэффициент отражения составляет </w:t>
-      </w:r>
-      <w:r>
-        <w:t>-</w:t>
-      </w:r>
-      <w:r>
-        <w:t>9</w:t>
-      </w:r>
-      <w:r>
-        <w:t>.</w:t>
-      </w:r>
-      <w:r>
-        <w:t xml:space="preserve">34 дБ, а на частоте 600 МГц достигает </w:t>
-      </w:r>
-      <w:r>
-        <w:t>-</w:t>
-      </w:r>
-      <w:r>
-        <w:t>1</w:t>
-      </w:r>
-      <w:r>
-        <w:t>.</w:t>
-      </w:r>
-      <w:r>
-        <w:t>32 дБ. Такое поведение объясняется увеличением доли мощности, отражаемой от входа фильтра</w:t>
-      </w:r>
-      <w:r>
-        <w:t>.</w:t>
+        <w:drawing>
+          <wp:inline distT="0" distB="0" distL="0" distR="0" wp14:anchorId="0F18F9AA" wp14:editId="56DA69E7">
+            <wp:extent cx="5835650" cy="3033540"/>
+            <wp:effectExtent l="0" t="0" r="0" b="0"/>
+            <wp:docPr id="42251484" name="Рисунок 1"/>
+            <wp:cNvGraphicFramePr>
+              <a:graphicFrameLocks xmlns:a="http://schemas.openxmlformats.org/drawingml/2006/main" noChangeAspect="1"/>
+            </wp:cNvGraphicFramePr>
+            <a:graphic xmlns:a="http://schemas.openxmlformats.org/drawingml/2006/main">
+              <a:graphicData uri="http://schemas.openxmlformats.org/drawingml/2006/picture">
+                <pic:pic xmlns:pic="http://schemas.openxmlformats.org/drawingml/2006/picture">
+                  <pic:nvPicPr>
+                    <pic:cNvPr id="42251484" name=""/>
+                    <pic:cNvPicPr/>
+                  </pic:nvPicPr>
+                  <pic:blipFill rotWithShape="1">
+                    <a:blip r:embed="rId19"/>
+                    <a:srcRect t="816"/>
+                    <a:stretch>
+                      <a:fillRect/>
+                    </a:stretch>
+                  </pic:blipFill>
+                  <pic:spPr bwMode="auto">
+                    <a:xfrm>
+                      <a:off x="0" y="0"/>
+                      <a:ext cx="5838734" cy="3035143"/>
+                    </a:xfrm>
+                    <a:prstGeom prst="rect">
+                      <a:avLst/>
+                    </a:prstGeom>
+                    <a:ln>
+                      <a:noFill/>
+                    </a:ln>
+                    <a:extLst>
+                      <a:ext uri="{53640926-AAD7-44D8-BBD7-CCE9431645EC}">
+                        <a14:shadowObscured xmlns:a14="http://schemas.microsoft.com/office/drawing/2010/main"/>
+                      </a:ext>
+                    </a:extLst>
+                  </pic:spPr>
+                </pic:pic>
+              </a:graphicData>
+            </a:graphic>
+          </wp:inline>
+        </w:drawing>
+      </w:r>
+    </w:p>
+    <w:p>
+      <w:pPr>
+        <w:pStyle w:val="af0"/>
+      </w:pPr>
+      <w:r>
+        <w:t xml:space="preserve">Рисунок </w:t>
+      </w:r>
+      <w:fldSimple w:instr=" SEQ Рисунок \* ARABIC ">
+        <w:r>
+          <w:rPr>
+            <w:noProof/>
+          </w:rPr>
+          <w:t>13</w:t>
+        </w:r>
+      </w:fldSimple>
+      <w:r>
+        <w:t xml:space="preserve"> - </w:t>
+      </w:r>
+      <w:r>
+        <w:t>Частотная зависимость коэффициента отражения фильтра</w:t>
       </w:r>
     </w:p>
     <w:p/>
@@ -13035,7 +12677,7 @@
                     <pic:cNvPicPr/>
                   </pic:nvPicPr>
                   <pic:blipFill rotWithShape="1">
-                    <a:blip r:embed="rId19"/>
+                    <a:blip r:embed="rId20"/>
                     <a:srcRect t="6039"/>
                     <a:stretch>
                       <a:fillRect/>
@@ -13072,27 +12714,14 @@
       <w:r>
         <w:t xml:space="preserve">Рисунок </w:t>
       </w:r>
-      <w:r>
-        <w:fldChar w:fldCharType="begin"/>
-      </w:r>
-      <w:r>
-        <w:instrText xml:space="preserve"> SEQ Рисунок \* ARABIC </w:instrText>
-      </w:r>
-      <w:r>
-        <w:fldChar w:fldCharType="separate"/>
-      </w:r>
-      <w:r>
-        <w:rPr>
-          <w:noProof/>
-        </w:rPr>
-        <w:t>13</w:t>
-      </w:r>
-      <w:r>
-        <w:rPr>
-          <w:noProof/>
-        </w:rPr>
-        <w:fldChar w:fldCharType="end"/>
-      </w:r>
+      <w:fldSimple w:instr=" SEQ Рисунок \* ARABIC ">
+        <w:r>
+          <w:rPr>
+            <w:noProof/>
+          </w:rPr>
+          <w:t>14</w:t>
+        </w:r>
+      </w:fldSimple>
       <w:r>
         <w:t xml:space="preserve"> – Частотные зависимости мощности на выходе </w:t>
       </w:r>
@@ -13119,19 +12748,16 @@
       </w:r>
     </w:p>
     <w:p>
+      <w:pPr>
+        <w:pStyle w:val="af0"/>
+      </w:pPr>
+    </w:p>
+    <w:p>
       <w:r>
         <w:tab/>
       </w:r>
       <w:r>
-        <w:t xml:space="preserve">При разомкнутом выходе </w:t>
-      </w:r>
-      <w:proofErr w:type="spellStart"/>
-      <w:r>
-        <w:t>ответвителя</w:t>
-      </w:r>
-      <w:proofErr w:type="spellEnd"/>
-      <w:r>
-        <w:t xml:space="preserve"> наблюдается наибольший уровень мощности в измерительном плече, поскольку коэффициент отражения от разомкнутой нагрузки равен единице и падающая волна полностью отражается.</w:t>
+        <w:t>При разомкнутом выходе ответвителя наблюдается наибольший уровень мощности в измерительном плече, поскольку коэффициент отражения от разомкнутой нагрузки равен единице и падающая волна полностью отражается.</w:t>
       </w:r>
     </w:p>
     <w:p>
@@ -13145,15 +12771,7 @@
         <w:t xml:space="preserve">, но в реальном измерении остается небольшой уровень </w:t>
       </w:r>
       <w:r>
-        <w:t xml:space="preserve">сигнала, связанный с шумами и характеристиками </w:t>
-      </w:r>
-      <w:proofErr w:type="spellStart"/>
-      <w:r>
-        <w:t>ответвителя</w:t>
-      </w:r>
-      <w:proofErr w:type="spellEnd"/>
-      <w:r>
-        <w:t>.</w:t>
+        <w:t>сигнала, связанный с шумами и характеристиками ответвителя.</w:t>
       </w:r>
     </w:p>
     <w:p>
@@ -13176,15 +12794,7 @@
         <w:t>уровня при разомкнутом</w:t>
       </w:r>
       <w:r>
-        <w:t xml:space="preserve"> выходе </w:t>
-      </w:r>
-      <w:proofErr w:type="spellStart"/>
-      <w:r>
-        <w:t>ответвителя</w:t>
-      </w:r>
-      <w:proofErr w:type="spellEnd"/>
-      <w:r>
-        <w:t>, а именно переход в полосу подавления.</w:t>
+        <w:t xml:space="preserve"> выходе ответвителя, а именно переход в полосу подавления.</w:t>
       </w:r>
       <w:r>
         <w:t xml:space="preserve"> </w:t>
@@ -13203,15 +12813,7 @@
       </w:pPr>
       <w:r>
         <w:lastRenderedPageBreak/>
-        <w:t xml:space="preserve">Подключим к выходу OUT </w:t>
-      </w:r>
-      <w:proofErr w:type="spellStart"/>
-      <w:r>
-        <w:t>ответвителя</w:t>
-      </w:r>
-      <w:proofErr w:type="spellEnd"/>
-      <w:r>
-        <w:t xml:space="preserve"> поочерёдно ненагруженные аттенюаторы 3, 6 и 10 дБ, а также снимем уровни на прежней сетке частот и сравним с уровнем без аттенюатора.</w:t>
+        <w:t>Подключим к выходу OUT ответвителя поочерёдно ненагруженные аттенюаторы 3, 6 и 10 дБ, а также снимем уровни на прежней сетке частот и сравним с уровнем без аттенюатора.</w:t>
       </w:r>
     </w:p>
     <w:p>
@@ -13404,21 +13006,7 @@
               <w:rFonts w:ascii="Cambria Math" w:hAnsi="Cambria Math"/>
               <w:lang w:val="en-US"/>
             </w:rPr>
-            <m:t>=-2</m:t>
-          </m:r>
-          <m:r>
-            <w:rPr>
-              <w:rFonts w:ascii="Cambria Math" w:hAnsi="Cambria Math"/>
-              <w:lang w:val="en-US"/>
-            </w:rPr>
-            <m:t>A</m:t>
-          </m:r>
-          <m:r>
-            <w:rPr>
-              <w:rFonts w:ascii="Cambria Math" w:hAnsi="Cambria Math"/>
-              <w:lang w:val="en-US"/>
-            </w:rPr>
-            <m:t xml:space="preserve"> </m:t>
+            <m:t xml:space="preserve">=-2A </m:t>
           </m:r>
           <m:r>
             <w:rPr>
@@ -13500,7 +13088,7 @@
                     <pic:cNvPicPr/>
                   </pic:nvPicPr>
                   <pic:blipFill rotWithShape="1">
-                    <a:blip r:embed="rId20"/>
+                    <a:blip r:embed="rId21"/>
                     <a:srcRect t="6395" b="1586"/>
                     <a:stretch>
                       <a:fillRect/>
@@ -13537,27 +13125,14 @@
       <w:r>
         <w:t xml:space="preserve">Рисунок </w:t>
       </w:r>
-      <w:r>
-        <w:fldChar w:fldCharType="begin"/>
-      </w:r>
-      <w:r>
-        <w:instrText xml:space="preserve"> SEQ Рисунок \* ARABIC </w:instrText>
-      </w:r>
-      <w:r>
-        <w:fldChar w:fldCharType="separate"/>
-      </w:r>
-      <w:r>
-        <w:rPr>
-          <w:noProof/>
-        </w:rPr>
-        <w:t>14</w:t>
-      </w:r>
-      <w:r>
-        <w:rPr>
-          <w:noProof/>
-        </w:rPr>
-        <w:fldChar w:fldCharType="end"/>
-      </w:r>
+      <w:fldSimple w:instr=" SEQ Рисунок \* ARABIC ">
+        <w:r>
+          <w:rPr>
+            <w:noProof/>
+          </w:rPr>
+          <w:t>15</w:t>
+        </w:r>
+      </w:fldSimple>
       <w:r>
         <w:t xml:space="preserve"> – </w:t>
       </w:r>
@@ -13609,15 +13184,7 @@
         <w:t>заметные</w:t>
       </w:r>
       <w:r>
-        <w:t xml:space="preserve"> для аттенюатора 10 дБ. Одной из основных возможных причин является уменьшение направленности </w:t>
-      </w:r>
-      <w:proofErr w:type="spellStart"/>
-      <w:r>
-        <w:t>ответвителя</w:t>
-      </w:r>
-      <w:proofErr w:type="spellEnd"/>
-      <w:r>
-        <w:t xml:space="preserve"> на высоких частотах, вследствие чего в измерительное плечо поступает дополнительная паразитная составляющая сигнала</w:t>
+        <w:t xml:space="preserve"> для аттенюатора 10 дБ. Одной из основных возможных причин является уменьшение направленности ответвителя на высоких частотах, вследствие чего в измерительное плечо поступает дополнительная паразитная составляющая сигнала</w:t>
       </w:r>
       <w:r>
         <w:t>, а т</w:t>
@@ -13655,7 +13222,7 @@
                     <pic:cNvPicPr/>
                   </pic:nvPicPr>
                   <pic:blipFill rotWithShape="1">
-                    <a:blip r:embed="rId21"/>
+                    <a:blip r:embed="rId22"/>
                     <a:srcRect t="6216"/>
                     <a:stretch>
                       <a:fillRect/>
@@ -13693,27 +13260,14 @@
       <w:r>
         <w:t xml:space="preserve">Рисунок </w:t>
       </w:r>
-      <w:r>
-        <w:fldChar w:fldCharType="begin"/>
-      </w:r>
-      <w:r>
-        <w:instrText xml:space="preserve"> SEQ Рисунок \* ARABIC </w:instrText>
-      </w:r>
-      <w:r>
-        <w:fldChar w:fldCharType="separate"/>
-      </w:r>
-      <w:r>
-        <w:rPr>
-          <w:noProof/>
-        </w:rPr>
-        <w:t>15</w:t>
-      </w:r>
-      <w:r>
-        <w:rPr>
-          <w:noProof/>
-        </w:rPr>
-        <w:fldChar w:fldCharType="end"/>
-      </w:r>
+      <w:fldSimple w:instr=" SEQ Рисунок \* ARABIC ">
+        <w:r>
+          <w:rPr>
+            <w:noProof/>
+          </w:rPr>
+          <w:t>16</w:t>
+        </w:r>
+      </w:fldSimple>
       <w:r>
         <w:t xml:space="preserve"> - Зависимости мощности </w:t>
       </w:r>
@@ -13793,15 +13347,7 @@
         <w:ind w:firstLine="709"/>
       </w:pPr>
       <w:r>
-        <w:t xml:space="preserve">В ходе лабораторной работы были исследованы основные параметры фильтра нижних частот LFCN-400 с использованием генератора сигналов, анализатора спектра и направленного </w:t>
-      </w:r>
-      <w:proofErr w:type="spellStart"/>
-      <w:r>
-        <w:t>ответвителя</w:t>
-      </w:r>
-      <w:proofErr w:type="spellEnd"/>
-      <w:r>
-        <w:t>. Получена амплитудно-частотная характеристика фильтра, экспериментально определен</w:t>
+        <w:t>В ходе лабораторной работы были исследованы основные параметры фильтра нижних частот LFCN-400 с использованием генератора сигналов, анализатора спектра и направленного ответвителя. Получена амплитудно-частотная характеристика фильтра, экспериментально определен</w:t>
       </w:r>
       <w:r>
         <w:t xml:space="preserve">ы полосы пропускания, </w:t>
@@ -13833,23 +13379,7 @@
         <w:ind w:firstLine="709"/>
       </w:pPr>
       <w:r>
-        <w:t xml:space="preserve">Исследованы частотные зависимости коэффициента отражения, КСВН и мощности сигнала в измерительном плече направленного </w:t>
-      </w:r>
-      <w:proofErr w:type="spellStart"/>
-      <w:r>
-        <w:t>ответвителя</w:t>
-      </w:r>
-      <w:proofErr w:type="spellEnd"/>
-      <w:r>
-        <w:t xml:space="preserve">. Установлено, что в полосе пропускания фильтр хорошо согласован с трактом, а в полосе подавления коэффициент отражения и КСВН возрастают. При исследовании ненагруженных аттенюаторов подтверждено двойное ослабление отражённой волны. Выявленные отклонения экспериментальных значений на высоких частотах могут быть обусловлены ограниченной направленностью </w:t>
-      </w:r>
-      <w:proofErr w:type="spellStart"/>
-      <w:r>
-        <w:t>ответвителя</w:t>
-      </w:r>
-      <w:proofErr w:type="spellEnd"/>
-      <w:r>
-        <w:t xml:space="preserve"> и погрешностями измерения слабых сигналов, связанными с настройками анализатора спектра.</w:t>
+        <w:t>Исследованы частотные зависимости коэффициента отражения, КСВН и мощности сигнала в измерительном плече направленного ответвителя. Установлено, что в полосе пропускания фильтр хорошо согласован с трактом, а в полосе подавления коэффициент отражения и КСВН возрастают. При исследовании ненагруженных аттенюаторов подтверждено двойное ослабление отражённой волны. Выявленные отклонения экспериментальных значений на высоких частотах могут быть обусловлены ограниченной направленностью ответвителя и погрешностями измерения слабых сигналов, связанными с настройками анализатора спектра.</w:t>
       </w:r>
     </w:p>
     <w:p>
@@ -13862,7 +13392,7 @@
       </w:pPr>
     </w:p>
     <w:sectPr>
-      <w:footerReference w:type="default" r:id="rId22"/>
+      <w:footerReference w:type="default" r:id="rId23"/>
       <w:pgSz w:w="11906" w:h="16838"/>
       <w:pgMar w:top="1134" w:right="850" w:bottom="1134" w:left="1701" w:header="708" w:footer="708" w:gutter="0"/>
       <w:cols w:space="708"/>
@@ -13911,7 +13441,6 @@
         <w:docPartUnique/>
       </w:docPartObj>
     </w:sdtPr>
-    <w:sdtEndPr/>
     <w:sdtContent>
       <w:p>
         <w:pPr>
@@ -15088,6 +14617,7 @@
   <w:style w:type="character" w:default="1" w:styleId="a0">
     <w:name w:val="Default Paragraph Font"/>
     <w:uiPriority w:val="1"/>
+    <w:semiHidden/>
     <w:unhideWhenUsed/>
   </w:style>
   <w:style w:type="table" w:default="1" w:styleId="a1">
